--- a/LAB4/Zad3-9.docx
+++ b/LAB4/Zad3-9.docx
@@ -1167,79 +1167,1292 @@
       </w:r>
     </w:p>
     <w:p>
-      <w:pPr>
-        <w:rPr>
-          <w:b/>
-          <w:bCs/>
-        </w:rPr>
-      </w:pPr>
-      <w:r>
-        <w:rPr>
-          <w:b/>
-          <w:bCs/>
+      <w:pPr/>
+      <w:r>
+        <w:rPr>
+          <w:b w:val="1"/>
+          <w:bCs w:val="1"/>
         </w:rPr>
         <w:t xml:space="preserve">Polecenie: Używając tabeli prawdziwości sprawdź, czy (p </w:t>
       </w:r>
       <w:r>
         <w:rPr>
           <w:rFonts w:ascii="Cambria Math" w:hAnsi="Cambria Math" w:cs="Cambria Math"/>
-          <w:b/>
-          <w:bCs/>
+          <w:b w:val="1"/>
+          <w:bCs w:val="1"/>
         </w:rPr>
         <w:t>⇒</w:t>
       </w:r>
       <w:r>
         <w:rPr>
-          <w:b/>
-          <w:bCs/>
+          <w:b w:val="1"/>
+          <w:bCs w:val="1"/>
         </w:rPr>
         <w:t xml:space="preserve"> q) </w:t>
       </w:r>
       <w:r>
         <w:rPr>
           <w:rFonts w:ascii="Cambria Math" w:hAnsi="Cambria Math" w:cs="Cambria Math"/>
-          <w:b/>
-          <w:bCs/>
+          <w:b w:val="1"/>
+          <w:bCs w:val="1"/>
         </w:rPr>
         <w:t>⊨</w:t>
       </w:r>
       <w:r>
         <w:rPr>
-          <w:b/>
-          <w:bCs/>
+          <w:b w:val="1"/>
+          <w:bCs w:val="1"/>
         </w:rPr>
         <w:t xml:space="preserve"> ((p </w:t>
       </w:r>
       <w:r>
         <w:rPr>
           <w:rFonts w:ascii="Cambria Math" w:hAnsi="Cambria Math" w:cs="Cambria Math"/>
-          <w:b/>
-          <w:bCs/>
+          <w:b w:val="1"/>
+          <w:bCs w:val="1"/>
         </w:rPr>
         <w:t>∧</w:t>
       </w:r>
       <w:r>
         <w:rPr>
-          <w:b/>
-          <w:bCs/>
+          <w:b w:val="1"/>
+          <w:bCs w:val="1"/>
         </w:rPr>
         <w:t xml:space="preserve"> r) </w:t>
       </w:r>
       <w:r>
         <w:rPr>
           <w:rFonts w:ascii="Cambria Math" w:hAnsi="Cambria Math" w:cs="Cambria Math"/>
-          <w:b/>
-          <w:bCs/>
+          <w:b w:val="1"/>
+          <w:bCs w:val="1"/>
         </w:rPr>
         <w:t>⇒</w:t>
       </w:r>
       <w:r>
         <w:rPr>
-          <w:b/>
-          <w:bCs/>
+          <w:b w:val="1"/>
+          <w:bCs w:val="1"/>
         </w:rPr>
         <w:t xml:space="preserve"> q).</w:t>
       </w:r>
+    </w:p>
+    <w:tbl>
+      <w:tblPr>
+        <w:tblStyle w:val="TableGrid"/>
+        <w:tblW w:w="0" w:type="auto"/>
+        <w:tblLook w:val="06A0" w:firstRow="1" w:lastRow="0" w:firstColumn="1" w:lastColumn="0" w:noHBand="1" w:noVBand="1"/>
+      </w:tblPr>
+      <w:tblGrid>
+        <w:gridCol w:w="1294"/>
+        <w:gridCol w:w="810"/>
+        <w:gridCol w:w="555"/>
+        <w:gridCol w:w="555"/>
+        <w:gridCol w:w="945"/>
+        <w:gridCol w:w="960"/>
+        <w:gridCol w:w="1530"/>
+      </w:tblGrid>
+      <w:tr>
+        <w:trPr>
+          <w:trHeight w:val="300"/>
+        </w:trPr>
+        <w:tc>
+          <w:tcPr>
+            <w:tcW w:w="1294" w:type="dxa"/>
+            <w:shd w:val="clear" w:color="auto" w:fill="DAE8F8"/>
+            <w:tcMar/>
+          </w:tcPr>
+          <w:p>
+            <w:pPr>
+              <w:pStyle w:val="Normalny"/>
+            </w:pPr>
+            <w:r>
+              <w:rPr>
+                <w:b w:val="1"/>
+                <w:bCs w:val="1"/>
+              </w:rPr>
+              <w:t>Wiersz</w:t>
+            </w:r>
+          </w:p>
+        </w:tc>
+        <w:tc>
+          <w:tcPr>
+            <w:tcW w:w="810" w:type="dxa"/>
+            <w:shd w:val="clear" w:color="auto" w:fill="DAE8F8"/>
+            <w:tcMar/>
+          </w:tcPr>
+          <w:p>
+            <w:pPr>
+              <w:pStyle w:val="Normalny"/>
+            </w:pPr>
+            <w:r>
+              <w:rPr>
+                <w:b w:val="1"/>
+                <w:bCs w:val="1"/>
+              </w:rPr>
+              <w:t>p</w:t>
+            </w:r>
+          </w:p>
+        </w:tc>
+        <w:tc>
+          <w:tcPr>
+            <w:tcW w:w="555" w:type="dxa"/>
+            <w:shd w:val="clear" w:color="auto" w:fill="DAE8F8"/>
+            <w:tcMar/>
+          </w:tcPr>
+          <w:p>
+            <w:pPr>
+              <w:pStyle w:val="Normalny"/>
+            </w:pPr>
+            <w:r>
+              <w:rPr>
+                <w:b w:val="1"/>
+                <w:bCs w:val="1"/>
+              </w:rPr>
+              <w:t>q</w:t>
+            </w:r>
+          </w:p>
+        </w:tc>
+        <w:tc>
+          <w:tcPr>
+            <w:tcW w:w="555" w:type="dxa"/>
+            <w:shd w:val="clear" w:color="auto" w:fill="DAE8F8"/>
+            <w:tcMar/>
+          </w:tcPr>
+          <w:p>
+            <w:pPr>
+              <w:pStyle w:val="Normalny"/>
+            </w:pPr>
+            <w:r>
+              <w:rPr>
+                <w:b w:val="1"/>
+                <w:bCs w:val="1"/>
+              </w:rPr>
+              <w:t>r</w:t>
+            </w:r>
+          </w:p>
+        </w:tc>
+        <w:tc>
+          <w:tcPr>
+            <w:tcW w:w="945" w:type="dxa"/>
+            <w:shd w:val="clear" w:color="auto" w:fill="DAE8F8"/>
+            <w:tcMar/>
+          </w:tcPr>
+          <w:p>
+            <w:pPr>
+              <w:pStyle w:val="Normalny"/>
+              <w:rPr>
+                <w:b w:val="1"/>
+                <w:bCs w:val="1"/>
+              </w:rPr>
+            </w:pPr>
+            <w:r>
+              <w:rPr>
+                <w:b w:val="1"/>
+                <w:bCs w:val="1"/>
+              </w:rPr>
+              <w:t>p ⇒ q</w:t>
+            </w:r>
+          </w:p>
+        </w:tc>
+        <w:tc>
+          <w:tcPr>
+            <w:tcW w:w="960" w:type="dxa"/>
+            <w:shd w:val="clear" w:color="auto" w:fill="DAE8F8"/>
+            <w:tcMar/>
+          </w:tcPr>
+          <w:p>
+            <w:pPr>
+              <w:pStyle w:val="Normalny"/>
+              <w:rPr>
+                <w:b w:val="1"/>
+                <w:bCs w:val="1"/>
+              </w:rPr>
+            </w:pPr>
+            <w:r>
+              <w:rPr>
+                <w:b w:val="1"/>
+                <w:bCs w:val="1"/>
+              </w:rPr>
+              <w:t>p ∧ r</w:t>
+            </w:r>
+          </w:p>
+        </w:tc>
+        <w:tc>
+          <w:tcPr>
+            <w:tcW w:w="1530" w:type="dxa"/>
+            <w:shd w:val="clear" w:color="auto" w:fill="DAE8F8"/>
+            <w:tcMar/>
+          </w:tcPr>
+          <w:p>
+            <w:pPr>
+              <w:pStyle w:val="Normalny"/>
+            </w:pPr>
+            <w:r>
+              <w:rPr>
+                <w:b w:val="1"/>
+                <w:bCs w:val="1"/>
+              </w:rPr>
+              <w:t>(p ∧ r) ⇒ q</w:t>
+            </w:r>
+          </w:p>
+        </w:tc>
+      </w:tr>
+      <w:tr>
+        <w:trPr>
+          <w:trHeight w:val="300"/>
+        </w:trPr>
+        <w:tc>
+          <w:tcPr>
+            <w:tcW w:w="1294" w:type="dxa"/>
+            <w:tcMar/>
+          </w:tcPr>
+          <w:p>
+            <w:pPr>
+              <w:pStyle w:val="Normalny"/>
+            </w:pPr>
+            <w:r>
+              <w:rPr>
+                <w:b w:val="1"/>
+                <w:bCs w:val="1"/>
+              </w:rPr>
+              <w:t>v1</w:t>
+            </w:r>
+          </w:p>
+        </w:tc>
+        <w:tc>
+          <w:tcPr>
+            <w:tcW w:w="810" w:type="dxa"/>
+            <w:tcMar/>
+          </w:tcPr>
+          <w:p>
+            <w:pPr>
+              <w:pStyle w:val="Normalny"/>
+            </w:pPr>
+            <w:r>
+              <w:rPr>
+                <w:b w:val="1"/>
+                <w:bCs w:val="1"/>
+              </w:rPr>
+              <w:t>0</w:t>
+            </w:r>
+          </w:p>
+        </w:tc>
+        <w:tc>
+          <w:tcPr>
+            <w:tcW w:w="555" w:type="dxa"/>
+            <w:tcMar/>
+          </w:tcPr>
+          <w:p>
+            <w:pPr>
+              <w:pStyle w:val="Normalny"/>
+            </w:pPr>
+            <w:r>
+              <w:rPr>
+                <w:b w:val="1"/>
+                <w:bCs w:val="1"/>
+              </w:rPr>
+              <w:t>0</w:t>
+            </w:r>
+          </w:p>
+        </w:tc>
+        <w:tc>
+          <w:tcPr>
+            <w:tcW w:w="555" w:type="dxa"/>
+            <w:tcMar/>
+          </w:tcPr>
+          <w:p>
+            <w:pPr>
+              <w:pStyle w:val="Normalny"/>
+            </w:pPr>
+            <w:r>
+              <w:rPr>
+                <w:b w:val="1"/>
+                <w:bCs w:val="1"/>
+              </w:rPr>
+              <w:t>0</w:t>
+            </w:r>
+          </w:p>
+        </w:tc>
+        <w:tc>
+          <w:tcPr>
+            <w:tcW w:w="945" w:type="dxa"/>
+            <w:tcMar/>
+          </w:tcPr>
+          <w:p>
+            <w:pPr>
+              <w:pStyle w:val="Normalny"/>
+            </w:pPr>
+            <w:r>
+              <w:rPr>
+                <w:b w:val="1"/>
+                <w:bCs w:val="1"/>
+              </w:rPr>
+              <w:t>1</w:t>
+            </w:r>
+          </w:p>
+        </w:tc>
+        <w:tc>
+          <w:tcPr>
+            <w:tcW w:w="960" w:type="dxa"/>
+            <w:tcMar/>
+          </w:tcPr>
+          <w:p>
+            <w:pPr>
+              <w:pStyle w:val="Normalny"/>
+            </w:pPr>
+            <w:r>
+              <w:rPr>
+                <w:b w:val="1"/>
+                <w:bCs w:val="1"/>
+              </w:rPr>
+              <w:t>0</w:t>
+            </w:r>
+          </w:p>
+        </w:tc>
+        <w:tc>
+          <w:tcPr>
+            <w:tcW w:w="1530" w:type="dxa"/>
+            <w:tcMar/>
+          </w:tcPr>
+          <w:p>
+            <w:pPr>
+              <w:pStyle w:val="Normalny"/>
+            </w:pPr>
+            <w:r>
+              <w:rPr>
+                <w:b w:val="1"/>
+                <w:bCs w:val="1"/>
+              </w:rPr>
+              <w:t>1</w:t>
+            </w:r>
+          </w:p>
+        </w:tc>
+      </w:tr>
+      <w:tr>
+        <w:trPr>
+          <w:trHeight w:val="300"/>
+        </w:trPr>
+        <w:tc>
+          <w:tcPr>
+            <w:tcW w:w="1294" w:type="dxa"/>
+            <w:tcMar/>
+          </w:tcPr>
+          <w:p>
+            <w:pPr>
+              <w:pStyle w:val="Normalny"/>
+            </w:pPr>
+            <w:r>
+              <w:rPr>
+                <w:b w:val="1"/>
+                <w:bCs w:val="1"/>
+              </w:rPr>
+              <w:t>v2</w:t>
+            </w:r>
+          </w:p>
+        </w:tc>
+        <w:tc>
+          <w:tcPr>
+            <w:tcW w:w="810" w:type="dxa"/>
+            <w:tcMar/>
+          </w:tcPr>
+          <w:p>
+            <w:pPr>
+              <w:pStyle w:val="Normalny"/>
+            </w:pPr>
+            <w:r>
+              <w:rPr>
+                <w:b w:val="1"/>
+                <w:bCs w:val="1"/>
+              </w:rPr>
+              <w:t>0</w:t>
+            </w:r>
+          </w:p>
+        </w:tc>
+        <w:tc>
+          <w:tcPr>
+            <w:tcW w:w="555" w:type="dxa"/>
+            <w:tcMar/>
+          </w:tcPr>
+          <w:p>
+            <w:pPr>
+              <w:pStyle w:val="Normalny"/>
+            </w:pPr>
+            <w:r>
+              <w:rPr>
+                <w:b w:val="1"/>
+                <w:bCs w:val="1"/>
+              </w:rPr>
+              <w:t>0</w:t>
+            </w:r>
+          </w:p>
+        </w:tc>
+        <w:tc>
+          <w:tcPr>
+            <w:tcW w:w="555" w:type="dxa"/>
+            <w:tcMar/>
+          </w:tcPr>
+          <w:p>
+            <w:pPr>
+              <w:pStyle w:val="Normalny"/>
+            </w:pPr>
+            <w:r>
+              <w:rPr>
+                <w:b w:val="1"/>
+                <w:bCs w:val="1"/>
+              </w:rPr>
+              <w:t>1</w:t>
+            </w:r>
+          </w:p>
+        </w:tc>
+        <w:tc>
+          <w:tcPr>
+            <w:tcW w:w="945" w:type="dxa"/>
+            <w:tcMar/>
+          </w:tcPr>
+          <w:p>
+            <w:pPr>
+              <w:pStyle w:val="Normalny"/>
+            </w:pPr>
+            <w:r>
+              <w:rPr>
+                <w:b w:val="1"/>
+                <w:bCs w:val="1"/>
+              </w:rPr>
+              <w:t>1</w:t>
+            </w:r>
+          </w:p>
+        </w:tc>
+        <w:tc>
+          <w:tcPr>
+            <w:tcW w:w="960" w:type="dxa"/>
+            <w:tcMar/>
+          </w:tcPr>
+          <w:p>
+            <w:pPr>
+              <w:pStyle w:val="Normalny"/>
+            </w:pPr>
+            <w:r>
+              <w:rPr>
+                <w:b w:val="1"/>
+                <w:bCs w:val="1"/>
+              </w:rPr>
+              <w:t>0</w:t>
+            </w:r>
+          </w:p>
+        </w:tc>
+        <w:tc>
+          <w:tcPr>
+            <w:tcW w:w="1530" w:type="dxa"/>
+            <w:tcMar/>
+          </w:tcPr>
+          <w:p>
+            <w:pPr>
+              <w:pStyle w:val="Normalny"/>
+            </w:pPr>
+            <w:r>
+              <w:rPr>
+                <w:b w:val="1"/>
+                <w:bCs w:val="1"/>
+              </w:rPr>
+              <w:t>1</w:t>
+            </w:r>
+          </w:p>
+        </w:tc>
+      </w:tr>
+      <w:tr>
+        <w:trPr>
+          <w:trHeight w:val="300"/>
+        </w:trPr>
+        <w:tc>
+          <w:tcPr>
+            <w:tcW w:w="1294" w:type="dxa"/>
+            <w:tcMar/>
+          </w:tcPr>
+          <w:p>
+            <w:pPr>
+              <w:pStyle w:val="Normalny"/>
+            </w:pPr>
+            <w:r>
+              <w:rPr>
+                <w:b w:val="1"/>
+                <w:bCs w:val="1"/>
+              </w:rPr>
+              <w:t>v3</w:t>
+            </w:r>
+          </w:p>
+        </w:tc>
+        <w:tc>
+          <w:tcPr>
+            <w:tcW w:w="810" w:type="dxa"/>
+            <w:tcMar/>
+          </w:tcPr>
+          <w:p>
+            <w:pPr>
+              <w:pStyle w:val="Normalny"/>
+            </w:pPr>
+            <w:r>
+              <w:rPr>
+                <w:b w:val="1"/>
+                <w:bCs w:val="1"/>
+              </w:rPr>
+              <w:t>0</w:t>
+            </w:r>
+          </w:p>
+        </w:tc>
+        <w:tc>
+          <w:tcPr>
+            <w:tcW w:w="555" w:type="dxa"/>
+            <w:tcMar/>
+          </w:tcPr>
+          <w:p>
+            <w:pPr>
+              <w:pStyle w:val="Normalny"/>
+            </w:pPr>
+            <w:r>
+              <w:rPr>
+                <w:b w:val="1"/>
+                <w:bCs w:val="1"/>
+              </w:rPr>
+              <w:t>1</w:t>
+            </w:r>
+          </w:p>
+        </w:tc>
+        <w:tc>
+          <w:tcPr>
+            <w:tcW w:w="555" w:type="dxa"/>
+            <w:tcMar/>
+          </w:tcPr>
+          <w:p>
+            <w:pPr>
+              <w:pStyle w:val="Normalny"/>
+            </w:pPr>
+            <w:r>
+              <w:rPr>
+                <w:b w:val="1"/>
+                <w:bCs w:val="1"/>
+              </w:rPr>
+              <w:t>0</w:t>
+            </w:r>
+          </w:p>
+        </w:tc>
+        <w:tc>
+          <w:tcPr>
+            <w:tcW w:w="945" w:type="dxa"/>
+            <w:tcMar/>
+          </w:tcPr>
+          <w:p>
+            <w:pPr>
+              <w:pStyle w:val="Normalny"/>
+            </w:pPr>
+            <w:r>
+              <w:rPr>
+                <w:b w:val="1"/>
+                <w:bCs w:val="1"/>
+              </w:rPr>
+              <w:t>1</w:t>
+            </w:r>
+          </w:p>
+        </w:tc>
+        <w:tc>
+          <w:tcPr>
+            <w:tcW w:w="960" w:type="dxa"/>
+            <w:tcMar/>
+          </w:tcPr>
+          <w:p>
+            <w:pPr>
+              <w:pStyle w:val="Normalny"/>
+            </w:pPr>
+            <w:r>
+              <w:rPr>
+                <w:b w:val="1"/>
+                <w:bCs w:val="1"/>
+              </w:rPr>
+              <w:t>0</w:t>
+            </w:r>
+          </w:p>
+        </w:tc>
+        <w:tc>
+          <w:tcPr>
+            <w:tcW w:w="1530" w:type="dxa"/>
+            <w:tcMar/>
+          </w:tcPr>
+          <w:p>
+            <w:pPr>
+              <w:pStyle w:val="Normalny"/>
+            </w:pPr>
+            <w:r>
+              <w:rPr>
+                <w:b w:val="1"/>
+                <w:bCs w:val="1"/>
+              </w:rPr>
+              <w:t>1</w:t>
+            </w:r>
+          </w:p>
+        </w:tc>
+      </w:tr>
+      <w:tr>
+        <w:trPr>
+          <w:trHeight w:val="300"/>
+        </w:trPr>
+        <w:tc>
+          <w:tcPr>
+            <w:tcW w:w="1294" w:type="dxa"/>
+            <w:tcMar/>
+          </w:tcPr>
+          <w:p>
+            <w:pPr>
+              <w:pStyle w:val="Normalny"/>
+            </w:pPr>
+            <w:r>
+              <w:rPr>
+                <w:b w:val="1"/>
+                <w:bCs w:val="1"/>
+              </w:rPr>
+              <w:t>v4</w:t>
+            </w:r>
+          </w:p>
+        </w:tc>
+        <w:tc>
+          <w:tcPr>
+            <w:tcW w:w="810" w:type="dxa"/>
+            <w:tcMar/>
+          </w:tcPr>
+          <w:p>
+            <w:pPr>
+              <w:pStyle w:val="Normalny"/>
+            </w:pPr>
+            <w:r>
+              <w:rPr>
+                <w:b w:val="1"/>
+                <w:bCs w:val="1"/>
+              </w:rPr>
+              <w:t>0</w:t>
+            </w:r>
+          </w:p>
+        </w:tc>
+        <w:tc>
+          <w:tcPr>
+            <w:tcW w:w="555" w:type="dxa"/>
+            <w:tcMar/>
+          </w:tcPr>
+          <w:p>
+            <w:pPr>
+              <w:pStyle w:val="Normalny"/>
+            </w:pPr>
+            <w:r>
+              <w:rPr>
+                <w:b w:val="1"/>
+                <w:bCs w:val="1"/>
+              </w:rPr>
+              <w:t>1</w:t>
+            </w:r>
+          </w:p>
+        </w:tc>
+        <w:tc>
+          <w:tcPr>
+            <w:tcW w:w="555" w:type="dxa"/>
+            <w:tcMar/>
+          </w:tcPr>
+          <w:p>
+            <w:pPr>
+              <w:pStyle w:val="Normalny"/>
+            </w:pPr>
+            <w:r>
+              <w:rPr>
+                <w:b w:val="1"/>
+                <w:bCs w:val="1"/>
+              </w:rPr>
+              <w:t>1</w:t>
+            </w:r>
+          </w:p>
+        </w:tc>
+        <w:tc>
+          <w:tcPr>
+            <w:tcW w:w="945" w:type="dxa"/>
+            <w:tcMar/>
+          </w:tcPr>
+          <w:p>
+            <w:pPr>
+              <w:pStyle w:val="Normalny"/>
+            </w:pPr>
+            <w:r>
+              <w:rPr>
+                <w:b w:val="1"/>
+                <w:bCs w:val="1"/>
+              </w:rPr>
+              <w:t>1</w:t>
+            </w:r>
+          </w:p>
+        </w:tc>
+        <w:tc>
+          <w:tcPr>
+            <w:tcW w:w="960" w:type="dxa"/>
+            <w:tcMar/>
+          </w:tcPr>
+          <w:p>
+            <w:pPr>
+              <w:pStyle w:val="Normalny"/>
+            </w:pPr>
+            <w:r>
+              <w:rPr>
+                <w:b w:val="1"/>
+                <w:bCs w:val="1"/>
+              </w:rPr>
+              <w:t>0</w:t>
+            </w:r>
+          </w:p>
+        </w:tc>
+        <w:tc>
+          <w:tcPr>
+            <w:tcW w:w="1530" w:type="dxa"/>
+            <w:tcMar/>
+          </w:tcPr>
+          <w:p>
+            <w:pPr>
+              <w:pStyle w:val="Normalny"/>
+            </w:pPr>
+            <w:r>
+              <w:rPr>
+                <w:b w:val="1"/>
+                <w:bCs w:val="1"/>
+              </w:rPr>
+              <w:t>1</w:t>
+            </w:r>
+          </w:p>
+        </w:tc>
+      </w:tr>
+      <w:tr>
+        <w:trPr>
+          <w:trHeight w:val="300"/>
+        </w:trPr>
+        <w:tc>
+          <w:tcPr>
+            <w:tcW w:w="1294" w:type="dxa"/>
+            <w:tcMar/>
+          </w:tcPr>
+          <w:p>
+            <w:pPr>
+              <w:pStyle w:val="Normalny"/>
+            </w:pPr>
+            <w:r>
+              <w:rPr>
+                <w:b w:val="1"/>
+                <w:bCs w:val="1"/>
+              </w:rPr>
+              <w:t>v5</w:t>
+            </w:r>
+          </w:p>
+        </w:tc>
+        <w:tc>
+          <w:tcPr>
+            <w:tcW w:w="810" w:type="dxa"/>
+            <w:tcMar/>
+          </w:tcPr>
+          <w:p>
+            <w:pPr>
+              <w:pStyle w:val="Normalny"/>
+            </w:pPr>
+            <w:r>
+              <w:rPr>
+                <w:b w:val="1"/>
+                <w:bCs w:val="1"/>
+              </w:rPr>
+              <w:t>1</w:t>
+            </w:r>
+          </w:p>
+        </w:tc>
+        <w:tc>
+          <w:tcPr>
+            <w:tcW w:w="555" w:type="dxa"/>
+            <w:tcMar/>
+          </w:tcPr>
+          <w:p>
+            <w:pPr>
+              <w:pStyle w:val="Normalny"/>
+            </w:pPr>
+            <w:r>
+              <w:rPr>
+                <w:b w:val="1"/>
+                <w:bCs w:val="1"/>
+              </w:rPr>
+              <w:t>0</w:t>
+            </w:r>
+          </w:p>
+        </w:tc>
+        <w:tc>
+          <w:tcPr>
+            <w:tcW w:w="555" w:type="dxa"/>
+            <w:tcMar/>
+          </w:tcPr>
+          <w:p>
+            <w:pPr>
+              <w:pStyle w:val="Normalny"/>
+            </w:pPr>
+            <w:r>
+              <w:rPr>
+                <w:b w:val="1"/>
+                <w:bCs w:val="1"/>
+              </w:rPr>
+              <w:t>0</w:t>
+            </w:r>
+          </w:p>
+        </w:tc>
+        <w:tc>
+          <w:tcPr>
+            <w:tcW w:w="945" w:type="dxa"/>
+            <w:tcMar/>
+          </w:tcPr>
+          <w:p>
+            <w:pPr>
+              <w:pStyle w:val="Normalny"/>
+            </w:pPr>
+            <w:r>
+              <w:rPr>
+                <w:b w:val="1"/>
+                <w:bCs w:val="1"/>
+              </w:rPr>
+              <w:t>0</w:t>
+            </w:r>
+          </w:p>
+        </w:tc>
+        <w:tc>
+          <w:tcPr>
+            <w:tcW w:w="960" w:type="dxa"/>
+            <w:tcMar/>
+          </w:tcPr>
+          <w:p>
+            <w:pPr>
+              <w:pStyle w:val="Normalny"/>
+            </w:pPr>
+            <w:r>
+              <w:rPr>
+                <w:b w:val="1"/>
+                <w:bCs w:val="1"/>
+              </w:rPr>
+              <w:t>0</w:t>
+            </w:r>
+          </w:p>
+        </w:tc>
+        <w:tc>
+          <w:tcPr>
+            <w:tcW w:w="1530" w:type="dxa"/>
+            <w:tcMar/>
+          </w:tcPr>
+          <w:p>
+            <w:pPr>
+              <w:pStyle w:val="Normalny"/>
+            </w:pPr>
+            <w:r>
+              <w:rPr>
+                <w:b w:val="1"/>
+                <w:bCs w:val="1"/>
+              </w:rPr>
+              <w:t>1</w:t>
+            </w:r>
+          </w:p>
+        </w:tc>
+      </w:tr>
+      <w:tr>
+        <w:trPr>
+          <w:trHeight w:val="300"/>
+        </w:trPr>
+        <w:tc>
+          <w:tcPr>
+            <w:tcW w:w="1294" w:type="dxa"/>
+            <w:tcMar/>
+          </w:tcPr>
+          <w:p>
+            <w:pPr>
+              <w:pStyle w:val="Normalny"/>
+            </w:pPr>
+            <w:r>
+              <w:rPr>
+                <w:b w:val="1"/>
+                <w:bCs w:val="1"/>
+              </w:rPr>
+              <w:t>v6</w:t>
+            </w:r>
+          </w:p>
+        </w:tc>
+        <w:tc>
+          <w:tcPr>
+            <w:tcW w:w="810" w:type="dxa"/>
+            <w:tcMar/>
+          </w:tcPr>
+          <w:p>
+            <w:pPr>
+              <w:pStyle w:val="Normalny"/>
+            </w:pPr>
+            <w:r>
+              <w:rPr>
+                <w:b w:val="1"/>
+                <w:bCs w:val="1"/>
+              </w:rPr>
+              <w:t>1</w:t>
+            </w:r>
+          </w:p>
+        </w:tc>
+        <w:tc>
+          <w:tcPr>
+            <w:tcW w:w="555" w:type="dxa"/>
+            <w:tcMar/>
+          </w:tcPr>
+          <w:p>
+            <w:pPr>
+              <w:pStyle w:val="Normalny"/>
+            </w:pPr>
+            <w:r>
+              <w:rPr>
+                <w:b w:val="1"/>
+                <w:bCs w:val="1"/>
+              </w:rPr>
+              <w:t>0</w:t>
+            </w:r>
+          </w:p>
+        </w:tc>
+        <w:tc>
+          <w:tcPr>
+            <w:tcW w:w="555" w:type="dxa"/>
+            <w:tcMar/>
+          </w:tcPr>
+          <w:p>
+            <w:pPr>
+              <w:pStyle w:val="Normalny"/>
+            </w:pPr>
+            <w:r>
+              <w:rPr>
+                <w:b w:val="1"/>
+                <w:bCs w:val="1"/>
+              </w:rPr>
+              <w:t>1</w:t>
+            </w:r>
+          </w:p>
+        </w:tc>
+        <w:tc>
+          <w:tcPr>
+            <w:tcW w:w="945" w:type="dxa"/>
+            <w:tcMar/>
+          </w:tcPr>
+          <w:p>
+            <w:pPr>
+              <w:pStyle w:val="Normalny"/>
+            </w:pPr>
+            <w:r>
+              <w:rPr>
+                <w:b w:val="1"/>
+                <w:bCs w:val="1"/>
+              </w:rPr>
+              <w:t>0</w:t>
+            </w:r>
+          </w:p>
+        </w:tc>
+        <w:tc>
+          <w:tcPr>
+            <w:tcW w:w="960" w:type="dxa"/>
+            <w:tcMar/>
+          </w:tcPr>
+          <w:p>
+            <w:pPr>
+              <w:pStyle w:val="Normalny"/>
+            </w:pPr>
+            <w:r>
+              <w:rPr>
+                <w:b w:val="1"/>
+                <w:bCs w:val="1"/>
+              </w:rPr>
+              <w:t>1</w:t>
+            </w:r>
+          </w:p>
+        </w:tc>
+        <w:tc>
+          <w:tcPr>
+            <w:tcW w:w="1530" w:type="dxa"/>
+            <w:tcMar/>
+          </w:tcPr>
+          <w:p>
+            <w:pPr>
+              <w:pStyle w:val="Normalny"/>
+            </w:pPr>
+            <w:r>
+              <w:rPr>
+                <w:b w:val="1"/>
+                <w:bCs w:val="1"/>
+              </w:rPr>
+              <w:t>0</w:t>
+            </w:r>
+          </w:p>
+        </w:tc>
+      </w:tr>
+      <w:tr>
+        <w:trPr>
+          <w:trHeight w:val="300"/>
+        </w:trPr>
+        <w:tc>
+          <w:tcPr>
+            <w:tcW w:w="1294" w:type="dxa"/>
+            <w:tcMar/>
+          </w:tcPr>
+          <w:p>
+            <w:pPr>
+              <w:pStyle w:val="Normalny"/>
+            </w:pPr>
+            <w:r>
+              <w:rPr>
+                <w:b w:val="1"/>
+                <w:bCs w:val="1"/>
+              </w:rPr>
+              <w:t>v7</w:t>
+            </w:r>
+          </w:p>
+        </w:tc>
+        <w:tc>
+          <w:tcPr>
+            <w:tcW w:w="810" w:type="dxa"/>
+            <w:tcMar/>
+          </w:tcPr>
+          <w:p>
+            <w:pPr>
+              <w:pStyle w:val="Normalny"/>
+            </w:pPr>
+            <w:r>
+              <w:rPr>
+                <w:b w:val="1"/>
+                <w:bCs w:val="1"/>
+              </w:rPr>
+              <w:t>1</w:t>
+            </w:r>
+          </w:p>
+        </w:tc>
+        <w:tc>
+          <w:tcPr>
+            <w:tcW w:w="555" w:type="dxa"/>
+            <w:tcMar/>
+          </w:tcPr>
+          <w:p>
+            <w:pPr>
+              <w:pStyle w:val="Normalny"/>
+            </w:pPr>
+            <w:r>
+              <w:rPr>
+                <w:b w:val="1"/>
+                <w:bCs w:val="1"/>
+              </w:rPr>
+              <w:t>1</w:t>
+            </w:r>
+          </w:p>
+        </w:tc>
+        <w:tc>
+          <w:tcPr>
+            <w:tcW w:w="555" w:type="dxa"/>
+            <w:tcMar/>
+          </w:tcPr>
+          <w:p>
+            <w:pPr>
+              <w:pStyle w:val="Normalny"/>
+            </w:pPr>
+            <w:r>
+              <w:rPr>
+                <w:b w:val="1"/>
+                <w:bCs w:val="1"/>
+              </w:rPr>
+              <w:t>0</w:t>
+            </w:r>
+          </w:p>
+        </w:tc>
+        <w:tc>
+          <w:tcPr>
+            <w:tcW w:w="945" w:type="dxa"/>
+            <w:tcMar/>
+          </w:tcPr>
+          <w:p>
+            <w:pPr>
+              <w:pStyle w:val="Normalny"/>
+            </w:pPr>
+            <w:r>
+              <w:rPr>
+                <w:b w:val="1"/>
+                <w:bCs w:val="1"/>
+              </w:rPr>
+              <w:t>1</w:t>
+            </w:r>
+          </w:p>
+        </w:tc>
+        <w:tc>
+          <w:tcPr>
+            <w:tcW w:w="960" w:type="dxa"/>
+            <w:tcMar/>
+          </w:tcPr>
+          <w:p>
+            <w:pPr>
+              <w:pStyle w:val="Normalny"/>
+            </w:pPr>
+            <w:r>
+              <w:rPr>
+                <w:b w:val="1"/>
+                <w:bCs w:val="1"/>
+              </w:rPr>
+              <w:t>0</w:t>
+            </w:r>
+          </w:p>
+        </w:tc>
+        <w:tc>
+          <w:tcPr>
+            <w:tcW w:w="1530" w:type="dxa"/>
+            <w:tcMar/>
+          </w:tcPr>
+          <w:p>
+            <w:pPr>
+              <w:pStyle w:val="Normalny"/>
+            </w:pPr>
+            <w:r>
+              <w:rPr>
+                <w:b w:val="1"/>
+                <w:bCs w:val="1"/>
+              </w:rPr>
+              <w:t>1</w:t>
+            </w:r>
+          </w:p>
+        </w:tc>
+      </w:tr>
+      <w:tr>
+        <w:trPr>
+          <w:trHeight w:val="300"/>
+        </w:trPr>
+        <w:tc>
+          <w:tcPr>
+            <w:tcW w:w="1294" w:type="dxa"/>
+            <w:tcMar/>
+          </w:tcPr>
+          <w:p>
+            <w:pPr>
+              <w:pStyle w:val="Normalny"/>
+            </w:pPr>
+            <w:r>
+              <w:rPr>
+                <w:b w:val="1"/>
+                <w:bCs w:val="1"/>
+              </w:rPr>
+              <w:t>v8</w:t>
+            </w:r>
+          </w:p>
+        </w:tc>
+        <w:tc>
+          <w:tcPr>
+            <w:tcW w:w="810" w:type="dxa"/>
+            <w:tcMar/>
+          </w:tcPr>
+          <w:p>
+            <w:pPr>
+              <w:pStyle w:val="Normalny"/>
+            </w:pPr>
+            <w:r>
+              <w:rPr>
+                <w:b w:val="1"/>
+                <w:bCs w:val="1"/>
+              </w:rPr>
+              <w:t>1</w:t>
+            </w:r>
+          </w:p>
+        </w:tc>
+        <w:tc>
+          <w:tcPr>
+            <w:tcW w:w="555" w:type="dxa"/>
+            <w:tcMar/>
+          </w:tcPr>
+          <w:p>
+            <w:pPr>
+              <w:pStyle w:val="Normalny"/>
+            </w:pPr>
+            <w:r>
+              <w:rPr>
+                <w:b w:val="1"/>
+                <w:bCs w:val="1"/>
+              </w:rPr>
+              <w:t>1</w:t>
+            </w:r>
+          </w:p>
+        </w:tc>
+        <w:tc>
+          <w:tcPr>
+            <w:tcW w:w="555" w:type="dxa"/>
+            <w:tcMar/>
+          </w:tcPr>
+          <w:p>
+            <w:pPr>
+              <w:pStyle w:val="Normalny"/>
+            </w:pPr>
+            <w:r>
+              <w:rPr>
+                <w:b w:val="1"/>
+                <w:bCs w:val="1"/>
+              </w:rPr>
+              <w:t>1</w:t>
+            </w:r>
+          </w:p>
+        </w:tc>
+        <w:tc>
+          <w:tcPr>
+            <w:tcW w:w="945" w:type="dxa"/>
+            <w:tcMar/>
+          </w:tcPr>
+          <w:p>
+            <w:pPr>
+              <w:pStyle w:val="Normalny"/>
+            </w:pPr>
+            <w:r>
+              <w:rPr>
+                <w:b w:val="1"/>
+                <w:bCs w:val="1"/>
+              </w:rPr>
+              <w:t>1</w:t>
+            </w:r>
+          </w:p>
+        </w:tc>
+        <w:tc>
+          <w:tcPr>
+            <w:tcW w:w="960" w:type="dxa"/>
+            <w:tcMar/>
+          </w:tcPr>
+          <w:p>
+            <w:pPr>
+              <w:pStyle w:val="Normalny"/>
+            </w:pPr>
+            <w:r>
+              <w:rPr>
+                <w:b w:val="1"/>
+                <w:bCs w:val="1"/>
+              </w:rPr>
+              <w:t>1</w:t>
+            </w:r>
+          </w:p>
+        </w:tc>
+        <w:tc>
+          <w:tcPr>
+            <w:tcW w:w="1530" w:type="dxa"/>
+            <w:tcMar/>
+          </w:tcPr>
+          <w:p>
+            <w:pPr>
+              <w:pStyle w:val="Normalny"/>
+            </w:pPr>
+            <w:r>
+              <w:rPr>
+                <w:b w:val="1"/>
+                <w:bCs w:val="1"/>
+              </w:rPr>
+              <w:t>1</w:t>
+            </w:r>
+          </w:p>
+        </w:tc>
+      </w:tr>
+    </w:tbl>
+    <w:p>
+      <w:pPr>
+        <w:rPr>
+          <w:b w:val="1"/>
+          <w:bCs w:val="1"/>
+        </w:rPr>
+      </w:pPr>
     </w:p>
     <w:p>
       <w:pPr>
@@ -1554,16 +2767,10 @@
       </w:r>
     </w:p>
     <w:p>
-      <w:pPr>
-        <w:rPr>
-          <w:b/>
-          <w:bCs/>
-        </w:rPr>
-      </w:pPr>
-      <w:r>
-        <w:rPr>
-          <w:b/>
-          <w:bCs/>
+      <w:r>
+        <w:rPr>
+          <w:b w:val="1"/>
+          <w:bCs w:val="1"/>
         </w:rPr>
         <w:t>Polecenie: Używając tabeli prawdziwości, znajdź CNF i DNF dla zdań w zadaniu 4.</w:t>
       </w:r>
@@ -1571,92 +2778,835 @@
     <w:p>
       <w:pPr>
         <w:rPr>
-          <w:b/>
-          <w:bCs/>
-        </w:rPr>
-      </w:pPr>
-      <w:r>
-        <w:rPr>
-          <w:b/>
-          <w:bCs/>
+          <w:b w:val="1"/>
+          <w:bCs w:val="1"/>
+        </w:rPr>
+      </w:pPr>
+    </w:p>
+    <w:p>
+      <w:pPr/>
+      <w:r>
+        <w:rPr>
+          <w:b w:val="1"/>
+          <w:bCs w:val="1"/>
         </w:rPr>
         <w:t xml:space="preserve">Dla zdania (I): (p </w:t>
       </w:r>
       <w:r>
         <w:rPr>
           <w:rFonts w:ascii="Cambria Math" w:hAnsi="Cambria Math" w:cs="Cambria Math"/>
-          <w:b/>
-          <w:bCs/>
+          <w:b w:val="1"/>
+          <w:bCs w:val="1"/>
         </w:rPr>
         <w:t>⇒</w:t>
       </w:r>
       <w:r>
         <w:rPr>
-          <w:b/>
-          <w:bCs/>
+          <w:b w:val="1"/>
+          <w:bCs w:val="1"/>
         </w:rPr>
         <w:t xml:space="preserve"> q) </w:t>
       </w:r>
       <w:r>
         <w:rPr>
           <w:rFonts w:ascii="Cambria Math" w:hAnsi="Cambria Math" w:cs="Cambria Math"/>
-          <w:b/>
-          <w:bCs/>
+          <w:b w:val="1"/>
+          <w:bCs w:val="1"/>
         </w:rPr>
         <w:t>⇒</w:t>
       </w:r>
       <w:r>
         <w:rPr>
-          <w:b/>
-          <w:bCs/>
+          <w:b w:val="1"/>
+          <w:bCs w:val="1"/>
         </w:rPr>
         <w:t xml:space="preserve"> (</w:t>
       </w:r>
       <w:r>
         <w:rPr>
           <w:rFonts w:ascii="Aptos" w:hAnsi="Aptos" w:cs="Aptos"/>
-          <w:b/>
-          <w:bCs/>
+          <w:b w:val="1"/>
+          <w:bCs w:val="1"/>
         </w:rPr>
         <w:t>¬</w:t>
       </w:r>
       <w:r>
         <w:rPr>
-          <w:b/>
-          <w:bCs/>
+          <w:b w:val="1"/>
+          <w:bCs w:val="1"/>
         </w:rPr>
         <w:t xml:space="preserve">p </w:t>
       </w:r>
       <w:r>
         <w:rPr>
           <w:rFonts w:ascii="Cambria Math" w:hAnsi="Cambria Math" w:cs="Cambria Math"/>
-          <w:b/>
-          <w:bCs/>
+          <w:b w:val="1"/>
+          <w:bCs w:val="1"/>
         </w:rPr>
         <w:t>⇒</w:t>
       </w:r>
       <w:r>
         <w:rPr>
-          <w:b/>
-          <w:bCs/>
+          <w:b w:val="1"/>
+          <w:bCs w:val="1"/>
         </w:rPr>
         <w:t xml:space="preserve"> </w:t>
       </w:r>
       <w:r>
         <w:rPr>
           <w:rFonts w:ascii="Aptos" w:hAnsi="Aptos" w:cs="Aptos"/>
-          <w:b/>
-          <w:bCs/>
+          <w:b w:val="1"/>
+          <w:bCs w:val="1"/>
         </w:rPr>
         <w:t>¬</w:t>
       </w:r>
       <w:r>
         <w:rPr>
-          <w:b/>
-          <w:bCs/>
+          <w:b w:val="1"/>
+          <w:bCs w:val="1"/>
         </w:rPr>
         <w:t>q)</w:t>
       </w:r>
+    </w:p>
+    <w:tbl>
+      <w:tblPr>
+        <w:tblStyle w:val="Standardowy"/>
+        <w:bidiVisual w:val="0"/>
+        <w:tblW w:w="0" w:type="auto"/>
+        <w:tblBorders>
+          <w:top w:val="single" w:color="000000" w:themeColor="text1" w:sz="8"/>
+          <w:left w:val="single" w:color="000000" w:themeColor="text1" w:sz="8"/>
+          <w:bottom w:val="single" w:color="000000" w:themeColor="text1" w:sz="8"/>
+          <w:right w:val="single" w:color="000000" w:themeColor="text1" w:sz="8"/>
+          <w:insideH w:val="single" w:color="000000" w:themeColor="text1" w:sz="8"/>
+          <w:insideV w:val="single" w:color="000000" w:themeColor="text1" w:sz="8"/>
+        </w:tblBorders>
+        <w:tblLook w:val="06A0" w:firstRow="1" w:lastRow="0" w:firstColumn="1" w:lastColumn="0" w:noHBand="1" w:noVBand="1"/>
+      </w:tblPr>
+      <w:tblGrid>
+        <w:gridCol w:w="1015"/>
+        <w:gridCol w:w="434"/>
+        <w:gridCol w:w="434"/>
+        <w:gridCol w:w="912"/>
+        <w:gridCol w:w="570"/>
+        <w:gridCol w:w="570"/>
+        <w:gridCol w:w="1185"/>
+        <w:gridCol w:w="2462"/>
+      </w:tblGrid>
+      <w:tr>
+        <w:trPr>
+          <w:trHeight w:val="300"/>
+        </w:trPr>
+        <w:tc>
+          <w:tcPr>
+            <w:tcW w:w="1015" w:type="dxa"/>
+            <w:shd w:val="clear" w:color="auto" w:fill="DAE8F8"/>
+            <w:tcMar/>
+            <w:vAlign w:val="center"/>
+          </w:tcPr>
+          <w:p>
+            <w:pPr>
+              <w:spacing w:before="0" w:beforeAutospacing="off" w:after="0" w:afterAutospacing="off"/>
+              <w:jc w:val="center"/>
+            </w:pPr>
+            <w:r>
+              <w:rPr>
+                <w:b w:val="1"/>
+                <w:bCs w:val="1"/>
+              </w:rPr>
+              <w:t>Wiersz</w:t>
+            </w:r>
+          </w:p>
+        </w:tc>
+        <w:tc>
+          <w:tcPr>
+            <w:tcW w:w="434" w:type="dxa"/>
+            <w:shd w:val="clear" w:color="auto" w:fill="DAE8F8"/>
+            <w:tcMar/>
+            <w:vAlign w:val="center"/>
+          </w:tcPr>
+          <w:p>
+            <w:pPr>
+              <w:spacing w:before="0" w:beforeAutospacing="off" w:after="0" w:afterAutospacing="off"/>
+              <w:jc w:val="center"/>
+            </w:pPr>
+            <w:r>
+              <w:rPr>
+                <w:b w:val="1"/>
+                <w:bCs w:val="1"/>
+              </w:rPr>
+              <w:t>p</w:t>
+            </w:r>
+          </w:p>
+        </w:tc>
+        <w:tc>
+          <w:tcPr>
+            <w:tcW w:w="434" w:type="dxa"/>
+            <w:shd w:val="clear" w:color="auto" w:fill="DAE8F8"/>
+            <w:tcMar/>
+            <w:vAlign w:val="center"/>
+          </w:tcPr>
+          <w:p>
+            <w:pPr>
+              <w:spacing w:before="0" w:beforeAutospacing="off" w:after="0" w:afterAutospacing="off"/>
+              <w:jc w:val="center"/>
+            </w:pPr>
+            <w:r>
+              <w:rPr>
+                <w:b w:val="1"/>
+                <w:bCs w:val="1"/>
+              </w:rPr>
+              <w:t>q</w:t>
+            </w:r>
+          </w:p>
+        </w:tc>
+        <w:tc>
+          <w:tcPr>
+            <w:tcW w:w="912" w:type="dxa"/>
+            <w:shd w:val="clear" w:color="auto" w:fill="DAE8F8"/>
+            <w:tcMar/>
+            <w:vAlign w:val="center"/>
+          </w:tcPr>
+          <w:p>
+            <w:pPr>
+              <w:spacing w:before="0" w:beforeAutospacing="off" w:after="0" w:afterAutospacing="off"/>
+              <w:jc w:val="center"/>
+            </w:pPr>
+            <w:r>
+              <w:rPr>
+                <w:b w:val="1"/>
+                <w:bCs w:val="1"/>
+              </w:rPr>
+              <w:t>p ⇒ q</w:t>
+            </w:r>
+          </w:p>
+        </w:tc>
+        <w:tc>
+          <w:tcPr>
+            <w:tcW w:w="570" w:type="dxa"/>
+            <w:shd w:val="clear" w:color="auto" w:fill="DAE8F8"/>
+            <w:tcMar/>
+            <w:vAlign w:val="center"/>
+          </w:tcPr>
+          <w:p>
+            <w:pPr>
+              <w:spacing w:before="0" w:beforeAutospacing="off" w:after="0" w:afterAutospacing="off"/>
+              <w:jc w:val="center"/>
+            </w:pPr>
+            <w:r>
+              <w:rPr>
+                <w:b w:val="1"/>
+                <w:bCs w:val="1"/>
+              </w:rPr>
+              <w:t>¬p</w:t>
+            </w:r>
+          </w:p>
+        </w:tc>
+        <w:tc>
+          <w:tcPr>
+            <w:tcW w:w="570" w:type="dxa"/>
+            <w:shd w:val="clear" w:color="auto" w:fill="DAE8F8"/>
+            <w:tcMar/>
+            <w:vAlign w:val="center"/>
+          </w:tcPr>
+          <w:p>
+            <w:pPr>
+              <w:spacing w:before="0" w:beforeAutospacing="off" w:after="0" w:afterAutospacing="off"/>
+              <w:jc w:val="center"/>
+            </w:pPr>
+            <w:r>
+              <w:rPr>
+                <w:b w:val="1"/>
+                <w:bCs w:val="1"/>
+              </w:rPr>
+              <w:t>¬q</w:t>
+            </w:r>
+          </w:p>
+        </w:tc>
+        <w:tc>
+          <w:tcPr>
+            <w:tcW w:w="1185" w:type="dxa"/>
+            <w:shd w:val="clear" w:color="auto" w:fill="DAE8F8"/>
+            <w:tcMar/>
+            <w:vAlign w:val="center"/>
+          </w:tcPr>
+          <w:p>
+            <w:pPr>
+              <w:spacing w:before="0" w:beforeAutospacing="off" w:after="0" w:afterAutospacing="off"/>
+              <w:jc w:val="center"/>
+            </w:pPr>
+            <w:r>
+              <w:rPr>
+                <w:b w:val="1"/>
+                <w:bCs w:val="1"/>
+              </w:rPr>
+              <w:t>¬p ⇒ ¬q</w:t>
+            </w:r>
+          </w:p>
+        </w:tc>
+        <w:tc>
+          <w:tcPr>
+            <w:tcW w:w="2462" w:type="dxa"/>
+            <w:shd w:val="clear" w:color="auto" w:fill="DAE8F8"/>
+            <w:tcMar/>
+            <w:vAlign w:val="center"/>
+          </w:tcPr>
+          <w:p>
+            <w:pPr>
+              <w:spacing w:before="0" w:beforeAutospacing="off" w:after="0" w:afterAutospacing="off"/>
+              <w:jc w:val="center"/>
+            </w:pPr>
+            <w:r>
+              <w:rPr>
+                <w:b w:val="1"/>
+                <w:bCs w:val="1"/>
+              </w:rPr>
+              <w:t>(p ⇒ q) ⇒ (¬p ⇒ ¬q)</w:t>
+            </w:r>
+          </w:p>
+        </w:tc>
+      </w:tr>
+      <w:tr>
+        <w:trPr>
+          <w:trHeight w:val="300"/>
+        </w:trPr>
+        <w:tc>
+          <w:tcPr>
+            <w:tcW w:w="1015" w:type="dxa"/>
+            <w:tcMar/>
+            <w:vAlign w:val="center"/>
+          </w:tcPr>
+          <w:p>
+            <w:pPr>
+              <w:spacing w:before="0" w:beforeAutospacing="off" w:after="0" w:afterAutospacing="off"/>
+            </w:pPr>
+            <w:r>
+              <w:rPr/>
+              <w:t>v1</w:t>
+            </w:r>
+          </w:p>
+        </w:tc>
+        <w:tc>
+          <w:tcPr>
+            <w:tcW w:w="434" w:type="dxa"/>
+            <w:tcMar/>
+            <w:vAlign w:val="center"/>
+          </w:tcPr>
+          <w:p>
+            <w:pPr>
+              <w:spacing w:before="0" w:beforeAutospacing="off" w:after="0" w:afterAutospacing="off"/>
+            </w:pPr>
+            <w:r>
+              <w:rPr/>
+              <w:t>0</w:t>
+            </w:r>
+          </w:p>
+        </w:tc>
+        <w:tc>
+          <w:tcPr>
+            <w:tcW w:w="434" w:type="dxa"/>
+            <w:tcMar/>
+            <w:vAlign w:val="center"/>
+          </w:tcPr>
+          <w:p>
+            <w:pPr>
+              <w:spacing w:before="0" w:beforeAutospacing="off" w:after="0" w:afterAutospacing="off"/>
+            </w:pPr>
+            <w:r>
+              <w:rPr/>
+              <w:t>0</w:t>
+            </w:r>
+          </w:p>
+        </w:tc>
+        <w:tc>
+          <w:tcPr>
+            <w:tcW w:w="912" w:type="dxa"/>
+            <w:tcMar/>
+            <w:vAlign w:val="center"/>
+          </w:tcPr>
+          <w:p>
+            <w:pPr>
+              <w:spacing w:before="0" w:beforeAutospacing="off" w:after="0" w:afterAutospacing="off"/>
+            </w:pPr>
+            <w:r>
+              <w:rPr/>
+              <w:t>1</w:t>
+            </w:r>
+          </w:p>
+        </w:tc>
+        <w:tc>
+          <w:tcPr>
+            <w:tcW w:w="570" w:type="dxa"/>
+            <w:tcMar/>
+            <w:vAlign w:val="center"/>
+          </w:tcPr>
+          <w:p>
+            <w:pPr>
+              <w:spacing w:before="0" w:beforeAutospacing="off" w:after="0" w:afterAutospacing="off"/>
+            </w:pPr>
+            <w:r>
+              <w:rPr/>
+              <w:t>1</w:t>
+            </w:r>
+          </w:p>
+        </w:tc>
+        <w:tc>
+          <w:tcPr>
+            <w:tcW w:w="570" w:type="dxa"/>
+            <w:tcMar/>
+            <w:vAlign w:val="center"/>
+          </w:tcPr>
+          <w:p>
+            <w:pPr>
+              <w:spacing w:before="0" w:beforeAutospacing="off" w:after="0" w:afterAutospacing="off"/>
+            </w:pPr>
+            <w:r>
+              <w:rPr/>
+              <w:t>1</w:t>
+            </w:r>
+          </w:p>
+        </w:tc>
+        <w:tc>
+          <w:tcPr>
+            <w:tcW w:w="1185" w:type="dxa"/>
+            <w:tcMar/>
+            <w:vAlign w:val="center"/>
+          </w:tcPr>
+          <w:p>
+            <w:pPr>
+              <w:spacing w:before="0" w:beforeAutospacing="off" w:after="0" w:afterAutospacing="off"/>
+            </w:pPr>
+            <w:r>
+              <w:rPr/>
+              <w:t>1</w:t>
+            </w:r>
+          </w:p>
+        </w:tc>
+        <w:tc>
+          <w:tcPr>
+            <w:tcW w:w="2462" w:type="dxa"/>
+            <w:tcMar/>
+            <w:vAlign w:val="center"/>
+          </w:tcPr>
+          <w:p>
+            <w:pPr>
+              <w:spacing w:before="0" w:beforeAutospacing="off" w:after="0" w:afterAutospacing="off"/>
+            </w:pPr>
+            <w:r>
+              <w:rPr/>
+              <w:t>1</w:t>
+            </w:r>
+          </w:p>
+        </w:tc>
+      </w:tr>
+      <w:tr>
+        <w:trPr>
+          <w:trHeight w:val="300"/>
+        </w:trPr>
+        <w:tc>
+          <w:tcPr>
+            <w:tcW w:w="1015" w:type="dxa"/>
+            <w:tcMar/>
+            <w:vAlign w:val="center"/>
+          </w:tcPr>
+          <w:p>
+            <w:pPr>
+              <w:spacing w:before="0" w:beforeAutospacing="off" w:after="0" w:afterAutospacing="off"/>
+            </w:pPr>
+            <w:r>
+              <w:rPr/>
+              <w:t>v2</w:t>
+            </w:r>
+          </w:p>
+        </w:tc>
+        <w:tc>
+          <w:tcPr>
+            <w:tcW w:w="434" w:type="dxa"/>
+            <w:tcMar/>
+            <w:vAlign w:val="center"/>
+          </w:tcPr>
+          <w:p>
+            <w:pPr>
+              <w:spacing w:before="0" w:beforeAutospacing="off" w:after="0" w:afterAutospacing="off"/>
+            </w:pPr>
+            <w:r>
+              <w:rPr/>
+              <w:t>0</w:t>
+            </w:r>
+          </w:p>
+        </w:tc>
+        <w:tc>
+          <w:tcPr>
+            <w:tcW w:w="434" w:type="dxa"/>
+            <w:tcMar/>
+            <w:vAlign w:val="center"/>
+          </w:tcPr>
+          <w:p>
+            <w:pPr>
+              <w:spacing w:before="0" w:beforeAutospacing="off" w:after="0" w:afterAutospacing="off"/>
+            </w:pPr>
+            <w:r>
+              <w:rPr/>
+              <w:t>1</w:t>
+            </w:r>
+          </w:p>
+        </w:tc>
+        <w:tc>
+          <w:tcPr>
+            <w:tcW w:w="912" w:type="dxa"/>
+            <w:tcMar/>
+            <w:vAlign w:val="center"/>
+          </w:tcPr>
+          <w:p>
+            <w:pPr>
+              <w:spacing w:before="0" w:beforeAutospacing="off" w:after="0" w:afterAutospacing="off"/>
+            </w:pPr>
+            <w:r>
+              <w:rPr/>
+              <w:t>1</w:t>
+            </w:r>
+          </w:p>
+        </w:tc>
+        <w:tc>
+          <w:tcPr>
+            <w:tcW w:w="570" w:type="dxa"/>
+            <w:tcMar/>
+            <w:vAlign w:val="center"/>
+          </w:tcPr>
+          <w:p>
+            <w:pPr>
+              <w:spacing w:before="0" w:beforeAutospacing="off" w:after="0" w:afterAutospacing="off"/>
+            </w:pPr>
+            <w:r>
+              <w:rPr/>
+              <w:t>1</w:t>
+            </w:r>
+          </w:p>
+        </w:tc>
+        <w:tc>
+          <w:tcPr>
+            <w:tcW w:w="570" w:type="dxa"/>
+            <w:tcMar/>
+            <w:vAlign w:val="center"/>
+          </w:tcPr>
+          <w:p>
+            <w:pPr>
+              <w:spacing w:before="0" w:beforeAutospacing="off" w:after="0" w:afterAutospacing="off"/>
+            </w:pPr>
+            <w:r>
+              <w:rPr/>
+              <w:t>0</w:t>
+            </w:r>
+          </w:p>
+        </w:tc>
+        <w:tc>
+          <w:tcPr>
+            <w:tcW w:w="1185" w:type="dxa"/>
+            <w:tcMar/>
+            <w:vAlign w:val="center"/>
+          </w:tcPr>
+          <w:p>
+            <w:pPr>
+              <w:spacing w:before="0" w:beforeAutospacing="off" w:after="0" w:afterAutospacing="off"/>
+            </w:pPr>
+            <w:r>
+              <w:rPr/>
+              <w:t>0</w:t>
+            </w:r>
+          </w:p>
+        </w:tc>
+        <w:tc>
+          <w:tcPr>
+            <w:tcW w:w="2462" w:type="dxa"/>
+            <w:tcMar/>
+            <w:vAlign w:val="center"/>
+          </w:tcPr>
+          <w:p>
+            <w:pPr>
+              <w:spacing w:before="0" w:beforeAutospacing="off" w:after="0" w:afterAutospacing="off"/>
+            </w:pPr>
+            <w:r>
+              <w:rPr/>
+              <w:t>0</w:t>
+            </w:r>
+          </w:p>
+        </w:tc>
+      </w:tr>
+      <w:tr>
+        <w:trPr>
+          <w:trHeight w:val="300"/>
+        </w:trPr>
+        <w:tc>
+          <w:tcPr>
+            <w:tcW w:w="1015" w:type="dxa"/>
+            <w:tcMar/>
+            <w:vAlign w:val="center"/>
+          </w:tcPr>
+          <w:p>
+            <w:pPr>
+              <w:spacing w:before="0" w:beforeAutospacing="off" w:after="0" w:afterAutospacing="off"/>
+            </w:pPr>
+            <w:r>
+              <w:rPr/>
+              <w:t>v3</w:t>
+            </w:r>
+          </w:p>
+        </w:tc>
+        <w:tc>
+          <w:tcPr>
+            <w:tcW w:w="434" w:type="dxa"/>
+            <w:tcMar/>
+            <w:vAlign w:val="center"/>
+          </w:tcPr>
+          <w:p>
+            <w:pPr>
+              <w:spacing w:before="0" w:beforeAutospacing="off" w:after="0" w:afterAutospacing="off"/>
+            </w:pPr>
+            <w:r>
+              <w:rPr/>
+              <w:t>1</w:t>
+            </w:r>
+          </w:p>
+        </w:tc>
+        <w:tc>
+          <w:tcPr>
+            <w:tcW w:w="434" w:type="dxa"/>
+            <w:tcMar/>
+            <w:vAlign w:val="center"/>
+          </w:tcPr>
+          <w:p>
+            <w:pPr>
+              <w:spacing w:before="0" w:beforeAutospacing="off" w:after="0" w:afterAutospacing="off"/>
+            </w:pPr>
+            <w:r>
+              <w:rPr/>
+              <w:t>0</w:t>
+            </w:r>
+          </w:p>
+        </w:tc>
+        <w:tc>
+          <w:tcPr>
+            <w:tcW w:w="912" w:type="dxa"/>
+            <w:tcMar/>
+            <w:vAlign w:val="center"/>
+          </w:tcPr>
+          <w:p>
+            <w:pPr>
+              <w:spacing w:before="0" w:beforeAutospacing="off" w:after="0" w:afterAutospacing="off"/>
+            </w:pPr>
+            <w:r>
+              <w:rPr/>
+              <w:t>0</w:t>
+            </w:r>
+          </w:p>
+        </w:tc>
+        <w:tc>
+          <w:tcPr>
+            <w:tcW w:w="570" w:type="dxa"/>
+            <w:tcMar/>
+            <w:vAlign w:val="center"/>
+          </w:tcPr>
+          <w:p>
+            <w:pPr>
+              <w:spacing w:before="0" w:beforeAutospacing="off" w:after="0" w:afterAutospacing="off"/>
+            </w:pPr>
+            <w:r>
+              <w:rPr/>
+              <w:t>0</w:t>
+            </w:r>
+          </w:p>
+        </w:tc>
+        <w:tc>
+          <w:tcPr>
+            <w:tcW w:w="570" w:type="dxa"/>
+            <w:tcMar/>
+            <w:vAlign w:val="center"/>
+          </w:tcPr>
+          <w:p>
+            <w:pPr>
+              <w:spacing w:before="0" w:beforeAutospacing="off" w:after="0" w:afterAutospacing="off"/>
+            </w:pPr>
+            <w:r>
+              <w:rPr/>
+              <w:t>1</w:t>
+            </w:r>
+          </w:p>
+        </w:tc>
+        <w:tc>
+          <w:tcPr>
+            <w:tcW w:w="1185" w:type="dxa"/>
+            <w:tcMar/>
+            <w:vAlign w:val="center"/>
+          </w:tcPr>
+          <w:p>
+            <w:pPr>
+              <w:spacing w:before="0" w:beforeAutospacing="off" w:after="0" w:afterAutospacing="off"/>
+            </w:pPr>
+            <w:r>
+              <w:rPr/>
+              <w:t>1</w:t>
+            </w:r>
+          </w:p>
+        </w:tc>
+        <w:tc>
+          <w:tcPr>
+            <w:tcW w:w="2462" w:type="dxa"/>
+            <w:tcMar/>
+            <w:vAlign w:val="center"/>
+          </w:tcPr>
+          <w:p>
+            <w:pPr>
+              <w:spacing w:before="0" w:beforeAutospacing="off" w:after="0" w:afterAutospacing="off"/>
+            </w:pPr>
+            <w:r>
+              <w:rPr/>
+              <w:t>1</w:t>
+            </w:r>
+          </w:p>
+        </w:tc>
+      </w:tr>
+      <w:tr>
+        <w:trPr>
+          <w:trHeight w:val="300"/>
+        </w:trPr>
+        <w:tc>
+          <w:tcPr>
+            <w:tcW w:w="1015" w:type="dxa"/>
+            <w:tcMar/>
+            <w:vAlign w:val="center"/>
+          </w:tcPr>
+          <w:p>
+            <w:pPr>
+              <w:spacing w:before="0" w:beforeAutospacing="off" w:after="0" w:afterAutospacing="off"/>
+            </w:pPr>
+            <w:r>
+              <w:rPr/>
+              <w:t>v4</w:t>
+            </w:r>
+          </w:p>
+        </w:tc>
+        <w:tc>
+          <w:tcPr>
+            <w:tcW w:w="434" w:type="dxa"/>
+            <w:tcMar/>
+            <w:vAlign w:val="center"/>
+          </w:tcPr>
+          <w:p>
+            <w:pPr>
+              <w:spacing w:before="0" w:beforeAutospacing="off" w:after="0" w:afterAutospacing="off"/>
+            </w:pPr>
+            <w:r>
+              <w:rPr/>
+              <w:t>1</w:t>
+            </w:r>
+          </w:p>
+        </w:tc>
+        <w:tc>
+          <w:tcPr>
+            <w:tcW w:w="434" w:type="dxa"/>
+            <w:tcMar/>
+            <w:vAlign w:val="center"/>
+          </w:tcPr>
+          <w:p>
+            <w:pPr>
+              <w:spacing w:before="0" w:beforeAutospacing="off" w:after="0" w:afterAutospacing="off"/>
+            </w:pPr>
+            <w:r>
+              <w:rPr/>
+              <w:t>1</w:t>
+            </w:r>
+          </w:p>
+        </w:tc>
+        <w:tc>
+          <w:tcPr>
+            <w:tcW w:w="912" w:type="dxa"/>
+            <w:tcMar/>
+            <w:vAlign w:val="center"/>
+          </w:tcPr>
+          <w:p>
+            <w:pPr>
+              <w:spacing w:before="0" w:beforeAutospacing="off" w:after="0" w:afterAutospacing="off"/>
+            </w:pPr>
+            <w:r>
+              <w:rPr/>
+              <w:t>1</w:t>
+            </w:r>
+          </w:p>
+        </w:tc>
+        <w:tc>
+          <w:tcPr>
+            <w:tcW w:w="570" w:type="dxa"/>
+            <w:tcMar/>
+            <w:vAlign w:val="center"/>
+          </w:tcPr>
+          <w:p>
+            <w:pPr>
+              <w:spacing w:before="0" w:beforeAutospacing="off" w:after="0" w:afterAutospacing="off"/>
+            </w:pPr>
+            <w:r>
+              <w:rPr/>
+              <w:t>0</w:t>
+            </w:r>
+          </w:p>
+        </w:tc>
+        <w:tc>
+          <w:tcPr>
+            <w:tcW w:w="570" w:type="dxa"/>
+            <w:tcMar/>
+            <w:vAlign w:val="center"/>
+          </w:tcPr>
+          <w:p>
+            <w:pPr>
+              <w:spacing w:before="0" w:beforeAutospacing="off" w:after="0" w:afterAutospacing="off"/>
+            </w:pPr>
+            <w:r>
+              <w:rPr/>
+              <w:t>0</w:t>
+            </w:r>
+          </w:p>
+        </w:tc>
+        <w:tc>
+          <w:tcPr>
+            <w:tcW w:w="1185" w:type="dxa"/>
+            <w:tcMar/>
+            <w:vAlign w:val="center"/>
+          </w:tcPr>
+          <w:p>
+            <w:pPr>
+              <w:spacing w:before="0" w:beforeAutospacing="off" w:after="0" w:afterAutospacing="off"/>
+            </w:pPr>
+            <w:r>
+              <w:rPr/>
+              <w:t>1</w:t>
+            </w:r>
+          </w:p>
+        </w:tc>
+        <w:tc>
+          <w:tcPr>
+            <w:tcW w:w="2462" w:type="dxa"/>
+            <w:tcMar/>
+            <w:vAlign w:val="center"/>
+          </w:tcPr>
+          <w:p>
+            <w:pPr>
+              <w:spacing w:before="0" w:beforeAutospacing="off" w:after="0" w:afterAutospacing="off"/>
+            </w:pPr>
+            <w:r>
+              <w:rPr/>
+              <w:t>1</w:t>
+            </w:r>
+          </w:p>
+        </w:tc>
+      </w:tr>
+    </w:tbl>
+    <w:p>
+      <w:pPr>
+        <w:pStyle w:val="Normalny"/>
+        <w:rPr>
+          <w:b w:val="1"/>
+          <w:bCs w:val="1"/>
+        </w:rPr>
+      </w:pPr>
     </w:p>
     <w:p>
       <w:pPr>
@@ -1832,79 +3782,1344 @@
       </w:r>
     </w:p>
     <w:p>
-      <w:pPr>
-        <w:rPr>
-          <w:b/>
-          <w:bCs/>
-        </w:rPr>
-      </w:pPr>
-      <w:r>
-        <w:rPr>
-          <w:b/>
-          <w:bCs/>
+      <w:r>
+        <w:rPr>
+          <w:b w:val="1"/>
+          <w:bCs w:val="1"/>
         </w:rPr>
         <w:t xml:space="preserve">Dla zdania (II): (p </w:t>
       </w:r>
       <w:r>
         <w:rPr>
           <w:rFonts w:ascii="Cambria Math" w:hAnsi="Cambria Math" w:cs="Cambria Math"/>
-          <w:b/>
-          <w:bCs/>
+          <w:b w:val="1"/>
+          <w:bCs w:val="1"/>
         </w:rPr>
         <w:t>⇒</w:t>
       </w:r>
       <w:r>
         <w:rPr>
-          <w:b/>
-          <w:bCs/>
+          <w:b w:val="1"/>
+          <w:bCs w:val="1"/>
         </w:rPr>
         <w:t xml:space="preserve"> q) </w:t>
       </w:r>
       <w:r>
         <w:rPr>
           <w:rFonts w:ascii="Cambria Math" w:hAnsi="Cambria Math" w:cs="Cambria Math"/>
-          <w:b/>
-          <w:bCs/>
+          <w:b w:val="1"/>
+          <w:bCs w:val="1"/>
         </w:rPr>
         <w:t>⇒</w:t>
       </w:r>
       <w:r>
         <w:rPr>
-          <w:b/>
-          <w:bCs/>
+          <w:b w:val="1"/>
+          <w:bCs w:val="1"/>
         </w:rPr>
         <w:t xml:space="preserve"> ((p </w:t>
       </w:r>
       <w:r>
         <w:rPr>
           <w:rFonts w:ascii="Cambria Math" w:hAnsi="Cambria Math" w:cs="Cambria Math"/>
-          <w:b/>
-          <w:bCs/>
+          <w:b w:val="1"/>
+          <w:bCs w:val="1"/>
         </w:rPr>
         <w:t>∧</w:t>
       </w:r>
       <w:r>
         <w:rPr>
-          <w:b/>
-          <w:bCs/>
+          <w:b w:val="1"/>
+          <w:bCs w:val="1"/>
         </w:rPr>
         <w:t xml:space="preserve"> r) </w:t>
       </w:r>
       <w:r>
         <w:rPr>
           <w:rFonts w:ascii="Cambria Math" w:hAnsi="Cambria Math" w:cs="Cambria Math"/>
-          <w:b/>
-          <w:bCs/>
+          <w:b w:val="1"/>
+          <w:bCs w:val="1"/>
         </w:rPr>
         <w:t>⇒</w:t>
       </w:r>
       <w:r>
         <w:rPr>
-          <w:b/>
-          <w:bCs/>
+          <w:b w:val="1"/>
+          <w:bCs w:val="1"/>
         </w:rPr>
         <w:t xml:space="preserve"> q)</w:t>
       </w:r>
+    </w:p>
+    <w:tbl>
+      <w:tblPr>
+        <w:tblStyle w:val="Standardowy"/>
+        <w:bidiVisual w:val="0"/>
+        <w:tblW w:w="0" w:type="auto"/>
+        <w:tblBorders>
+          <w:top w:val="single" w:color="000000" w:themeColor="text1" w:sz="8"/>
+          <w:left w:val="single" w:color="000000" w:themeColor="text1" w:sz="8"/>
+          <w:bottom w:val="single" w:color="000000" w:themeColor="text1" w:sz="8"/>
+          <w:right w:val="single" w:color="000000" w:themeColor="text1" w:sz="8"/>
+          <w:insideH w:val="single" w:color="000000" w:themeColor="text1" w:sz="8"/>
+          <w:insideV w:val="single" w:color="000000" w:themeColor="text1" w:sz="8"/>
+        </w:tblBorders>
+        <w:tblLook w:val="06A0" w:firstRow="1" w:lastRow="0" w:firstColumn="1" w:lastColumn="0" w:noHBand="1" w:noVBand="1"/>
+      </w:tblPr>
+      <w:tblGrid>
+        <w:gridCol w:w="1015"/>
+        <w:gridCol w:w="434"/>
+        <w:gridCol w:w="434"/>
+        <w:gridCol w:w="420"/>
+        <w:gridCol w:w="912"/>
+        <w:gridCol w:w="810"/>
+        <w:gridCol w:w="1448"/>
+        <w:gridCol w:w="2725"/>
+      </w:tblGrid>
+      <w:tr>
+        <w:trPr>
+          <w:trHeight w:val="300"/>
+        </w:trPr>
+        <w:tc>
+          <w:tcPr>
+            <w:tcW w:w="1015" w:type="dxa"/>
+            <w:shd w:val="clear" w:color="auto" w:fill="DAE8F8"/>
+            <w:tcMar/>
+            <w:vAlign w:val="center"/>
+          </w:tcPr>
+          <w:p>
+            <w:pPr>
+              <w:spacing w:before="0" w:beforeAutospacing="off" w:after="0" w:afterAutospacing="off"/>
+              <w:jc w:val="center"/>
+            </w:pPr>
+            <w:r>
+              <w:rPr>
+                <w:b w:val="1"/>
+                <w:bCs w:val="1"/>
+              </w:rPr>
+              <w:t>Wiersz</w:t>
+            </w:r>
+          </w:p>
+        </w:tc>
+        <w:tc>
+          <w:tcPr>
+            <w:tcW w:w="434" w:type="dxa"/>
+            <w:shd w:val="clear" w:color="auto" w:fill="DAE8F8"/>
+            <w:tcMar/>
+            <w:vAlign w:val="center"/>
+          </w:tcPr>
+          <w:p>
+            <w:pPr>
+              <w:spacing w:before="0" w:beforeAutospacing="off" w:after="0" w:afterAutospacing="off"/>
+              <w:jc w:val="center"/>
+            </w:pPr>
+            <w:r>
+              <w:rPr>
+                <w:b w:val="1"/>
+                <w:bCs w:val="1"/>
+              </w:rPr>
+              <w:t>p</w:t>
+            </w:r>
+          </w:p>
+        </w:tc>
+        <w:tc>
+          <w:tcPr>
+            <w:tcW w:w="434" w:type="dxa"/>
+            <w:shd w:val="clear" w:color="auto" w:fill="DAE8F8"/>
+            <w:tcMar/>
+            <w:vAlign w:val="center"/>
+          </w:tcPr>
+          <w:p>
+            <w:pPr>
+              <w:spacing w:before="0" w:beforeAutospacing="off" w:after="0" w:afterAutospacing="off"/>
+              <w:jc w:val="center"/>
+            </w:pPr>
+            <w:r>
+              <w:rPr>
+                <w:b w:val="1"/>
+                <w:bCs w:val="1"/>
+              </w:rPr>
+              <w:t>q</w:t>
+            </w:r>
+          </w:p>
+        </w:tc>
+        <w:tc>
+          <w:tcPr>
+            <w:tcW w:w="420" w:type="dxa"/>
+            <w:shd w:val="clear" w:color="auto" w:fill="DAE8F8"/>
+            <w:tcMar/>
+            <w:vAlign w:val="center"/>
+          </w:tcPr>
+          <w:p>
+            <w:pPr>
+              <w:spacing w:before="0" w:beforeAutospacing="off" w:after="0" w:afterAutospacing="off"/>
+              <w:jc w:val="center"/>
+            </w:pPr>
+            <w:r>
+              <w:rPr>
+                <w:b w:val="1"/>
+                <w:bCs w:val="1"/>
+              </w:rPr>
+              <w:t>r</w:t>
+            </w:r>
+          </w:p>
+        </w:tc>
+        <w:tc>
+          <w:tcPr>
+            <w:tcW w:w="912" w:type="dxa"/>
+            <w:shd w:val="clear" w:color="auto" w:fill="DAE8F8"/>
+            <w:tcMar/>
+            <w:vAlign w:val="center"/>
+          </w:tcPr>
+          <w:p>
+            <w:pPr>
+              <w:spacing w:before="0" w:beforeAutospacing="off" w:after="0" w:afterAutospacing="off"/>
+              <w:jc w:val="center"/>
+            </w:pPr>
+            <w:r>
+              <w:rPr>
+                <w:b w:val="1"/>
+                <w:bCs w:val="1"/>
+              </w:rPr>
+              <w:t>p ⇒ q</w:t>
+            </w:r>
+          </w:p>
+        </w:tc>
+        <w:tc>
+          <w:tcPr>
+            <w:tcW w:w="810" w:type="dxa"/>
+            <w:shd w:val="clear" w:color="auto" w:fill="DAE8F8"/>
+            <w:tcMar/>
+            <w:vAlign w:val="center"/>
+          </w:tcPr>
+          <w:p>
+            <w:pPr>
+              <w:spacing w:before="0" w:beforeAutospacing="off" w:after="0" w:afterAutospacing="off"/>
+              <w:jc w:val="center"/>
+            </w:pPr>
+            <w:r>
+              <w:rPr>
+                <w:b w:val="1"/>
+                <w:bCs w:val="1"/>
+              </w:rPr>
+              <w:t>p ∧ r</w:t>
+            </w:r>
+          </w:p>
+        </w:tc>
+        <w:tc>
+          <w:tcPr>
+            <w:tcW w:w="1448" w:type="dxa"/>
+            <w:shd w:val="clear" w:color="auto" w:fill="DAE8F8"/>
+            <w:tcMar/>
+            <w:vAlign w:val="center"/>
+          </w:tcPr>
+          <w:p>
+            <w:pPr>
+              <w:spacing w:before="0" w:beforeAutospacing="off" w:after="0" w:afterAutospacing="off"/>
+              <w:jc w:val="center"/>
+            </w:pPr>
+            <w:r>
+              <w:rPr>
+                <w:b w:val="1"/>
+                <w:bCs w:val="1"/>
+              </w:rPr>
+              <w:t>(p ∧ r) ⇒ q</w:t>
+            </w:r>
+          </w:p>
+        </w:tc>
+        <w:tc>
+          <w:tcPr>
+            <w:tcW w:w="2725" w:type="dxa"/>
+            <w:shd w:val="clear" w:color="auto" w:fill="DAE8F8"/>
+            <w:tcMar/>
+            <w:vAlign w:val="center"/>
+          </w:tcPr>
+          <w:p>
+            <w:pPr>
+              <w:spacing w:before="0" w:beforeAutospacing="off" w:after="0" w:afterAutospacing="off"/>
+              <w:jc w:val="center"/>
+            </w:pPr>
+            <w:r>
+              <w:rPr>
+                <w:b w:val="1"/>
+                <w:bCs w:val="1"/>
+              </w:rPr>
+              <w:t>(p ⇒ q) ⇒ ((p ∧ r) ⇒ q)</w:t>
+            </w:r>
+          </w:p>
+        </w:tc>
+      </w:tr>
+      <w:tr>
+        <w:trPr>
+          <w:trHeight w:val="300"/>
+        </w:trPr>
+        <w:tc>
+          <w:tcPr>
+            <w:tcW w:w="1015" w:type="dxa"/>
+            <w:tcMar/>
+            <w:vAlign w:val="center"/>
+          </w:tcPr>
+          <w:p>
+            <w:pPr>
+              <w:spacing w:before="0" w:beforeAutospacing="off" w:after="0" w:afterAutospacing="off"/>
+            </w:pPr>
+            <w:r>
+              <w:rPr/>
+              <w:t>v1</w:t>
+            </w:r>
+          </w:p>
+        </w:tc>
+        <w:tc>
+          <w:tcPr>
+            <w:tcW w:w="434" w:type="dxa"/>
+            <w:tcMar/>
+            <w:vAlign w:val="center"/>
+          </w:tcPr>
+          <w:p>
+            <w:pPr>
+              <w:spacing w:before="0" w:beforeAutospacing="off" w:after="0" w:afterAutospacing="off"/>
+            </w:pPr>
+            <w:r>
+              <w:rPr/>
+              <w:t>0</w:t>
+            </w:r>
+          </w:p>
+        </w:tc>
+        <w:tc>
+          <w:tcPr>
+            <w:tcW w:w="434" w:type="dxa"/>
+            <w:tcMar/>
+            <w:vAlign w:val="center"/>
+          </w:tcPr>
+          <w:p>
+            <w:pPr>
+              <w:spacing w:before="0" w:beforeAutospacing="off" w:after="0" w:afterAutospacing="off"/>
+            </w:pPr>
+            <w:r>
+              <w:rPr/>
+              <w:t>0</w:t>
+            </w:r>
+          </w:p>
+        </w:tc>
+        <w:tc>
+          <w:tcPr>
+            <w:tcW w:w="420" w:type="dxa"/>
+            <w:tcMar/>
+            <w:vAlign w:val="center"/>
+          </w:tcPr>
+          <w:p>
+            <w:pPr>
+              <w:spacing w:before="0" w:beforeAutospacing="off" w:after="0" w:afterAutospacing="off"/>
+            </w:pPr>
+            <w:r>
+              <w:rPr/>
+              <w:t>0</w:t>
+            </w:r>
+          </w:p>
+        </w:tc>
+        <w:tc>
+          <w:tcPr>
+            <w:tcW w:w="912" w:type="dxa"/>
+            <w:tcMar/>
+            <w:vAlign w:val="center"/>
+          </w:tcPr>
+          <w:p>
+            <w:pPr>
+              <w:spacing w:before="0" w:beforeAutospacing="off" w:after="0" w:afterAutospacing="off"/>
+            </w:pPr>
+            <w:r>
+              <w:rPr/>
+              <w:t>1</w:t>
+            </w:r>
+          </w:p>
+        </w:tc>
+        <w:tc>
+          <w:tcPr>
+            <w:tcW w:w="810" w:type="dxa"/>
+            <w:tcMar/>
+            <w:vAlign w:val="center"/>
+          </w:tcPr>
+          <w:p>
+            <w:pPr>
+              <w:spacing w:before="0" w:beforeAutospacing="off" w:after="0" w:afterAutospacing="off"/>
+            </w:pPr>
+            <w:r>
+              <w:rPr/>
+              <w:t>0</w:t>
+            </w:r>
+          </w:p>
+        </w:tc>
+        <w:tc>
+          <w:tcPr>
+            <w:tcW w:w="1448" w:type="dxa"/>
+            <w:tcMar/>
+            <w:vAlign w:val="center"/>
+          </w:tcPr>
+          <w:p>
+            <w:pPr>
+              <w:spacing w:before="0" w:beforeAutospacing="off" w:after="0" w:afterAutospacing="off"/>
+            </w:pPr>
+            <w:r>
+              <w:rPr/>
+              <w:t>1</w:t>
+            </w:r>
+          </w:p>
+        </w:tc>
+        <w:tc>
+          <w:tcPr>
+            <w:tcW w:w="2725" w:type="dxa"/>
+            <w:tcMar/>
+            <w:vAlign w:val="center"/>
+          </w:tcPr>
+          <w:p>
+            <w:pPr>
+              <w:spacing w:before="0" w:beforeAutospacing="off" w:after="0" w:afterAutospacing="off"/>
+            </w:pPr>
+            <w:r>
+              <w:rPr/>
+              <w:t>1</w:t>
+            </w:r>
+          </w:p>
+        </w:tc>
+      </w:tr>
+      <w:tr>
+        <w:trPr>
+          <w:trHeight w:val="300"/>
+        </w:trPr>
+        <w:tc>
+          <w:tcPr>
+            <w:tcW w:w="1015" w:type="dxa"/>
+            <w:tcMar/>
+            <w:vAlign w:val="center"/>
+          </w:tcPr>
+          <w:p>
+            <w:pPr>
+              <w:spacing w:before="0" w:beforeAutospacing="off" w:after="0" w:afterAutospacing="off"/>
+            </w:pPr>
+            <w:r>
+              <w:rPr/>
+              <w:t>v2</w:t>
+            </w:r>
+          </w:p>
+        </w:tc>
+        <w:tc>
+          <w:tcPr>
+            <w:tcW w:w="434" w:type="dxa"/>
+            <w:tcMar/>
+            <w:vAlign w:val="center"/>
+          </w:tcPr>
+          <w:p>
+            <w:pPr>
+              <w:spacing w:before="0" w:beforeAutospacing="off" w:after="0" w:afterAutospacing="off"/>
+            </w:pPr>
+            <w:r>
+              <w:rPr/>
+              <w:t>0</w:t>
+            </w:r>
+          </w:p>
+        </w:tc>
+        <w:tc>
+          <w:tcPr>
+            <w:tcW w:w="434" w:type="dxa"/>
+            <w:tcMar/>
+            <w:vAlign w:val="center"/>
+          </w:tcPr>
+          <w:p>
+            <w:pPr>
+              <w:spacing w:before="0" w:beforeAutospacing="off" w:after="0" w:afterAutospacing="off"/>
+            </w:pPr>
+            <w:r>
+              <w:rPr/>
+              <w:t>0</w:t>
+            </w:r>
+          </w:p>
+        </w:tc>
+        <w:tc>
+          <w:tcPr>
+            <w:tcW w:w="420" w:type="dxa"/>
+            <w:tcMar/>
+            <w:vAlign w:val="center"/>
+          </w:tcPr>
+          <w:p>
+            <w:pPr>
+              <w:spacing w:before="0" w:beforeAutospacing="off" w:after="0" w:afterAutospacing="off"/>
+            </w:pPr>
+            <w:r>
+              <w:rPr/>
+              <w:t>1</w:t>
+            </w:r>
+          </w:p>
+        </w:tc>
+        <w:tc>
+          <w:tcPr>
+            <w:tcW w:w="912" w:type="dxa"/>
+            <w:tcMar/>
+            <w:vAlign w:val="center"/>
+          </w:tcPr>
+          <w:p>
+            <w:pPr>
+              <w:spacing w:before="0" w:beforeAutospacing="off" w:after="0" w:afterAutospacing="off"/>
+            </w:pPr>
+            <w:r>
+              <w:rPr/>
+              <w:t>1</w:t>
+            </w:r>
+          </w:p>
+        </w:tc>
+        <w:tc>
+          <w:tcPr>
+            <w:tcW w:w="810" w:type="dxa"/>
+            <w:tcMar/>
+            <w:vAlign w:val="center"/>
+          </w:tcPr>
+          <w:p>
+            <w:pPr>
+              <w:spacing w:before="0" w:beforeAutospacing="off" w:after="0" w:afterAutospacing="off"/>
+            </w:pPr>
+            <w:r>
+              <w:rPr/>
+              <w:t>0</w:t>
+            </w:r>
+          </w:p>
+        </w:tc>
+        <w:tc>
+          <w:tcPr>
+            <w:tcW w:w="1448" w:type="dxa"/>
+            <w:tcMar/>
+            <w:vAlign w:val="center"/>
+          </w:tcPr>
+          <w:p>
+            <w:pPr>
+              <w:spacing w:before="0" w:beforeAutospacing="off" w:after="0" w:afterAutospacing="off"/>
+            </w:pPr>
+            <w:r>
+              <w:rPr/>
+              <w:t>1</w:t>
+            </w:r>
+          </w:p>
+        </w:tc>
+        <w:tc>
+          <w:tcPr>
+            <w:tcW w:w="2725" w:type="dxa"/>
+            <w:tcMar/>
+            <w:vAlign w:val="center"/>
+          </w:tcPr>
+          <w:p>
+            <w:pPr>
+              <w:spacing w:before="0" w:beforeAutospacing="off" w:after="0" w:afterAutospacing="off"/>
+            </w:pPr>
+            <w:r>
+              <w:rPr/>
+              <w:t>1</w:t>
+            </w:r>
+          </w:p>
+        </w:tc>
+      </w:tr>
+      <w:tr>
+        <w:trPr>
+          <w:trHeight w:val="300"/>
+        </w:trPr>
+        <w:tc>
+          <w:tcPr>
+            <w:tcW w:w="1015" w:type="dxa"/>
+            <w:tcMar/>
+            <w:vAlign w:val="center"/>
+          </w:tcPr>
+          <w:p>
+            <w:pPr>
+              <w:spacing w:before="0" w:beforeAutospacing="off" w:after="0" w:afterAutospacing="off"/>
+            </w:pPr>
+            <w:r>
+              <w:rPr/>
+              <w:t>v3</w:t>
+            </w:r>
+          </w:p>
+        </w:tc>
+        <w:tc>
+          <w:tcPr>
+            <w:tcW w:w="434" w:type="dxa"/>
+            <w:tcMar/>
+            <w:vAlign w:val="center"/>
+          </w:tcPr>
+          <w:p>
+            <w:pPr>
+              <w:spacing w:before="0" w:beforeAutospacing="off" w:after="0" w:afterAutospacing="off"/>
+            </w:pPr>
+            <w:r>
+              <w:rPr/>
+              <w:t>0</w:t>
+            </w:r>
+          </w:p>
+        </w:tc>
+        <w:tc>
+          <w:tcPr>
+            <w:tcW w:w="434" w:type="dxa"/>
+            <w:tcMar/>
+            <w:vAlign w:val="center"/>
+          </w:tcPr>
+          <w:p>
+            <w:pPr>
+              <w:spacing w:before="0" w:beforeAutospacing="off" w:after="0" w:afterAutospacing="off"/>
+            </w:pPr>
+            <w:r>
+              <w:rPr/>
+              <w:t>1</w:t>
+            </w:r>
+          </w:p>
+        </w:tc>
+        <w:tc>
+          <w:tcPr>
+            <w:tcW w:w="420" w:type="dxa"/>
+            <w:tcMar/>
+            <w:vAlign w:val="center"/>
+          </w:tcPr>
+          <w:p>
+            <w:pPr>
+              <w:spacing w:before="0" w:beforeAutospacing="off" w:after="0" w:afterAutospacing="off"/>
+            </w:pPr>
+            <w:r>
+              <w:rPr/>
+              <w:t>0</w:t>
+            </w:r>
+          </w:p>
+        </w:tc>
+        <w:tc>
+          <w:tcPr>
+            <w:tcW w:w="912" w:type="dxa"/>
+            <w:tcMar/>
+            <w:vAlign w:val="center"/>
+          </w:tcPr>
+          <w:p>
+            <w:pPr>
+              <w:spacing w:before="0" w:beforeAutospacing="off" w:after="0" w:afterAutospacing="off"/>
+            </w:pPr>
+            <w:r>
+              <w:rPr/>
+              <w:t>1</w:t>
+            </w:r>
+          </w:p>
+        </w:tc>
+        <w:tc>
+          <w:tcPr>
+            <w:tcW w:w="810" w:type="dxa"/>
+            <w:tcMar/>
+            <w:vAlign w:val="center"/>
+          </w:tcPr>
+          <w:p>
+            <w:pPr>
+              <w:spacing w:before="0" w:beforeAutospacing="off" w:after="0" w:afterAutospacing="off"/>
+            </w:pPr>
+            <w:r>
+              <w:rPr/>
+              <w:t>0</w:t>
+            </w:r>
+          </w:p>
+        </w:tc>
+        <w:tc>
+          <w:tcPr>
+            <w:tcW w:w="1448" w:type="dxa"/>
+            <w:tcMar/>
+            <w:vAlign w:val="center"/>
+          </w:tcPr>
+          <w:p>
+            <w:pPr>
+              <w:spacing w:before="0" w:beforeAutospacing="off" w:after="0" w:afterAutospacing="off"/>
+            </w:pPr>
+            <w:r>
+              <w:rPr/>
+              <w:t>1</w:t>
+            </w:r>
+          </w:p>
+        </w:tc>
+        <w:tc>
+          <w:tcPr>
+            <w:tcW w:w="2725" w:type="dxa"/>
+            <w:tcMar/>
+            <w:vAlign w:val="center"/>
+          </w:tcPr>
+          <w:p>
+            <w:pPr>
+              <w:spacing w:before="0" w:beforeAutospacing="off" w:after="0" w:afterAutospacing="off"/>
+            </w:pPr>
+            <w:r>
+              <w:rPr/>
+              <w:t>1</w:t>
+            </w:r>
+          </w:p>
+        </w:tc>
+      </w:tr>
+      <w:tr>
+        <w:trPr>
+          <w:trHeight w:val="300"/>
+        </w:trPr>
+        <w:tc>
+          <w:tcPr>
+            <w:tcW w:w="1015" w:type="dxa"/>
+            <w:tcMar/>
+            <w:vAlign w:val="center"/>
+          </w:tcPr>
+          <w:p>
+            <w:pPr>
+              <w:spacing w:before="0" w:beforeAutospacing="off" w:after="0" w:afterAutospacing="off"/>
+            </w:pPr>
+            <w:r>
+              <w:rPr/>
+              <w:t>v4</w:t>
+            </w:r>
+          </w:p>
+        </w:tc>
+        <w:tc>
+          <w:tcPr>
+            <w:tcW w:w="434" w:type="dxa"/>
+            <w:tcMar/>
+            <w:vAlign w:val="center"/>
+          </w:tcPr>
+          <w:p>
+            <w:pPr>
+              <w:spacing w:before="0" w:beforeAutospacing="off" w:after="0" w:afterAutospacing="off"/>
+            </w:pPr>
+            <w:r>
+              <w:rPr/>
+              <w:t>0</w:t>
+            </w:r>
+          </w:p>
+        </w:tc>
+        <w:tc>
+          <w:tcPr>
+            <w:tcW w:w="434" w:type="dxa"/>
+            <w:tcMar/>
+            <w:vAlign w:val="center"/>
+          </w:tcPr>
+          <w:p>
+            <w:pPr>
+              <w:spacing w:before="0" w:beforeAutospacing="off" w:after="0" w:afterAutospacing="off"/>
+            </w:pPr>
+            <w:r>
+              <w:rPr/>
+              <w:t>1</w:t>
+            </w:r>
+          </w:p>
+        </w:tc>
+        <w:tc>
+          <w:tcPr>
+            <w:tcW w:w="420" w:type="dxa"/>
+            <w:tcMar/>
+            <w:vAlign w:val="center"/>
+          </w:tcPr>
+          <w:p>
+            <w:pPr>
+              <w:spacing w:before="0" w:beforeAutospacing="off" w:after="0" w:afterAutospacing="off"/>
+            </w:pPr>
+            <w:r>
+              <w:rPr/>
+              <w:t>1</w:t>
+            </w:r>
+          </w:p>
+        </w:tc>
+        <w:tc>
+          <w:tcPr>
+            <w:tcW w:w="912" w:type="dxa"/>
+            <w:tcMar/>
+            <w:vAlign w:val="center"/>
+          </w:tcPr>
+          <w:p>
+            <w:pPr>
+              <w:spacing w:before="0" w:beforeAutospacing="off" w:after="0" w:afterAutospacing="off"/>
+            </w:pPr>
+            <w:r>
+              <w:rPr/>
+              <w:t>1</w:t>
+            </w:r>
+          </w:p>
+        </w:tc>
+        <w:tc>
+          <w:tcPr>
+            <w:tcW w:w="810" w:type="dxa"/>
+            <w:tcMar/>
+            <w:vAlign w:val="center"/>
+          </w:tcPr>
+          <w:p>
+            <w:pPr>
+              <w:spacing w:before="0" w:beforeAutospacing="off" w:after="0" w:afterAutospacing="off"/>
+            </w:pPr>
+            <w:r>
+              <w:rPr/>
+              <w:t>0</w:t>
+            </w:r>
+          </w:p>
+        </w:tc>
+        <w:tc>
+          <w:tcPr>
+            <w:tcW w:w="1448" w:type="dxa"/>
+            <w:tcMar/>
+            <w:vAlign w:val="center"/>
+          </w:tcPr>
+          <w:p>
+            <w:pPr>
+              <w:spacing w:before="0" w:beforeAutospacing="off" w:after="0" w:afterAutospacing="off"/>
+            </w:pPr>
+            <w:r>
+              <w:rPr/>
+              <w:t>1</w:t>
+            </w:r>
+          </w:p>
+        </w:tc>
+        <w:tc>
+          <w:tcPr>
+            <w:tcW w:w="2725" w:type="dxa"/>
+            <w:tcMar/>
+            <w:vAlign w:val="center"/>
+          </w:tcPr>
+          <w:p>
+            <w:pPr>
+              <w:spacing w:before="0" w:beforeAutospacing="off" w:after="0" w:afterAutospacing="off"/>
+            </w:pPr>
+            <w:r>
+              <w:rPr/>
+              <w:t>1</w:t>
+            </w:r>
+          </w:p>
+        </w:tc>
+      </w:tr>
+      <w:tr>
+        <w:trPr>
+          <w:trHeight w:val="300"/>
+        </w:trPr>
+        <w:tc>
+          <w:tcPr>
+            <w:tcW w:w="1015" w:type="dxa"/>
+            <w:tcMar/>
+            <w:vAlign w:val="center"/>
+          </w:tcPr>
+          <w:p>
+            <w:pPr>
+              <w:spacing w:before="0" w:beforeAutospacing="off" w:after="0" w:afterAutospacing="off"/>
+            </w:pPr>
+            <w:r>
+              <w:rPr/>
+              <w:t>v5</w:t>
+            </w:r>
+          </w:p>
+        </w:tc>
+        <w:tc>
+          <w:tcPr>
+            <w:tcW w:w="434" w:type="dxa"/>
+            <w:tcMar/>
+            <w:vAlign w:val="center"/>
+          </w:tcPr>
+          <w:p>
+            <w:pPr>
+              <w:spacing w:before="0" w:beforeAutospacing="off" w:after="0" w:afterAutospacing="off"/>
+            </w:pPr>
+            <w:r>
+              <w:rPr/>
+              <w:t>1</w:t>
+            </w:r>
+          </w:p>
+        </w:tc>
+        <w:tc>
+          <w:tcPr>
+            <w:tcW w:w="434" w:type="dxa"/>
+            <w:tcMar/>
+            <w:vAlign w:val="center"/>
+          </w:tcPr>
+          <w:p>
+            <w:pPr>
+              <w:spacing w:before="0" w:beforeAutospacing="off" w:after="0" w:afterAutospacing="off"/>
+            </w:pPr>
+            <w:r>
+              <w:rPr/>
+              <w:t>0</w:t>
+            </w:r>
+          </w:p>
+        </w:tc>
+        <w:tc>
+          <w:tcPr>
+            <w:tcW w:w="420" w:type="dxa"/>
+            <w:tcMar/>
+            <w:vAlign w:val="center"/>
+          </w:tcPr>
+          <w:p>
+            <w:pPr>
+              <w:spacing w:before="0" w:beforeAutospacing="off" w:after="0" w:afterAutospacing="off"/>
+            </w:pPr>
+            <w:r>
+              <w:rPr/>
+              <w:t>0</w:t>
+            </w:r>
+          </w:p>
+        </w:tc>
+        <w:tc>
+          <w:tcPr>
+            <w:tcW w:w="912" w:type="dxa"/>
+            <w:tcMar/>
+            <w:vAlign w:val="center"/>
+          </w:tcPr>
+          <w:p>
+            <w:pPr>
+              <w:spacing w:before="0" w:beforeAutospacing="off" w:after="0" w:afterAutospacing="off"/>
+            </w:pPr>
+            <w:r>
+              <w:rPr/>
+              <w:t>0</w:t>
+            </w:r>
+          </w:p>
+        </w:tc>
+        <w:tc>
+          <w:tcPr>
+            <w:tcW w:w="810" w:type="dxa"/>
+            <w:tcMar/>
+            <w:vAlign w:val="center"/>
+          </w:tcPr>
+          <w:p>
+            <w:pPr>
+              <w:spacing w:before="0" w:beforeAutospacing="off" w:after="0" w:afterAutospacing="off"/>
+            </w:pPr>
+            <w:r>
+              <w:rPr/>
+              <w:t>0</w:t>
+            </w:r>
+          </w:p>
+        </w:tc>
+        <w:tc>
+          <w:tcPr>
+            <w:tcW w:w="1448" w:type="dxa"/>
+            <w:tcMar/>
+            <w:vAlign w:val="center"/>
+          </w:tcPr>
+          <w:p>
+            <w:pPr>
+              <w:spacing w:before="0" w:beforeAutospacing="off" w:after="0" w:afterAutospacing="off"/>
+            </w:pPr>
+            <w:r>
+              <w:rPr/>
+              <w:t>1</w:t>
+            </w:r>
+          </w:p>
+        </w:tc>
+        <w:tc>
+          <w:tcPr>
+            <w:tcW w:w="2725" w:type="dxa"/>
+            <w:tcMar/>
+            <w:vAlign w:val="center"/>
+          </w:tcPr>
+          <w:p>
+            <w:pPr>
+              <w:spacing w:before="0" w:beforeAutospacing="off" w:after="0" w:afterAutospacing="off"/>
+            </w:pPr>
+            <w:r>
+              <w:rPr/>
+              <w:t>1</w:t>
+            </w:r>
+          </w:p>
+        </w:tc>
+      </w:tr>
+      <w:tr>
+        <w:trPr>
+          <w:trHeight w:val="300"/>
+        </w:trPr>
+        <w:tc>
+          <w:tcPr>
+            <w:tcW w:w="1015" w:type="dxa"/>
+            <w:tcMar/>
+            <w:vAlign w:val="center"/>
+          </w:tcPr>
+          <w:p>
+            <w:pPr>
+              <w:spacing w:before="0" w:beforeAutospacing="off" w:after="0" w:afterAutospacing="off"/>
+            </w:pPr>
+            <w:r>
+              <w:rPr/>
+              <w:t>v6</w:t>
+            </w:r>
+          </w:p>
+        </w:tc>
+        <w:tc>
+          <w:tcPr>
+            <w:tcW w:w="434" w:type="dxa"/>
+            <w:tcMar/>
+            <w:vAlign w:val="center"/>
+          </w:tcPr>
+          <w:p>
+            <w:pPr>
+              <w:spacing w:before="0" w:beforeAutospacing="off" w:after="0" w:afterAutospacing="off"/>
+            </w:pPr>
+            <w:r>
+              <w:rPr/>
+              <w:t>1</w:t>
+            </w:r>
+          </w:p>
+        </w:tc>
+        <w:tc>
+          <w:tcPr>
+            <w:tcW w:w="434" w:type="dxa"/>
+            <w:tcMar/>
+            <w:vAlign w:val="center"/>
+          </w:tcPr>
+          <w:p>
+            <w:pPr>
+              <w:spacing w:before="0" w:beforeAutospacing="off" w:after="0" w:afterAutospacing="off"/>
+            </w:pPr>
+            <w:r>
+              <w:rPr/>
+              <w:t>0</w:t>
+            </w:r>
+          </w:p>
+        </w:tc>
+        <w:tc>
+          <w:tcPr>
+            <w:tcW w:w="420" w:type="dxa"/>
+            <w:tcMar/>
+            <w:vAlign w:val="center"/>
+          </w:tcPr>
+          <w:p>
+            <w:pPr>
+              <w:spacing w:before="0" w:beforeAutospacing="off" w:after="0" w:afterAutospacing="off"/>
+            </w:pPr>
+            <w:r>
+              <w:rPr/>
+              <w:t>1</w:t>
+            </w:r>
+          </w:p>
+        </w:tc>
+        <w:tc>
+          <w:tcPr>
+            <w:tcW w:w="912" w:type="dxa"/>
+            <w:tcMar/>
+            <w:vAlign w:val="center"/>
+          </w:tcPr>
+          <w:p>
+            <w:pPr>
+              <w:spacing w:before="0" w:beforeAutospacing="off" w:after="0" w:afterAutospacing="off"/>
+            </w:pPr>
+            <w:r>
+              <w:rPr/>
+              <w:t>0</w:t>
+            </w:r>
+          </w:p>
+        </w:tc>
+        <w:tc>
+          <w:tcPr>
+            <w:tcW w:w="810" w:type="dxa"/>
+            <w:tcMar/>
+            <w:vAlign w:val="center"/>
+          </w:tcPr>
+          <w:p>
+            <w:pPr>
+              <w:spacing w:before="0" w:beforeAutospacing="off" w:after="0" w:afterAutospacing="off"/>
+            </w:pPr>
+            <w:r>
+              <w:rPr/>
+              <w:t>1</w:t>
+            </w:r>
+          </w:p>
+        </w:tc>
+        <w:tc>
+          <w:tcPr>
+            <w:tcW w:w="1448" w:type="dxa"/>
+            <w:tcMar/>
+            <w:vAlign w:val="center"/>
+          </w:tcPr>
+          <w:p>
+            <w:pPr>
+              <w:spacing w:before="0" w:beforeAutospacing="off" w:after="0" w:afterAutospacing="off"/>
+            </w:pPr>
+            <w:r>
+              <w:rPr/>
+              <w:t>0</w:t>
+            </w:r>
+          </w:p>
+        </w:tc>
+        <w:tc>
+          <w:tcPr>
+            <w:tcW w:w="2725" w:type="dxa"/>
+            <w:tcMar/>
+            <w:vAlign w:val="center"/>
+          </w:tcPr>
+          <w:p>
+            <w:pPr>
+              <w:spacing w:before="0" w:beforeAutospacing="off" w:after="0" w:afterAutospacing="off"/>
+            </w:pPr>
+            <w:r>
+              <w:rPr/>
+              <w:t>1</w:t>
+            </w:r>
+          </w:p>
+        </w:tc>
+      </w:tr>
+      <w:tr>
+        <w:trPr>
+          <w:trHeight w:val="300"/>
+        </w:trPr>
+        <w:tc>
+          <w:tcPr>
+            <w:tcW w:w="1015" w:type="dxa"/>
+            <w:tcMar/>
+            <w:vAlign w:val="center"/>
+          </w:tcPr>
+          <w:p>
+            <w:pPr>
+              <w:spacing w:before="0" w:beforeAutospacing="off" w:after="0" w:afterAutospacing="off"/>
+            </w:pPr>
+            <w:r>
+              <w:rPr/>
+              <w:t>v7</w:t>
+            </w:r>
+          </w:p>
+        </w:tc>
+        <w:tc>
+          <w:tcPr>
+            <w:tcW w:w="434" w:type="dxa"/>
+            <w:tcMar/>
+            <w:vAlign w:val="center"/>
+          </w:tcPr>
+          <w:p>
+            <w:pPr>
+              <w:spacing w:before="0" w:beforeAutospacing="off" w:after="0" w:afterAutospacing="off"/>
+            </w:pPr>
+            <w:r>
+              <w:rPr/>
+              <w:t>1</w:t>
+            </w:r>
+          </w:p>
+        </w:tc>
+        <w:tc>
+          <w:tcPr>
+            <w:tcW w:w="434" w:type="dxa"/>
+            <w:tcMar/>
+            <w:vAlign w:val="center"/>
+          </w:tcPr>
+          <w:p>
+            <w:pPr>
+              <w:spacing w:before="0" w:beforeAutospacing="off" w:after="0" w:afterAutospacing="off"/>
+            </w:pPr>
+            <w:r>
+              <w:rPr/>
+              <w:t>1</w:t>
+            </w:r>
+          </w:p>
+        </w:tc>
+        <w:tc>
+          <w:tcPr>
+            <w:tcW w:w="420" w:type="dxa"/>
+            <w:tcMar/>
+            <w:vAlign w:val="center"/>
+          </w:tcPr>
+          <w:p>
+            <w:pPr>
+              <w:spacing w:before="0" w:beforeAutospacing="off" w:after="0" w:afterAutospacing="off"/>
+            </w:pPr>
+            <w:r>
+              <w:rPr/>
+              <w:t>0</w:t>
+            </w:r>
+          </w:p>
+        </w:tc>
+        <w:tc>
+          <w:tcPr>
+            <w:tcW w:w="912" w:type="dxa"/>
+            <w:tcMar/>
+            <w:vAlign w:val="center"/>
+          </w:tcPr>
+          <w:p>
+            <w:pPr>
+              <w:spacing w:before="0" w:beforeAutospacing="off" w:after="0" w:afterAutospacing="off"/>
+            </w:pPr>
+            <w:r>
+              <w:rPr/>
+              <w:t>1</w:t>
+            </w:r>
+          </w:p>
+        </w:tc>
+        <w:tc>
+          <w:tcPr>
+            <w:tcW w:w="810" w:type="dxa"/>
+            <w:tcMar/>
+            <w:vAlign w:val="center"/>
+          </w:tcPr>
+          <w:p>
+            <w:pPr>
+              <w:spacing w:before="0" w:beforeAutospacing="off" w:after="0" w:afterAutospacing="off"/>
+            </w:pPr>
+            <w:r>
+              <w:rPr/>
+              <w:t>0</w:t>
+            </w:r>
+          </w:p>
+        </w:tc>
+        <w:tc>
+          <w:tcPr>
+            <w:tcW w:w="1448" w:type="dxa"/>
+            <w:tcMar/>
+            <w:vAlign w:val="center"/>
+          </w:tcPr>
+          <w:p>
+            <w:pPr>
+              <w:spacing w:before="0" w:beforeAutospacing="off" w:after="0" w:afterAutospacing="off"/>
+            </w:pPr>
+            <w:r>
+              <w:rPr/>
+              <w:t>1</w:t>
+            </w:r>
+          </w:p>
+        </w:tc>
+        <w:tc>
+          <w:tcPr>
+            <w:tcW w:w="2725" w:type="dxa"/>
+            <w:tcMar/>
+            <w:vAlign w:val="center"/>
+          </w:tcPr>
+          <w:p>
+            <w:pPr>
+              <w:spacing w:before="0" w:beforeAutospacing="off" w:after="0" w:afterAutospacing="off"/>
+            </w:pPr>
+            <w:r>
+              <w:rPr/>
+              <w:t>1</w:t>
+            </w:r>
+          </w:p>
+        </w:tc>
+      </w:tr>
+      <w:tr>
+        <w:trPr>
+          <w:trHeight w:val="300"/>
+        </w:trPr>
+        <w:tc>
+          <w:tcPr>
+            <w:tcW w:w="1015" w:type="dxa"/>
+            <w:tcMar/>
+            <w:vAlign w:val="center"/>
+          </w:tcPr>
+          <w:p>
+            <w:pPr>
+              <w:spacing w:before="0" w:beforeAutospacing="off" w:after="0" w:afterAutospacing="off"/>
+            </w:pPr>
+            <w:r>
+              <w:rPr/>
+              <w:t>v8</w:t>
+            </w:r>
+          </w:p>
+        </w:tc>
+        <w:tc>
+          <w:tcPr>
+            <w:tcW w:w="434" w:type="dxa"/>
+            <w:tcMar/>
+            <w:vAlign w:val="center"/>
+          </w:tcPr>
+          <w:p>
+            <w:pPr>
+              <w:spacing w:before="0" w:beforeAutospacing="off" w:after="0" w:afterAutospacing="off"/>
+            </w:pPr>
+            <w:r>
+              <w:rPr/>
+              <w:t>1</w:t>
+            </w:r>
+          </w:p>
+        </w:tc>
+        <w:tc>
+          <w:tcPr>
+            <w:tcW w:w="434" w:type="dxa"/>
+            <w:tcMar/>
+            <w:vAlign w:val="center"/>
+          </w:tcPr>
+          <w:p>
+            <w:pPr>
+              <w:spacing w:before="0" w:beforeAutospacing="off" w:after="0" w:afterAutospacing="off"/>
+            </w:pPr>
+            <w:r>
+              <w:rPr/>
+              <w:t>1</w:t>
+            </w:r>
+          </w:p>
+        </w:tc>
+        <w:tc>
+          <w:tcPr>
+            <w:tcW w:w="420" w:type="dxa"/>
+            <w:tcMar/>
+            <w:vAlign w:val="center"/>
+          </w:tcPr>
+          <w:p>
+            <w:pPr>
+              <w:spacing w:before="0" w:beforeAutospacing="off" w:after="0" w:afterAutospacing="off"/>
+            </w:pPr>
+            <w:r>
+              <w:rPr/>
+              <w:t>1</w:t>
+            </w:r>
+          </w:p>
+        </w:tc>
+        <w:tc>
+          <w:tcPr>
+            <w:tcW w:w="912" w:type="dxa"/>
+            <w:tcMar/>
+            <w:vAlign w:val="center"/>
+          </w:tcPr>
+          <w:p>
+            <w:pPr>
+              <w:spacing w:before="0" w:beforeAutospacing="off" w:after="0" w:afterAutospacing="off"/>
+            </w:pPr>
+            <w:r>
+              <w:rPr/>
+              <w:t>1</w:t>
+            </w:r>
+          </w:p>
+        </w:tc>
+        <w:tc>
+          <w:tcPr>
+            <w:tcW w:w="810" w:type="dxa"/>
+            <w:tcMar/>
+            <w:vAlign w:val="center"/>
+          </w:tcPr>
+          <w:p>
+            <w:pPr>
+              <w:spacing w:before="0" w:beforeAutospacing="off" w:after="0" w:afterAutospacing="off"/>
+            </w:pPr>
+            <w:r>
+              <w:rPr/>
+              <w:t>1</w:t>
+            </w:r>
+          </w:p>
+        </w:tc>
+        <w:tc>
+          <w:tcPr>
+            <w:tcW w:w="1448" w:type="dxa"/>
+            <w:tcMar/>
+            <w:vAlign w:val="center"/>
+          </w:tcPr>
+          <w:p>
+            <w:pPr>
+              <w:spacing w:before="0" w:beforeAutospacing="off" w:after="0" w:afterAutospacing="off"/>
+            </w:pPr>
+            <w:r>
+              <w:rPr/>
+              <w:t>1</w:t>
+            </w:r>
+          </w:p>
+        </w:tc>
+        <w:tc>
+          <w:tcPr>
+            <w:tcW w:w="2725" w:type="dxa"/>
+            <w:tcMar/>
+            <w:vAlign w:val="center"/>
+          </w:tcPr>
+          <w:p>
+            <w:pPr>
+              <w:spacing w:before="0" w:beforeAutospacing="off" w:after="0" w:afterAutospacing="off"/>
+            </w:pPr>
+            <w:r>
+              <w:rPr/>
+              <w:t>1</w:t>
+            </w:r>
+          </w:p>
+        </w:tc>
+      </w:tr>
+    </w:tbl>
+    <w:p>
+      <w:pPr>
+        <w:rPr>
+          <w:b w:val="1"/>
+          <w:bCs w:val="1"/>
+        </w:rPr>
+      </w:pPr>
     </w:p>
     <w:p>
       <w:pPr>
@@ -1912,33 +5127,21 @@
           <w:ilvl w:val="0"/>
           <w:numId w:val="18"/>
         </w:numPr>
-        <w:rPr>
-          <w:b/>
-          <w:bCs/>
-        </w:rPr>
-      </w:pPr>
-      <w:r>
-        <w:rPr>
-          <w:b/>
-          <w:bCs/>
-        </w:rPr>
-        <w:t xml:space="preserve">DNF: Ponieważ zdanie jest tautologią (daje 1 dla wszystkich 8 wierszy tabeli), postać DNF jest sumą algebraiczną wszystkich możliwych 8 </w:t>
-      </w:r>
-      <w:proofErr w:type="spellStart"/>
-      <w:r>
-        <w:rPr>
-          <w:b/>
-          <w:bCs/>
-        </w:rPr>
-        <w:t>mintermów</w:t>
-      </w:r>
-      <w:proofErr w:type="spellEnd"/>
-      <w:r>
-        <w:rPr>
-          <w:b/>
-          <w:bCs/>
-        </w:rPr>
-        <w:t xml:space="preserve"> dla zmiennych p, q, r.</w:t>
+        <w:rPr/>
+      </w:pPr>
+      <w:r>
+        <w:rPr>
+          <w:b w:val="1"/>
+          <w:bCs w:val="1"/>
+        </w:rPr>
+        <w:t>DNF: Ponieważ zdanie jest tautologią (daje 1 dla wszystkich 8 wierszy tabeli),</w:t>
+      </w:r>
+      <w:r>
+        <w:rPr>
+          <w:b w:val="1"/>
+          <w:bCs w:val="1"/>
+        </w:rPr>
+        <w:t xml:space="preserve"> (¬p ∧ ¬q ∧ ¬r) ∨ (¬p ∧ ¬q ∧ r) ∨ (¬p ∧ q ∧ ¬r) ∨ (¬p ∧ q ∧ r) ∨ (p ∧ ¬q ∧ ¬r) ∨ (p ∧ ¬q ∧ r) ∨ (p ∧ q ∧ ¬r) ∨ (p ∧ q ∧ r)</w:t>
       </w:r>
     </w:p>
     <w:p>
@@ -4529,7 +7732,7 @@
     </w:p>
     <w:p/>
     <w:sectPr>
-      <w:pgSz w:w="11906" w:h="16838"/>
+      <w:pgSz w:w="11906" w:h="16838" w:orient="portrait"/>
       <w:pgMar w:top="1417" w:right="1417" w:bottom="1417" w:left="1417" w:header="708" w:footer="708" w:gutter="0"/>
       <w:cols w:space="708"/>
       <w:docGrid w:linePitch="360"/>
@@ -4669,7 +7872,7 @@
         <w:ind w:left="720" w:hanging="360"/>
       </w:pPr>
       <w:rPr>
-        <w:rFonts w:ascii="Symbol" w:hAnsi="Symbol" w:hint="default"/>
+        <w:rFonts w:hint="default" w:ascii="Symbol" w:hAnsi="Symbol"/>
         <w:sz w:val="20"/>
       </w:rPr>
     </w:lvl>
@@ -4685,7 +7888,7 @@
         <w:ind w:left="1440" w:hanging="360"/>
       </w:pPr>
       <w:rPr>
-        <w:rFonts w:ascii="Courier New" w:hAnsi="Courier New" w:hint="default"/>
+        <w:rFonts w:hint="default" w:ascii="Courier New" w:hAnsi="Courier New"/>
         <w:sz w:val="20"/>
       </w:rPr>
     </w:lvl>
@@ -4701,7 +7904,7 @@
         <w:ind w:left="2160" w:hanging="360"/>
       </w:pPr>
       <w:rPr>
-        <w:rFonts w:ascii="Wingdings" w:hAnsi="Wingdings" w:hint="default"/>
+        <w:rFonts w:hint="default" w:ascii="Wingdings" w:hAnsi="Wingdings"/>
         <w:sz w:val="20"/>
       </w:rPr>
     </w:lvl>
@@ -4717,7 +7920,7 @@
         <w:ind w:left="2880" w:hanging="360"/>
       </w:pPr>
       <w:rPr>
-        <w:rFonts w:ascii="Wingdings" w:hAnsi="Wingdings" w:hint="default"/>
+        <w:rFonts w:hint="default" w:ascii="Wingdings" w:hAnsi="Wingdings"/>
         <w:sz w:val="20"/>
       </w:rPr>
     </w:lvl>
@@ -4733,7 +7936,7 @@
         <w:ind w:left="3600" w:hanging="360"/>
       </w:pPr>
       <w:rPr>
-        <w:rFonts w:ascii="Wingdings" w:hAnsi="Wingdings" w:hint="default"/>
+        <w:rFonts w:hint="default" w:ascii="Wingdings" w:hAnsi="Wingdings"/>
         <w:sz w:val="20"/>
       </w:rPr>
     </w:lvl>
@@ -4749,7 +7952,7 @@
         <w:ind w:left="4320" w:hanging="360"/>
       </w:pPr>
       <w:rPr>
-        <w:rFonts w:ascii="Wingdings" w:hAnsi="Wingdings" w:hint="default"/>
+        <w:rFonts w:hint="default" w:ascii="Wingdings" w:hAnsi="Wingdings"/>
         <w:sz w:val="20"/>
       </w:rPr>
     </w:lvl>
@@ -4765,7 +7968,7 @@
         <w:ind w:left="5040" w:hanging="360"/>
       </w:pPr>
       <w:rPr>
-        <w:rFonts w:ascii="Wingdings" w:hAnsi="Wingdings" w:hint="default"/>
+        <w:rFonts w:hint="default" w:ascii="Wingdings" w:hAnsi="Wingdings"/>
         <w:sz w:val="20"/>
       </w:rPr>
     </w:lvl>
@@ -4781,7 +7984,7 @@
         <w:ind w:left="5760" w:hanging="360"/>
       </w:pPr>
       <w:rPr>
-        <w:rFonts w:ascii="Wingdings" w:hAnsi="Wingdings" w:hint="default"/>
+        <w:rFonts w:hint="default" w:ascii="Wingdings" w:hAnsi="Wingdings"/>
         <w:sz w:val="20"/>
       </w:rPr>
     </w:lvl>
@@ -4797,7 +8000,7 @@
         <w:ind w:left="6480" w:hanging="360"/>
       </w:pPr>
       <w:rPr>
-        <w:rFonts w:ascii="Wingdings" w:hAnsi="Wingdings" w:hint="default"/>
+        <w:rFonts w:hint="default" w:ascii="Wingdings" w:hAnsi="Wingdings"/>
         <w:sz w:val="20"/>
       </w:rPr>
     </w:lvl>
@@ -4818,7 +8021,7 @@
         <w:ind w:left="720" w:hanging="360"/>
       </w:pPr>
       <w:rPr>
-        <w:rFonts w:ascii="Symbol" w:hAnsi="Symbol" w:hint="default"/>
+        <w:rFonts w:hint="default" w:ascii="Symbol" w:hAnsi="Symbol"/>
         <w:sz w:val="20"/>
       </w:rPr>
     </w:lvl>
@@ -4834,7 +8037,7 @@
         <w:ind w:left="1440" w:hanging="360"/>
       </w:pPr>
       <w:rPr>
-        <w:rFonts w:ascii="Courier New" w:hAnsi="Courier New" w:hint="default"/>
+        <w:rFonts w:hint="default" w:ascii="Courier New" w:hAnsi="Courier New"/>
         <w:sz w:val="20"/>
       </w:rPr>
     </w:lvl>
@@ -4850,7 +8053,7 @@
         <w:ind w:left="2160" w:hanging="360"/>
       </w:pPr>
       <w:rPr>
-        <w:rFonts w:ascii="Wingdings" w:hAnsi="Wingdings" w:hint="default"/>
+        <w:rFonts w:hint="default" w:ascii="Wingdings" w:hAnsi="Wingdings"/>
         <w:sz w:val="20"/>
       </w:rPr>
     </w:lvl>
@@ -4866,7 +8069,7 @@
         <w:ind w:left="2880" w:hanging="360"/>
       </w:pPr>
       <w:rPr>
-        <w:rFonts w:ascii="Wingdings" w:hAnsi="Wingdings" w:hint="default"/>
+        <w:rFonts w:hint="default" w:ascii="Wingdings" w:hAnsi="Wingdings"/>
         <w:sz w:val="20"/>
       </w:rPr>
     </w:lvl>
@@ -4882,7 +8085,7 @@
         <w:ind w:left="3600" w:hanging="360"/>
       </w:pPr>
       <w:rPr>
-        <w:rFonts w:ascii="Wingdings" w:hAnsi="Wingdings" w:hint="default"/>
+        <w:rFonts w:hint="default" w:ascii="Wingdings" w:hAnsi="Wingdings"/>
         <w:sz w:val="20"/>
       </w:rPr>
     </w:lvl>
@@ -4898,7 +8101,7 @@
         <w:ind w:left="4320" w:hanging="360"/>
       </w:pPr>
       <w:rPr>
-        <w:rFonts w:ascii="Wingdings" w:hAnsi="Wingdings" w:hint="default"/>
+        <w:rFonts w:hint="default" w:ascii="Wingdings" w:hAnsi="Wingdings"/>
         <w:sz w:val="20"/>
       </w:rPr>
     </w:lvl>
@@ -4914,7 +8117,7 @@
         <w:ind w:left="5040" w:hanging="360"/>
       </w:pPr>
       <w:rPr>
-        <w:rFonts w:ascii="Wingdings" w:hAnsi="Wingdings" w:hint="default"/>
+        <w:rFonts w:hint="default" w:ascii="Wingdings" w:hAnsi="Wingdings"/>
         <w:sz w:val="20"/>
       </w:rPr>
     </w:lvl>
@@ -4930,7 +8133,7 @@
         <w:ind w:left="5760" w:hanging="360"/>
       </w:pPr>
       <w:rPr>
-        <w:rFonts w:ascii="Wingdings" w:hAnsi="Wingdings" w:hint="default"/>
+        <w:rFonts w:hint="default" w:ascii="Wingdings" w:hAnsi="Wingdings"/>
         <w:sz w:val="20"/>
       </w:rPr>
     </w:lvl>
@@ -4946,7 +8149,7 @@
         <w:ind w:left="6480" w:hanging="360"/>
       </w:pPr>
       <w:rPr>
-        <w:rFonts w:ascii="Wingdings" w:hAnsi="Wingdings" w:hint="default"/>
+        <w:rFonts w:hint="default" w:ascii="Wingdings" w:hAnsi="Wingdings"/>
         <w:sz w:val="20"/>
       </w:rPr>
     </w:lvl>
@@ -4967,7 +8170,7 @@
         <w:ind w:left="720" w:hanging="360"/>
       </w:pPr>
       <w:rPr>
-        <w:rFonts w:ascii="Symbol" w:hAnsi="Symbol" w:hint="default"/>
+        <w:rFonts w:hint="default" w:ascii="Symbol" w:hAnsi="Symbol"/>
         <w:sz w:val="20"/>
       </w:rPr>
     </w:lvl>
@@ -4983,7 +8186,7 @@
         <w:ind w:left="1440" w:hanging="360"/>
       </w:pPr>
       <w:rPr>
-        <w:rFonts w:ascii="Courier New" w:hAnsi="Courier New" w:hint="default"/>
+        <w:rFonts w:hint="default" w:ascii="Courier New" w:hAnsi="Courier New"/>
         <w:sz w:val="20"/>
       </w:rPr>
     </w:lvl>
@@ -4999,7 +8202,7 @@
         <w:ind w:left="2160" w:hanging="360"/>
       </w:pPr>
       <w:rPr>
-        <w:rFonts w:ascii="Wingdings" w:hAnsi="Wingdings" w:hint="default"/>
+        <w:rFonts w:hint="default" w:ascii="Wingdings" w:hAnsi="Wingdings"/>
         <w:sz w:val="20"/>
       </w:rPr>
     </w:lvl>
@@ -5015,7 +8218,7 @@
         <w:ind w:left="2880" w:hanging="360"/>
       </w:pPr>
       <w:rPr>
-        <w:rFonts w:ascii="Wingdings" w:hAnsi="Wingdings" w:hint="default"/>
+        <w:rFonts w:hint="default" w:ascii="Wingdings" w:hAnsi="Wingdings"/>
         <w:sz w:val="20"/>
       </w:rPr>
     </w:lvl>
@@ -5031,7 +8234,7 @@
         <w:ind w:left="3600" w:hanging="360"/>
       </w:pPr>
       <w:rPr>
-        <w:rFonts w:ascii="Wingdings" w:hAnsi="Wingdings" w:hint="default"/>
+        <w:rFonts w:hint="default" w:ascii="Wingdings" w:hAnsi="Wingdings"/>
         <w:sz w:val="20"/>
       </w:rPr>
     </w:lvl>
@@ -5047,7 +8250,7 @@
         <w:ind w:left="4320" w:hanging="360"/>
       </w:pPr>
       <w:rPr>
-        <w:rFonts w:ascii="Wingdings" w:hAnsi="Wingdings" w:hint="default"/>
+        <w:rFonts w:hint="default" w:ascii="Wingdings" w:hAnsi="Wingdings"/>
         <w:sz w:val="20"/>
       </w:rPr>
     </w:lvl>
@@ -5063,7 +8266,7 @@
         <w:ind w:left="5040" w:hanging="360"/>
       </w:pPr>
       <w:rPr>
-        <w:rFonts w:ascii="Wingdings" w:hAnsi="Wingdings" w:hint="default"/>
+        <w:rFonts w:hint="default" w:ascii="Wingdings" w:hAnsi="Wingdings"/>
         <w:sz w:val="20"/>
       </w:rPr>
     </w:lvl>
@@ -5079,7 +8282,7 @@
         <w:ind w:left="5760" w:hanging="360"/>
       </w:pPr>
       <w:rPr>
-        <w:rFonts w:ascii="Wingdings" w:hAnsi="Wingdings" w:hint="default"/>
+        <w:rFonts w:hint="default" w:ascii="Wingdings" w:hAnsi="Wingdings"/>
         <w:sz w:val="20"/>
       </w:rPr>
     </w:lvl>
@@ -5095,7 +8298,7 @@
         <w:ind w:left="6480" w:hanging="360"/>
       </w:pPr>
       <w:rPr>
-        <w:rFonts w:ascii="Wingdings" w:hAnsi="Wingdings" w:hint="default"/>
+        <w:rFonts w:hint="default" w:ascii="Wingdings" w:hAnsi="Wingdings"/>
         <w:sz w:val="20"/>
       </w:rPr>
     </w:lvl>
@@ -5116,7 +8319,7 @@
         <w:ind w:left="720" w:hanging="360"/>
       </w:pPr>
       <w:rPr>
-        <w:rFonts w:ascii="Symbol" w:hAnsi="Symbol" w:hint="default"/>
+        <w:rFonts w:hint="default" w:ascii="Symbol" w:hAnsi="Symbol"/>
         <w:sz w:val="20"/>
       </w:rPr>
     </w:lvl>
@@ -5132,7 +8335,7 @@
         <w:ind w:left="1440" w:hanging="360"/>
       </w:pPr>
       <w:rPr>
-        <w:rFonts w:ascii="Courier New" w:hAnsi="Courier New" w:hint="default"/>
+        <w:rFonts w:hint="default" w:ascii="Courier New" w:hAnsi="Courier New"/>
         <w:sz w:val="20"/>
       </w:rPr>
     </w:lvl>
@@ -5148,7 +8351,7 @@
         <w:ind w:left="2160" w:hanging="360"/>
       </w:pPr>
       <w:rPr>
-        <w:rFonts w:ascii="Wingdings" w:hAnsi="Wingdings" w:hint="default"/>
+        <w:rFonts w:hint="default" w:ascii="Wingdings" w:hAnsi="Wingdings"/>
         <w:sz w:val="20"/>
       </w:rPr>
     </w:lvl>
@@ -5164,7 +8367,7 @@
         <w:ind w:left="2880" w:hanging="360"/>
       </w:pPr>
       <w:rPr>
-        <w:rFonts w:ascii="Wingdings" w:hAnsi="Wingdings" w:hint="default"/>
+        <w:rFonts w:hint="default" w:ascii="Wingdings" w:hAnsi="Wingdings"/>
         <w:sz w:val="20"/>
       </w:rPr>
     </w:lvl>
@@ -5180,7 +8383,7 @@
         <w:ind w:left="3600" w:hanging="360"/>
       </w:pPr>
       <w:rPr>
-        <w:rFonts w:ascii="Wingdings" w:hAnsi="Wingdings" w:hint="default"/>
+        <w:rFonts w:hint="default" w:ascii="Wingdings" w:hAnsi="Wingdings"/>
         <w:sz w:val="20"/>
       </w:rPr>
     </w:lvl>
@@ -5196,7 +8399,7 @@
         <w:ind w:left="4320" w:hanging="360"/>
       </w:pPr>
       <w:rPr>
-        <w:rFonts w:ascii="Wingdings" w:hAnsi="Wingdings" w:hint="default"/>
+        <w:rFonts w:hint="default" w:ascii="Wingdings" w:hAnsi="Wingdings"/>
         <w:sz w:val="20"/>
       </w:rPr>
     </w:lvl>
@@ -5212,7 +8415,7 @@
         <w:ind w:left="5040" w:hanging="360"/>
       </w:pPr>
       <w:rPr>
-        <w:rFonts w:ascii="Wingdings" w:hAnsi="Wingdings" w:hint="default"/>
+        <w:rFonts w:hint="default" w:ascii="Wingdings" w:hAnsi="Wingdings"/>
         <w:sz w:val="20"/>
       </w:rPr>
     </w:lvl>
@@ -5228,7 +8431,7 @@
         <w:ind w:left="5760" w:hanging="360"/>
       </w:pPr>
       <w:rPr>
-        <w:rFonts w:ascii="Wingdings" w:hAnsi="Wingdings" w:hint="default"/>
+        <w:rFonts w:hint="default" w:ascii="Wingdings" w:hAnsi="Wingdings"/>
         <w:sz w:val="20"/>
       </w:rPr>
     </w:lvl>
@@ -5244,7 +8447,7 @@
         <w:ind w:left="6480" w:hanging="360"/>
       </w:pPr>
       <w:rPr>
-        <w:rFonts w:ascii="Wingdings" w:hAnsi="Wingdings" w:hint="default"/>
+        <w:rFonts w:hint="default" w:ascii="Wingdings" w:hAnsi="Wingdings"/>
         <w:sz w:val="20"/>
       </w:rPr>
     </w:lvl>
@@ -5378,7 +8581,7 @@
         <w:ind w:left="720" w:hanging="360"/>
       </w:pPr>
       <w:rPr>
-        <w:rFonts w:ascii="Symbol" w:hAnsi="Symbol" w:hint="default"/>
+        <w:rFonts w:hint="default" w:ascii="Symbol" w:hAnsi="Symbol"/>
         <w:sz w:val="20"/>
       </w:rPr>
     </w:lvl>
@@ -5394,7 +8597,7 @@
         <w:ind w:left="1440" w:hanging="360"/>
       </w:pPr>
       <w:rPr>
-        <w:rFonts w:ascii="Courier New" w:hAnsi="Courier New" w:hint="default"/>
+        <w:rFonts w:hint="default" w:ascii="Courier New" w:hAnsi="Courier New"/>
         <w:sz w:val="20"/>
       </w:rPr>
     </w:lvl>
@@ -5410,7 +8613,7 @@
         <w:ind w:left="2160" w:hanging="360"/>
       </w:pPr>
       <w:rPr>
-        <w:rFonts w:ascii="Wingdings" w:hAnsi="Wingdings" w:hint="default"/>
+        <w:rFonts w:hint="default" w:ascii="Wingdings" w:hAnsi="Wingdings"/>
         <w:sz w:val="20"/>
       </w:rPr>
     </w:lvl>
@@ -5426,7 +8629,7 @@
         <w:ind w:left="2880" w:hanging="360"/>
       </w:pPr>
       <w:rPr>
-        <w:rFonts w:ascii="Wingdings" w:hAnsi="Wingdings" w:hint="default"/>
+        <w:rFonts w:hint="default" w:ascii="Wingdings" w:hAnsi="Wingdings"/>
         <w:sz w:val="20"/>
       </w:rPr>
     </w:lvl>
@@ -5442,7 +8645,7 @@
         <w:ind w:left="3600" w:hanging="360"/>
       </w:pPr>
       <w:rPr>
-        <w:rFonts w:ascii="Wingdings" w:hAnsi="Wingdings" w:hint="default"/>
+        <w:rFonts w:hint="default" w:ascii="Wingdings" w:hAnsi="Wingdings"/>
         <w:sz w:val="20"/>
       </w:rPr>
     </w:lvl>
@@ -5458,7 +8661,7 @@
         <w:ind w:left="4320" w:hanging="360"/>
       </w:pPr>
       <w:rPr>
-        <w:rFonts w:ascii="Wingdings" w:hAnsi="Wingdings" w:hint="default"/>
+        <w:rFonts w:hint="default" w:ascii="Wingdings" w:hAnsi="Wingdings"/>
         <w:sz w:val="20"/>
       </w:rPr>
     </w:lvl>
@@ -5474,7 +8677,7 @@
         <w:ind w:left="5040" w:hanging="360"/>
       </w:pPr>
       <w:rPr>
-        <w:rFonts w:ascii="Wingdings" w:hAnsi="Wingdings" w:hint="default"/>
+        <w:rFonts w:hint="default" w:ascii="Wingdings" w:hAnsi="Wingdings"/>
         <w:sz w:val="20"/>
       </w:rPr>
     </w:lvl>
@@ -5490,7 +8693,7 @@
         <w:ind w:left="5760" w:hanging="360"/>
       </w:pPr>
       <w:rPr>
-        <w:rFonts w:ascii="Wingdings" w:hAnsi="Wingdings" w:hint="default"/>
+        <w:rFonts w:hint="default" w:ascii="Wingdings" w:hAnsi="Wingdings"/>
         <w:sz w:val="20"/>
       </w:rPr>
     </w:lvl>
@@ -5506,7 +8709,7 @@
         <w:ind w:left="6480" w:hanging="360"/>
       </w:pPr>
       <w:rPr>
-        <w:rFonts w:ascii="Wingdings" w:hAnsi="Wingdings" w:hint="default"/>
+        <w:rFonts w:hint="default" w:ascii="Wingdings" w:hAnsi="Wingdings"/>
         <w:sz w:val="20"/>
       </w:rPr>
     </w:lvl>
@@ -5527,7 +8730,7 @@
         <w:ind w:left="720" w:hanging="360"/>
       </w:pPr>
       <w:rPr>
-        <w:rFonts w:ascii="Symbol" w:hAnsi="Symbol" w:hint="default"/>
+        <w:rFonts w:hint="default" w:ascii="Symbol" w:hAnsi="Symbol"/>
         <w:sz w:val="20"/>
       </w:rPr>
     </w:lvl>
@@ -5543,7 +8746,7 @@
         <w:ind w:left="1440" w:hanging="360"/>
       </w:pPr>
       <w:rPr>
-        <w:rFonts w:ascii="Courier New" w:hAnsi="Courier New" w:hint="default"/>
+        <w:rFonts w:hint="default" w:ascii="Courier New" w:hAnsi="Courier New"/>
         <w:sz w:val="20"/>
       </w:rPr>
     </w:lvl>
@@ -5559,7 +8762,7 @@
         <w:ind w:left="2160" w:hanging="360"/>
       </w:pPr>
       <w:rPr>
-        <w:rFonts w:ascii="Wingdings" w:hAnsi="Wingdings" w:hint="default"/>
+        <w:rFonts w:hint="default" w:ascii="Wingdings" w:hAnsi="Wingdings"/>
         <w:sz w:val="20"/>
       </w:rPr>
     </w:lvl>
@@ -5575,7 +8778,7 @@
         <w:ind w:left="2880" w:hanging="360"/>
       </w:pPr>
       <w:rPr>
-        <w:rFonts w:ascii="Wingdings" w:hAnsi="Wingdings" w:hint="default"/>
+        <w:rFonts w:hint="default" w:ascii="Wingdings" w:hAnsi="Wingdings"/>
         <w:sz w:val="20"/>
       </w:rPr>
     </w:lvl>
@@ -5591,7 +8794,7 @@
         <w:ind w:left="3600" w:hanging="360"/>
       </w:pPr>
       <w:rPr>
-        <w:rFonts w:ascii="Wingdings" w:hAnsi="Wingdings" w:hint="default"/>
+        <w:rFonts w:hint="default" w:ascii="Wingdings" w:hAnsi="Wingdings"/>
         <w:sz w:val="20"/>
       </w:rPr>
     </w:lvl>
@@ -5607,7 +8810,7 @@
         <w:ind w:left="4320" w:hanging="360"/>
       </w:pPr>
       <w:rPr>
-        <w:rFonts w:ascii="Wingdings" w:hAnsi="Wingdings" w:hint="default"/>
+        <w:rFonts w:hint="default" w:ascii="Wingdings" w:hAnsi="Wingdings"/>
         <w:sz w:val="20"/>
       </w:rPr>
     </w:lvl>
@@ -5623,7 +8826,7 @@
         <w:ind w:left="5040" w:hanging="360"/>
       </w:pPr>
       <w:rPr>
-        <w:rFonts w:ascii="Wingdings" w:hAnsi="Wingdings" w:hint="default"/>
+        <w:rFonts w:hint="default" w:ascii="Wingdings" w:hAnsi="Wingdings"/>
         <w:sz w:val="20"/>
       </w:rPr>
     </w:lvl>
@@ -5639,7 +8842,7 @@
         <w:ind w:left="5760" w:hanging="360"/>
       </w:pPr>
       <w:rPr>
-        <w:rFonts w:ascii="Wingdings" w:hAnsi="Wingdings" w:hint="default"/>
+        <w:rFonts w:hint="default" w:ascii="Wingdings" w:hAnsi="Wingdings"/>
         <w:sz w:val="20"/>
       </w:rPr>
     </w:lvl>
@@ -5655,7 +8858,7 @@
         <w:ind w:left="6480" w:hanging="360"/>
       </w:pPr>
       <w:rPr>
-        <w:rFonts w:ascii="Wingdings" w:hAnsi="Wingdings" w:hint="default"/>
+        <w:rFonts w:hint="default" w:ascii="Wingdings" w:hAnsi="Wingdings"/>
         <w:sz w:val="20"/>
       </w:rPr>
     </w:lvl>
@@ -5676,7 +8879,7 @@
         <w:ind w:left="720" w:hanging="360"/>
       </w:pPr>
       <w:rPr>
-        <w:rFonts w:ascii="Symbol" w:hAnsi="Symbol" w:hint="default"/>
+        <w:rFonts w:hint="default" w:ascii="Symbol" w:hAnsi="Symbol"/>
         <w:sz w:val="20"/>
       </w:rPr>
     </w:lvl>
@@ -5692,7 +8895,7 @@
         <w:ind w:left="1440" w:hanging="360"/>
       </w:pPr>
       <w:rPr>
-        <w:rFonts w:ascii="Courier New" w:hAnsi="Courier New" w:hint="default"/>
+        <w:rFonts w:hint="default" w:ascii="Courier New" w:hAnsi="Courier New"/>
         <w:sz w:val="20"/>
       </w:rPr>
     </w:lvl>
@@ -5708,7 +8911,7 @@
         <w:ind w:left="2160" w:hanging="360"/>
       </w:pPr>
       <w:rPr>
-        <w:rFonts w:ascii="Wingdings" w:hAnsi="Wingdings" w:hint="default"/>
+        <w:rFonts w:hint="default" w:ascii="Wingdings" w:hAnsi="Wingdings"/>
         <w:sz w:val="20"/>
       </w:rPr>
     </w:lvl>
@@ -5724,7 +8927,7 @@
         <w:ind w:left="2880" w:hanging="360"/>
       </w:pPr>
       <w:rPr>
-        <w:rFonts w:ascii="Wingdings" w:hAnsi="Wingdings" w:hint="default"/>
+        <w:rFonts w:hint="default" w:ascii="Wingdings" w:hAnsi="Wingdings"/>
         <w:sz w:val="20"/>
       </w:rPr>
     </w:lvl>
@@ -5740,7 +8943,7 @@
         <w:ind w:left="3600" w:hanging="360"/>
       </w:pPr>
       <w:rPr>
-        <w:rFonts w:ascii="Wingdings" w:hAnsi="Wingdings" w:hint="default"/>
+        <w:rFonts w:hint="default" w:ascii="Wingdings" w:hAnsi="Wingdings"/>
         <w:sz w:val="20"/>
       </w:rPr>
     </w:lvl>
@@ -5756,7 +8959,7 @@
         <w:ind w:left="4320" w:hanging="360"/>
       </w:pPr>
       <w:rPr>
-        <w:rFonts w:ascii="Wingdings" w:hAnsi="Wingdings" w:hint="default"/>
+        <w:rFonts w:hint="default" w:ascii="Wingdings" w:hAnsi="Wingdings"/>
         <w:sz w:val="20"/>
       </w:rPr>
     </w:lvl>
@@ -5772,7 +8975,7 @@
         <w:ind w:left="5040" w:hanging="360"/>
       </w:pPr>
       <w:rPr>
-        <w:rFonts w:ascii="Wingdings" w:hAnsi="Wingdings" w:hint="default"/>
+        <w:rFonts w:hint="default" w:ascii="Wingdings" w:hAnsi="Wingdings"/>
         <w:sz w:val="20"/>
       </w:rPr>
     </w:lvl>
@@ -5788,7 +8991,7 @@
         <w:ind w:left="5760" w:hanging="360"/>
       </w:pPr>
       <w:rPr>
-        <w:rFonts w:ascii="Wingdings" w:hAnsi="Wingdings" w:hint="default"/>
+        <w:rFonts w:hint="default" w:ascii="Wingdings" w:hAnsi="Wingdings"/>
         <w:sz w:val="20"/>
       </w:rPr>
     </w:lvl>
@@ -5804,7 +9007,7 @@
         <w:ind w:left="6480" w:hanging="360"/>
       </w:pPr>
       <w:rPr>
-        <w:rFonts w:ascii="Wingdings" w:hAnsi="Wingdings" w:hint="default"/>
+        <w:rFonts w:hint="default" w:ascii="Wingdings" w:hAnsi="Wingdings"/>
         <w:sz w:val="20"/>
       </w:rPr>
     </w:lvl>
@@ -5825,7 +9028,7 @@
         <w:ind w:left="720" w:hanging="360"/>
       </w:pPr>
       <w:rPr>
-        <w:rFonts w:ascii="Symbol" w:hAnsi="Symbol" w:hint="default"/>
+        <w:rFonts w:hint="default" w:ascii="Symbol" w:hAnsi="Symbol"/>
         <w:sz w:val="20"/>
       </w:rPr>
     </w:lvl>
@@ -5841,7 +9044,7 @@
         <w:ind w:left="1440" w:hanging="360"/>
       </w:pPr>
       <w:rPr>
-        <w:rFonts w:ascii="Courier New" w:hAnsi="Courier New" w:hint="default"/>
+        <w:rFonts w:hint="default" w:ascii="Courier New" w:hAnsi="Courier New"/>
         <w:sz w:val="20"/>
       </w:rPr>
     </w:lvl>
@@ -5857,7 +9060,7 @@
         <w:ind w:left="2160" w:hanging="360"/>
       </w:pPr>
       <w:rPr>
-        <w:rFonts w:ascii="Wingdings" w:hAnsi="Wingdings" w:hint="default"/>
+        <w:rFonts w:hint="default" w:ascii="Wingdings" w:hAnsi="Wingdings"/>
         <w:sz w:val="20"/>
       </w:rPr>
     </w:lvl>
@@ -5873,7 +9076,7 @@
         <w:ind w:left="2880" w:hanging="360"/>
       </w:pPr>
       <w:rPr>
-        <w:rFonts w:ascii="Wingdings" w:hAnsi="Wingdings" w:hint="default"/>
+        <w:rFonts w:hint="default" w:ascii="Wingdings" w:hAnsi="Wingdings"/>
         <w:sz w:val="20"/>
       </w:rPr>
     </w:lvl>
@@ -5889,7 +9092,7 @@
         <w:ind w:left="3600" w:hanging="360"/>
       </w:pPr>
       <w:rPr>
-        <w:rFonts w:ascii="Wingdings" w:hAnsi="Wingdings" w:hint="default"/>
+        <w:rFonts w:hint="default" w:ascii="Wingdings" w:hAnsi="Wingdings"/>
         <w:sz w:val="20"/>
       </w:rPr>
     </w:lvl>
@@ -5905,7 +9108,7 @@
         <w:ind w:left="4320" w:hanging="360"/>
       </w:pPr>
       <w:rPr>
-        <w:rFonts w:ascii="Wingdings" w:hAnsi="Wingdings" w:hint="default"/>
+        <w:rFonts w:hint="default" w:ascii="Wingdings" w:hAnsi="Wingdings"/>
         <w:sz w:val="20"/>
       </w:rPr>
     </w:lvl>
@@ -5921,7 +9124,7 @@
         <w:ind w:left="5040" w:hanging="360"/>
       </w:pPr>
       <w:rPr>
-        <w:rFonts w:ascii="Wingdings" w:hAnsi="Wingdings" w:hint="default"/>
+        <w:rFonts w:hint="default" w:ascii="Wingdings" w:hAnsi="Wingdings"/>
         <w:sz w:val="20"/>
       </w:rPr>
     </w:lvl>
@@ -5937,7 +9140,7 @@
         <w:ind w:left="5760" w:hanging="360"/>
       </w:pPr>
       <w:rPr>
-        <w:rFonts w:ascii="Wingdings" w:hAnsi="Wingdings" w:hint="default"/>
+        <w:rFonts w:hint="default" w:ascii="Wingdings" w:hAnsi="Wingdings"/>
         <w:sz w:val="20"/>
       </w:rPr>
     </w:lvl>
@@ -5953,7 +9156,7 @@
         <w:ind w:left="6480" w:hanging="360"/>
       </w:pPr>
       <w:rPr>
-        <w:rFonts w:ascii="Wingdings" w:hAnsi="Wingdings" w:hint="default"/>
+        <w:rFonts w:hint="default" w:ascii="Wingdings" w:hAnsi="Wingdings"/>
         <w:sz w:val="20"/>
       </w:rPr>
     </w:lvl>
@@ -5974,7 +9177,7 @@
         <w:ind w:left="720" w:hanging="360"/>
       </w:pPr>
       <w:rPr>
-        <w:rFonts w:ascii="Symbol" w:hAnsi="Symbol" w:hint="default"/>
+        <w:rFonts w:hint="default" w:ascii="Symbol" w:hAnsi="Symbol"/>
         <w:sz w:val="20"/>
       </w:rPr>
     </w:lvl>
@@ -5990,7 +9193,7 @@
         <w:ind w:left="1440" w:hanging="360"/>
       </w:pPr>
       <w:rPr>
-        <w:rFonts w:ascii="Courier New" w:hAnsi="Courier New" w:hint="default"/>
+        <w:rFonts w:hint="default" w:ascii="Courier New" w:hAnsi="Courier New"/>
         <w:sz w:val="20"/>
       </w:rPr>
     </w:lvl>
@@ -6006,7 +9209,7 @@
         <w:ind w:left="2160" w:hanging="360"/>
       </w:pPr>
       <w:rPr>
-        <w:rFonts w:ascii="Wingdings" w:hAnsi="Wingdings" w:hint="default"/>
+        <w:rFonts w:hint="default" w:ascii="Wingdings" w:hAnsi="Wingdings"/>
         <w:sz w:val="20"/>
       </w:rPr>
     </w:lvl>
@@ -6022,7 +9225,7 @@
         <w:ind w:left="2880" w:hanging="360"/>
       </w:pPr>
       <w:rPr>
-        <w:rFonts w:ascii="Wingdings" w:hAnsi="Wingdings" w:hint="default"/>
+        <w:rFonts w:hint="default" w:ascii="Wingdings" w:hAnsi="Wingdings"/>
         <w:sz w:val="20"/>
       </w:rPr>
     </w:lvl>
@@ -6038,7 +9241,7 @@
         <w:ind w:left="3600" w:hanging="360"/>
       </w:pPr>
       <w:rPr>
-        <w:rFonts w:ascii="Wingdings" w:hAnsi="Wingdings" w:hint="default"/>
+        <w:rFonts w:hint="default" w:ascii="Wingdings" w:hAnsi="Wingdings"/>
         <w:sz w:val="20"/>
       </w:rPr>
     </w:lvl>
@@ -6054,7 +9257,7 @@
         <w:ind w:left="4320" w:hanging="360"/>
       </w:pPr>
       <w:rPr>
-        <w:rFonts w:ascii="Wingdings" w:hAnsi="Wingdings" w:hint="default"/>
+        <w:rFonts w:hint="default" w:ascii="Wingdings" w:hAnsi="Wingdings"/>
         <w:sz w:val="20"/>
       </w:rPr>
     </w:lvl>
@@ -6070,7 +9273,7 @@
         <w:ind w:left="5040" w:hanging="360"/>
       </w:pPr>
       <w:rPr>
-        <w:rFonts w:ascii="Wingdings" w:hAnsi="Wingdings" w:hint="default"/>
+        <w:rFonts w:hint="default" w:ascii="Wingdings" w:hAnsi="Wingdings"/>
         <w:sz w:val="20"/>
       </w:rPr>
     </w:lvl>
@@ -6086,7 +9289,7 @@
         <w:ind w:left="5760" w:hanging="360"/>
       </w:pPr>
       <w:rPr>
-        <w:rFonts w:ascii="Wingdings" w:hAnsi="Wingdings" w:hint="default"/>
+        <w:rFonts w:hint="default" w:ascii="Wingdings" w:hAnsi="Wingdings"/>
         <w:sz w:val="20"/>
       </w:rPr>
     </w:lvl>
@@ -6102,7 +9305,7 @@
         <w:ind w:left="6480" w:hanging="360"/>
       </w:pPr>
       <w:rPr>
-        <w:rFonts w:ascii="Wingdings" w:hAnsi="Wingdings" w:hint="default"/>
+        <w:rFonts w:hint="default" w:ascii="Wingdings" w:hAnsi="Wingdings"/>
         <w:sz w:val="20"/>
       </w:rPr>
     </w:lvl>
@@ -6123,7 +9326,7 @@
         <w:ind w:left="720" w:hanging="360"/>
       </w:pPr>
       <w:rPr>
-        <w:rFonts w:ascii="Symbol" w:hAnsi="Symbol" w:hint="default"/>
+        <w:rFonts w:hint="default" w:ascii="Symbol" w:hAnsi="Symbol"/>
         <w:sz w:val="20"/>
       </w:rPr>
     </w:lvl>
@@ -6139,7 +9342,7 @@
         <w:ind w:left="1440" w:hanging="360"/>
       </w:pPr>
       <w:rPr>
-        <w:rFonts w:ascii="Courier New" w:hAnsi="Courier New" w:hint="default"/>
+        <w:rFonts w:hint="default" w:ascii="Courier New" w:hAnsi="Courier New"/>
         <w:sz w:val="20"/>
       </w:rPr>
     </w:lvl>
@@ -6155,7 +9358,7 @@
         <w:ind w:left="2160" w:hanging="360"/>
       </w:pPr>
       <w:rPr>
-        <w:rFonts w:ascii="Wingdings" w:hAnsi="Wingdings" w:hint="default"/>
+        <w:rFonts w:hint="default" w:ascii="Wingdings" w:hAnsi="Wingdings"/>
         <w:sz w:val="20"/>
       </w:rPr>
     </w:lvl>
@@ -6171,7 +9374,7 @@
         <w:ind w:left="2880" w:hanging="360"/>
       </w:pPr>
       <w:rPr>
-        <w:rFonts w:ascii="Wingdings" w:hAnsi="Wingdings" w:hint="default"/>
+        <w:rFonts w:hint="default" w:ascii="Wingdings" w:hAnsi="Wingdings"/>
         <w:sz w:val="20"/>
       </w:rPr>
     </w:lvl>
@@ -6187,7 +9390,7 @@
         <w:ind w:left="3600" w:hanging="360"/>
       </w:pPr>
       <w:rPr>
-        <w:rFonts w:ascii="Wingdings" w:hAnsi="Wingdings" w:hint="default"/>
+        <w:rFonts w:hint="default" w:ascii="Wingdings" w:hAnsi="Wingdings"/>
         <w:sz w:val="20"/>
       </w:rPr>
     </w:lvl>
@@ -6203,7 +9406,7 @@
         <w:ind w:left="4320" w:hanging="360"/>
       </w:pPr>
       <w:rPr>
-        <w:rFonts w:ascii="Wingdings" w:hAnsi="Wingdings" w:hint="default"/>
+        <w:rFonts w:hint="default" w:ascii="Wingdings" w:hAnsi="Wingdings"/>
         <w:sz w:val="20"/>
       </w:rPr>
     </w:lvl>
@@ -6219,7 +9422,7 @@
         <w:ind w:left="5040" w:hanging="360"/>
       </w:pPr>
       <w:rPr>
-        <w:rFonts w:ascii="Wingdings" w:hAnsi="Wingdings" w:hint="default"/>
+        <w:rFonts w:hint="default" w:ascii="Wingdings" w:hAnsi="Wingdings"/>
         <w:sz w:val="20"/>
       </w:rPr>
     </w:lvl>
@@ -6235,7 +9438,7 @@
         <w:ind w:left="5760" w:hanging="360"/>
       </w:pPr>
       <w:rPr>
-        <w:rFonts w:ascii="Wingdings" w:hAnsi="Wingdings" w:hint="default"/>
+        <w:rFonts w:hint="default" w:ascii="Wingdings" w:hAnsi="Wingdings"/>
         <w:sz w:val="20"/>
       </w:rPr>
     </w:lvl>
@@ -6251,7 +9454,7 @@
         <w:ind w:left="6480" w:hanging="360"/>
       </w:pPr>
       <w:rPr>
-        <w:rFonts w:ascii="Wingdings" w:hAnsi="Wingdings" w:hint="default"/>
+        <w:rFonts w:hint="default" w:ascii="Wingdings" w:hAnsi="Wingdings"/>
         <w:sz w:val="20"/>
       </w:rPr>
     </w:lvl>
@@ -6272,7 +9475,7 @@
         <w:ind w:left="720" w:hanging="360"/>
       </w:pPr>
       <w:rPr>
-        <w:rFonts w:ascii="Symbol" w:hAnsi="Symbol" w:hint="default"/>
+        <w:rFonts w:hint="default" w:ascii="Symbol" w:hAnsi="Symbol"/>
         <w:sz w:val="20"/>
       </w:rPr>
     </w:lvl>
@@ -6288,7 +9491,7 @@
         <w:ind w:left="1440" w:hanging="360"/>
       </w:pPr>
       <w:rPr>
-        <w:rFonts w:ascii="Courier New" w:hAnsi="Courier New" w:hint="default"/>
+        <w:rFonts w:hint="default" w:ascii="Courier New" w:hAnsi="Courier New"/>
         <w:sz w:val="20"/>
       </w:rPr>
     </w:lvl>
@@ -6304,7 +9507,7 @@
         <w:ind w:left="2160" w:hanging="360"/>
       </w:pPr>
       <w:rPr>
-        <w:rFonts w:ascii="Wingdings" w:hAnsi="Wingdings" w:hint="default"/>
+        <w:rFonts w:hint="default" w:ascii="Wingdings" w:hAnsi="Wingdings"/>
         <w:sz w:val="20"/>
       </w:rPr>
     </w:lvl>
@@ -6320,7 +9523,7 @@
         <w:ind w:left="2880" w:hanging="360"/>
       </w:pPr>
       <w:rPr>
-        <w:rFonts w:ascii="Wingdings" w:hAnsi="Wingdings" w:hint="default"/>
+        <w:rFonts w:hint="default" w:ascii="Wingdings" w:hAnsi="Wingdings"/>
         <w:sz w:val="20"/>
       </w:rPr>
     </w:lvl>
@@ -6336,7 +9539,7 @@
         <w:ind w:left="3600" w:hanging="360"/>
       </w:pPr>
       <w:rPr>
-        <w:rFonts w:ascii="Wingdings" w:hAnsi="Wingdings" w:hint="default"/>
+        <w:rFonts w:hint="default" w:ascii="Wingdings" w:hAnsi="Wingdings"/>
         <w:sz w:val="20"/>
       </w:rPr>
     </w:lvl>
@@ -6352,7 +9555,7 @@
         <w:ind w:left="4320" w:hanging="360"/>
       </w:pPr>
       <w:rPr>
-        <w:rFonts w:ascii="Wingdings" w:hAnsi="Wingdings" w:hint="default"/>
+        <w:rFonts w:hint="default" w:ascii="Wingdings" w:hAnsi="Wingdings"/>
         <w:sz w:val="20"/>
       </w:rPr>
     </w:lvl>
@@ -6368,7 +9571,7 @@
         <w:ind w:left="5040" w:hanging="360"/>
       </w:pPr>
       <w:rPr>
-        <w:rFonts w:ascii="Wingdings" w:hAnsi="Wingdings" w:hint="default"/>
+        <w:rFonts w:hint="default" w:ascii="Wingdings" w:hAnsi="Wingdings"/>
         <w:sz w:val="20"/>
       </w:rPr>
     </w:lvl>
@@ -6384,7 +9587,7 @@
         <w:ind w:left="5760" w:hanging="360"/>
       </w:pPr>
       <w:rPr>
-        <w:rFonts w:ascii="Wingdings" w:hAnsi="Wingdings" w:hint="default"/>
+        <w:rFonts w:hint="default" w:ascii="Wingdings" w:hAnsi="Wingdings"/>
         <w:sz w:val="20"/>
       </w:rPr>
     </w:lvl>
@@ -6400,7 +9603,7 @@
         <w:ind w:left="6480" w:hanging="360"/>
       </w:pPr>
       <w:rPr>
-        <w:rFonts w:ascii="Wingdings" w:hAnsi="Wingdings" w:hint="default"/>
+        <w:rFonts w:hint="default" w:ascii="Wingdings" w:hAnsi="Wingdings"/>
         <w:sz w:val="20"/>
       </w:rPr>
     </w:lvl>
@@ -6433,7 +9636,7 @@
         <w:ind w:left="1440" w:hanging="360"/>
       </w:pPr>
       <w:rPr>
-        <w:rFonts w:ascii="Courier New" w:hAnsi="Courier New" w:hint="default"/>
+        <w:rFonts w:hint="default" w:ascii="Courier New" w:hAnsi="Courier New"/>
         <w:sz w:val="20"/>
       </w:rPr>
     </w:lvl>
@@ -6651,7 +9854,7 @@
         <w:ind w:left="720" w:hanging="360"/>
       </w:pPr>
       <w:rPr>
-        <w:rFonts w:ascii="Symbol" w:hAnsi="Symbol" w:hint="default"/>
+        <w:rFonts w:hint="default" w:ascii="Symbol" w:hAnsi="Symbol"/>
         <w:sz w:val="20"/>
       </w:rPr>
     </w:lvl>
@@ -6667,7 +9870,7 @@
         <w:ind w:left="1440" w:hanging="360"/>
       </w:pPr>
       <w:rPr>
-        <w:rFonts w:ascii="Courier New" w:hAnsi="Courier New" w:hint="default"/>
+        <w:rFonts w:hint="default" w:ascii="Courier New" w:hAnsi="Courier New"/>
         <w:sz w:val="20"/>
       </w:rPr>
     </w:lvl>
@@ -6683,7 +9886,7 @@
         <w:ind w:left="2160" w:hanging="360"/>
       </w:pPr>
       <w:rPr>
-        <w:rFonts w:ascii="Wingdings" w:hAnsi="Wingdings" w:hint="default"/>
+        <w:rFonts w:hint="default" w:ascii="Wingdings" w:hAnsi="Wingdings"/>
         <w:sz w:val="20"/>
       </w:rPr>
     </w:lvl>
@@ -6699,7 +9902,7 @@
         <w:ind w:left="2880" w:hanging="360"/>
       </w:pPr>
       <w:rPr>
-        <w:rFonts w:ascii="Wingdings" w:hAnsi="Wingdings" w:hint="default"/>
+        <w:rFonts w:hint="default" w:ascii="Wingdings" w:hAnsi="Wingdings"/>
         <w:sz w:val="20"/>
       </w:rPr>
     </w:lvl>
@@ -6715,7 +9918,7 @@
         <w:ind w:left="3600" w:hanging="360"/>
       </w:pPr>
       <w:rPr>
-        <w:rFonts w:ascii="Wingdings" w:hAnsi="Wingdings" w:hint="default"/>
+        <w:rFonts w:hint="default" w:ascii="Wingdings" w:hAnsi="Wingdings"/>
         <w:sz w:val="20"/>
       </w:rPr>
     </w:lvl>
@@ -6731,7 +9934,7 @@
         <w:ind w:left="4320" w:hanging="360"/>
       </w:pPr>
       <w:rPr>
-        <w:rFonts w:ascii="Wingdings" w:hAnsi="Wingdings" w:hint="default"/>
+        <w:rFonts w:hint="default" w:ascii="Wingdings" w:hAnsi="Wingdings"/>
         <w:sz w:val="20"/>
       </w:rPr>
     </w:lvl>
@@ -6747,7 +9950,7 @@
         <w:ind w:left="5040" w:hanging="360"/>
       </w:pPr>
       <w:rPr>
-        <w:rFonts w:ascii="Wingdings" w:hAnsi="Wingdings" w:hint="default"/>
+        <w:rFonts w:hint="default" w:ascii="Wingdings" w:hAnsi="Wingdings"/>
         <w:sz w:val="20"/>
       </w:rPr>
     </w:lvl>
@@ -6763,7 +9966,7 @@
         <w:ind w:left="5760" w:hanging="360"/>
       </w:pPr>
       <w:rPr>
-        <w:rFonts w:ascii="Wingdings" w:hAnsi="Wingdings" w:hint="default"/>
+        <w:rFonts w:hint="default" w:ascii="Wingdings" w:hAnsi="Wingdings"/>
         <w:sz w:val="20"/>
       </w:rPr>
     </w:lvl>
@@ -6779,7 +9982,7 @@
         <w:ind w:left="6480" w:hanging="360"/>
       </w:pPr>
       <w:rPr>
-        <w:rFonts w:ascii="Wingdings" w:hAnsi="Wingdings" w:hint="default"/>
+        <w:rFonts w:hint="default" w:ascii="Wingdings" w:hAnsi="Wingdings"/>
         <w:sz w:val="20"/>
       </w:rPr>
     </w:lvl>
@@ -6913,7 +10116,7 @@
         <w:ind w:left="720" w:hanging="360"/>
       </w:pPr>
       <w:rPr>
-        <w:rFonts w:ascii="Symbol" w:hAnsi="Symbol" w:hint="default"/>
+        <w:rFonts w:hint="default" w:ascii="Symbol" w:hAnsi="Symbol"/>
         <w:sz w:val="20"/>
       </w:rPr>
     </w:lvl>
@@ -6929,7 +10132,7 @@
         <w:ind w:left="1440" w:hanging="360"/>
       </w:pPr>
       <w:rPr>
-        <w:rFonts w:ascii="Courier New" w:hAnsi="Courier New" w:hint="default"/>
+        <w:rFonts w:hint="default" w:ascii="Courier New" w:hAnsi="Courier New"/>
         <w:sz w:val="20"/>
       </w:rPr>
     </w:lvl>
@@ -6945,7 +10148,7 @@
         <w:ind w:left="2160" w:hanging="360"/>
       </w:pPr>
       <w:rPr>
-        <w:rFonts w:ascii="Wingdings" w:hAnsi="Wingdings" w:hint="default"/>
+        <w:rFonts w:hint="default" w:ascii="Wingdings" w:hAnsi="Wingdings"/>
         <w:sz w:val="20"/>
       </w:rPr>
     </w:lvl>
@@ -6961,7 +10164,7 @@
         <w:ind w:left="2880" w:hanging="360"/>
       </w:pPr>
       <w:rPr>
-        <w:rFonts w:ascii="Wingdings" w:hAnsi="Wingdings" w:hint="default"/>
+        <w:rFonts w:hint="default" w:ascii="Wingdings" w:hAnsi="Wingdings"/>
         <w:sz w:val="20"/>
       </w:rPr>
     </w:lvl>
@@ -6977,7 +10180,7 @@
         <w:ind w:left="3600" w:hanging="360"/>
       </w:pPr>
       <w:rPr>
-        <w:rFonts w:ascii="Wingdings" w:hAnsi="Wingdings" w:hint="default"/>
+        <w:rFonts w:hint="default" w:ascii="Wingdings" w:hAnsi="Wingdings"/>
         <w:sz w:val="20"/>
       </w:rPr>
     </w:lvl>
@@ -6993,7 +10196,7 @@
         <w:ind w:left="4320" w:hanging="360"/>
       </w:pPr>
       <w:rPr>
-        <w:rFonts w:ascii="Wingdings" w:hAnsi="Wingdings" w:hint="default"/>
+        <w:rFonts w:hint="default" w:ascii="Wingdings" w:hAnsi="Wingdings"/>
         <w:sz w:val="20"/>
       </w:rPr>
     </w:lvl>
@@ -7009,7 +10212,7 @@
         <w:ind w:left="5040" w:hanging="360"/>
       </w:pPr>
       <w:rPr>
-        <w:rFonts w:ascii="Wingdings" w:hAnsi="Wingdings" w:hint="default"/>
+        <w:rFonts w:hint="default" w:ascii="Wingdings" w:hAnsi="Wingdings"/>
         <w:sz w:val="20"/>
       </w:rPr>
     </w:lvl>
@@ -7025,7 +10228,7 @@
         <w:ind w:left="5760" w:hanging="360"/>
       </w:pPr>
       <w:rPr>
-        <w:rFonts w:ascii="Wingdings" w:hAnsi="Wingdings" w:hint="default"/>
+        <w:rFonts w:hint="default" w:ascii="Wingdings" w:hAnsi="Wingdings"/>
         <w:sz w:val="20"/>
       </w:rPr>
     </w:lvl>
@@ -7041,7 +10244,7 @@
         <w:ind w:left="6480" w:hanging="360"/>
       </w:pPr>
       <w:rPr>
-        <w:rFonts w:ascii="Wingdings" w:hAnsi="Wingdings" w:hint="default"/>
+        <w:rFonts w:hint="default" w:ascii="Wingdings" w:hAnsi="Wingdings"/>
         <w:sz w:val="20"/>
       </w:rPr>
     </w:lvl>
@@ -7074,7 +10277,7 @@
         <w:ind w:left="1440" w:hanging="360"/>
       </w:pPr>
       <w:rPr>
-        <w:rFonts w:ascii="Courier New" w:hAnsi="Courier New" w:hint="default"/>
+        <w:rFonts w:hint="default" w:ascii="Courier New" w:hAnsi="Courier New"/>
         <w:sz w:val="20"/>
       </w:rPr>
     </w:lvl>
@@ -7179,7 +10382,7 @@
         <w:ind w:left="720" w:hanging="360"/>
       </w:pPr>
       <w:rPr>
-        <w:rFonts w:ascii="Symbol" w:hAnsi="Symbol" w:hint="default"/>
+        <w:rFonts w:hint="default" w:ascii="Symbol" w:hAnsi="Symbol"/>
         <w:sz w:val="20"/>
       </w:rPr>
     </w:lvl>
@@ -7195,7 +10398,7 @@
         <w:ind w:left="1440" w:hanging="360"/>
       </w:pPr>
       <w:rPr>
-        <w:rFonts w:ascii="Courier New" w:hAnsi="Courier New" w:hint="default"/>
+        <w:rFonts w:hint="default" w:ascii="Courier New" w:hAnsi="Courier New"/>
         <w:sz w:val="20"/>
       </w:rPr>
     </w:lvl>
@@ -7211,7 +10414,7 @@
         <w:ind w:left="2160" w:hanging="360"/>
       </w:pPr>
       <w:rPr>
-        <w:rFonts w:ascii="Wingdings" w:hAnsi="Wingdings" w:hint="default"/>
+        <w:rFonts w:hint="default" w:ascii="Wingdings" w:hAnsi="Wingdings"/>
         <w:sz w:val="20"/>
       </w:rPr>
     </w:lvl>
@@ -7227,7 +10430,7 @@
         <w:ind w:left="2880" w:hanging="360"/>
       </w:pPr>
       <w:rPr>
-        <w:rFonts w:ascii="Wingdings" w:hAnsi="Wingdings" w:hint="default"/>
+        <w:rFonts w:hint="default" w:ascii="Wingdings" w:hAnsi="Wingdings"/>
         <w:sz w:val="20"/>
       </w:rPr>
     </w:lvl>
@@ -7243,7 +10446,7 @@
         <w:ind w:left="3600" w:hanging="360"/>
       </w:pPr>
       <w:rPr>
-        <w:rFonts w:ascii="Wingdings" w:hAnsi="Wingdings" w:hint="default"/>
+        <w:rFonts w:hint="default" w:ascii="Wingdings" w:hAnsi="Wingdings"/>
         <w:sz w:val="20"/>
       </w:rPr>
     </w:lvl>
@@ -7259,7 +10462,7 @@
         <w:ind w:left="4320" w:hanging="360"/>
       </w:pPr>
       <w:rPr>
-        <w:rFonts w:ascii="Wingdings" w:hAnsi="Wingdings" w:hint="default"/>
+        <w:rFonts w:hint="default" w:ascii="Wingdings" w:hAnsi="Wingdings"/>
         <w:sz w:val="20"/>
       </w:rPr>
     </w:lvl>
@@ -7275,7 +10478,7 @@
         <w:ind w:left="5040" w:hanging="360"/>
       </w:pPr>
       <w:rPr>
-        <w:rFonts w:ascii="Wingdings" w:hAnsi="Wingdings" w:hint="default"/>
+        <w:rFonts w:hint="default" w:ascii="Wingdings" w:hAnsi="Wingdings"/>
         <w:sz w:val="20"/>
       </w:rPr>
     </w:lvl>
@@ -7291,7 +10494,7 @@
         <w:ind w:left="5760" w:hanging="360"/>
       </w:pPr>
       <w:rPr>
-        <w:rFonts w:ascii="Wingdings" w:hAnsi="Wingdings" w:hint="default"/>
+        <w:rFonts w:hint="default" w:ascii="Wingdings" w:hAnsi="Wingdings"/>
         <w:sz w:val="20"/>
       </w:rPr>
     </w:lvl>
@@ -7307,7 +10510,7 @@
         <w:ind w:left="6480" w:hanging="360"/>
       </w:pPr>
       <w:rPr>
-        <w:rFonts w:ascii="Wingdings" w:hAnsi="Wingdings" w:hint="default"/>
+        <w:rFonts w:hint="default" w:ascii="Wingdings" w:hAnsi="Wingdings"/>
         <w:sz w:val="20"/>
       </w:rPr>
     </w:lvl>
@@ -7554,7 +10757,7 @@
         <w:ind w:left="720" w:hanging="360"/>
       </w:pPr>
       <w:rPr>
-        <w:rFonts w:ascii="Symbol" w:hAnsi="Symbol" w:hint="default"/>
+        <w:rFonts w:hint="default" w:ascii="Symbol" w:hAnsi="Symbol"/>
         <w:sz w:val="20"/>
       </w:rPr>
     </w:lvl>
@@ -7570,7 +10773,7 @@
         <w:ind w:left="1440" w:hanging="360"/>
       </w:pPr>
       <w:rPr>
-        <w:rFonts w:ascii="Courier New" w:hAnsi="Courier New" w:hint="default"/>
+        <w:rFonts w:hint="default" w:ascii="Courier New" w:hAnsi="Courier New"/>
         <w:sz w:val="20"/>
       </w:rPr>
     </w:lvl>
@@ -7586,7 +10789,7 @@
         <w:ind w:left="2160" w:hanging="360"/>
       </w:pPr>
       <w:rPr>
-        <w:rFonts w:ascii="Wingdings" w:hAnsi="Wingdings" w:hint="default"/>
+        <w:rFonts w:hint="default" w:ascii="Wingdings" w:hAnsi="Wingdings"/>
         <w:sz w:val="20"/>
       </w:rPr>
     </w:lvl>
@@ -7602,7 +10805,7 @@
         <w:ind w:left="2880" w:hanging="360"/>
       </w:pPr>
       <w:rPr>
-        <w:rFonts w:ascii="Wingdings" w:hAnsi="Wingdings" w:hint="default"/>
+        <w:rFonts w:hint="default" w:ascii="Wingdings" w:hAnsi="Wingdings"/>
         <w:sz w:val="20"/>
       </w:rPr>
     </w:lvl>
@@ -7618,7 +10821,7 @@
         <w:ind w:left="3600" w:hanging="360"/>
       </w:pPr>
       <w:rPr>
-        <w:rFonts w:ascii="Wingdings" w:hAnsi="Wingdings" w:hint="default"/>
+        <w:rFonts w:hint="default" w:ascii="Wingdings" w:hAnsi="Wingdings"/>
         <w:sz w:val="20"/>
       </w:rPr>
     </w:lvl>
@@ -7634,7 +10837,7 @@
         <w:ind w:left="4320" w:hanging="360"/>
       </w:pPr>
       <w:rPr>
-        <w:rFonts w:ascii="Wingdings" w:hAnsi="Wingdings" w:hint="default"/>
+        <w:rFonts w:hint="default" w:ascii="Wingdings" w:hAnsi="Wingdings"/>
         <w:sz w:val="20"/>
       </w:rPr>
     </w:lvl>
@@ -7650,7 +10853,7 @@
         <w:ind w:left="5040" w:hanging="360"/>
       </w:pPr>
       <w:rPr>
-        <w:rFonts w:ascii="Wingdings" w:hAnsi="Wingdings" w:hint="default"/>
+        <w:rFonts w:hint="default" w:ascii="Wingdings" w:hAnsi="Wingdings"/>
         <w:sz w:val="20"/>
       </w:rPr>
     </w:lvl>
@@ -7666,7 +10869,7 @@
         <w:ind w:left="5760" w:hanging="360"/>
       </w:pPr>
       <w:rPr>
-        <w:rFonts w:ascii="Wingdings" w:hAnsi="Wingdings" w:hint="default"/>
+        <w:rFonts w:hint="default" w:ascii="Wingdings" w:hAnsi="Wingdings"/>
         <w:sz w:val="20"/>
       </w:rPr>
     </w:lvl>
@@ -7682,7 +10885,7 @@
         <w:ind w:left="6480" w:hanging="360"/>
       </w:pPr>
       <w:rPr>
-        <w:rFonts w:ascii="Wingdings" w:hAnsi="Wingdings" w:hint="default"/>
+        <w:rFonts w:hint="default" w:ascii="Wingdings" w:hAnsi="Wingdings"/>
         <w:sz w:val="20"/>
       </w:rPr>
     </w:lvl>
@@ -7703,7 +10906,7 @@
         <w:ind w:left="720" w:hanging="360"/>
       </w:pPr>
       <w:rPr>
-        <w:rFonts w:ascii="Symbol" w:hAnsi="Symbol" w:hint="default"/>
+        <w:rFonts w:hint="default" w:ascii="Symbol" w:hAnsi="Symbol"/>
         <w:sz w:val="20"/>
       </w:rPr>
     </w:lvl>
@@ -7719,7 +10922,7 @@
         <w:ind w:left="1440" w:hanging="360"/>
       </w:pPr>
       <w:rPr>
-        <w:rFonts w:ascii="Courier New" w:hAnsi="Courier New" w:hint="default"/>
+        <w:rFonts w:hint="default" w:ascii="Courier New" w:hAnsi="Courier New"/>
         <w:sz w:val="20"/>
       </w:rPr>
     </w:lvl>
@@ -7735,7 +10938,7 @@
         <w:ind w:left="2160" w:hanging="360"/>
       </w:pPr>
       <w:rPr>
-        <w:rFonts w:ascii="Wingdings" w:hAnsi="Wingdings" w:hint="default"/>
+        <w:rFonts w:hint="default" w:ascii="Wingdings" w:hAnsi="Wingdings"/>
         <w:sz w:val="20"/>
       </w:rPr>
     </w:lvl>
@@ -7751,7 +10954,7 @@
         <w:ind w:left="2880" w:hanging="360"/>
       </w:pPr>
       <w:rPr>
-        <w:rFonts w:ascii="Wingdings" w:hAnsi="Wingdings" w:hint="default"/>
+        <w:rFonts w:hint="default" w:ascii="Wingdings" w:hAnsi="Wingdings"/>
         <w:sz w:val="20"/>
       </w:rPr>
     </w:lvl>
@@ -7767,7 +10970,7 @@
         <w:ind w:left="3600" w:hanging="360"/>
       </w:pPr>
       <w:rPr>
-        <w:rFonts w:ascii="Wingdings" w:hAnsi="Wingdings" w:hint="default"/>
+        <w:rFonts w:hint="default" w:ascii="Wingdings" w:hAnsi="Wingdings"/>
         <w:sz w:val="20"/>
       </w:rPr>
     </w:lvl>
@@ -7783,7 +10986,7 @@
         <w:ind w:left="4320" w:hanging="360"/>
       </w:pPr>
       <w:rPr>
-        <w:rFonts w:ascii="Wingdings" w:hAnsi="Wingdings" w:hint="default"/>
+        <w:rFonts w:hint="default" w:ascii="Wingdings" w:hAnsi="Wingdings"/>
         <w:sz w:val="20"/>
       </w:rPr>
     </w:lvl>
@@ -7799,7 +11002,7 @@
         <w:ind w:left="5040" w:hanging="360"/>
       </w:pPr>
       <w:rPr>
-        <w:rFonts w:ascii="Wingdings" w:hAnsi="Wingdings" w:hint="default"/>
+        <w:rFonts w:hint="default" w:ascii="Wingdings" w:hAnsi="Wingdings"/>
         <w:sz w:val="20"/>
       </w:rPr>
     </w:lvl>
@@ -7815,7 +11018,7 @@
         <w:ind w:left="5760" w:hanging="360"/>
       </w:pPr>
       <w:rPr>
-        <w:rFonts w:ascii="Wingdings" w:hAnsi="Wingdings" w:hint="default"/>
+        <w:rFonts w:hint="default" w:ascii="Wingdings" w:hAnsi="Wingdings"/>
         <w:sz w:val="20"/>
       </w:rPr>
     </w:lvl>
@@ -7831,7 +11034,7 @@
         <w:ind w:left="6480" w:hanging="360"/>
       </w:pPr>
       <w:rPr>
-        <w:rFonts w:ascii="Wingdings" w:hAnsi="Wingdings" w:hint="default"/>
+        <w:rFonts w:hint="default" w:ascii="Wingdings" w:hAnsi="Wingdings"/>
         <w:sz w:val="20"/>
       </w:rPr>
     </w:lvl>
@@ -7916,7 +11119,7 @@
   <w:docDefaults>
     <w:rPrDefault>
       <w:rPr>
-        <w:rFonts w:asciiTheme="minorHAnsi" w:eastAsiaTheme="minorHAnsi" w:hAnsiTheme="minorHAnsi" w:cstheme="minorBidi"/>
+        <w:rFonts w:asciiTheme="minorHAnsi" w:hAnsiTheme="minorHAnsi" w:eastAsiaTheme="minorHAnsi" w:cstheme="minorBidi"/>
         <w:kern w:val="2"/>
         <w:sz w:val="24"/>
         <w:szCs w:val="24"/>
@@ -7933,14 +11136,14 @@
   <w:latentStyles w:defLockedState="0" w:defUIPriority="99" w:defSemiHidden="0" w:defUnhideWhenUsed="0" w:defQFormat="0" w:count="376">
     <w:lsdException w:name="Normal" w:uiPriority="0" w:qFormat="1"/>
     <w:lsdException w:name="heading 1" w:uiPriority="9" w:qFormat="1"/>
-    <w:lsdException w:name="heading 2" w:semiHidden="1" w:uiPriority="9" w:unhideWhenUsed="1" w:qFormat="1"/>
-    <w:lsdException w:name="heading 3" w:semiHidden="1" w:uiPriority="9" w:unhideWhenUsed="1" w:qFormat="1"/>
-    <w:lsdException w:name="heading 4" w:semiHidden="1" w:uiPriority="9" w:unhideWhenUsed="1" w:qFormat="1"/>
-    <w:lsdException w:name="heading 5" w:semiHidden="1" w:uiPriority="9" w:unhideWhenUsed="1" w:qFormat="1"/>
-    <w:lsdException w:name="heading 6" w:semiHidden="1" w:uiPriority="9" w:unhideWhenUsed="1" w:qFormat="1"/>
-    <w:lsdException w:name="heading 7" w:semiHidden="1" w:uiPriority="9" w:unhideWhenUsed="1" w:qFormat="1"/>
-    <w:lsdException w:name="heading 8" w:semiHidden="1" w:uiPriority="9" w:unhideWhenUsed="1" w:qFormat="1"/>
-    <w:lsdException w:name="heading 9" w:semiHidden="1" w:uiPriority="9" w:unhideWhenUsed="1" w:qFormat="1"/>
+    <w:lsdException w:name="heading 2" w:uiPriority="9" w:semiHidden="1" w:unhideWhenUsed="1" w:qFormat="1"/>
+    <w:lsdException w:name="heading 3" w:uiPriority="9" w:semiHidden="1" w:unhideWhenUsed="1" w:qFormat="1"/>
+    <w:lsdException w:name="heading 4" w:uiPriority="9" w:semiHidden="1" w:unhideWhenUsed="1" w:qFormat="1"/>
+    <w:lsdException w:name="heading 5" w:uiPriority="9" w:semiHidden="1" w:unhideWhenUsed="1" w:qFormat="1"/>
+    <w:lsdException w:name="heading 6" w:uiPriority="9" w:semiHidden="1" w:unhideWhenUsed="1" w:qFormat="1"/>
+    <w:lsdException w:name="heading 7" w:uiPriority="9" w:semiHidden="1" w:unhideWhenUsed="1" w:qFormat="1"/>
+    <w:lsdException w:name="heading 8" w:uiPriority="9" w:semiHidden="1" w:unhideWhenUsed="1" w:qFormat="1"/>
+    <w:lsdException w:name="heading 9" w:uiPriority="9" w:semiHidden="1" w:unhideWhenUsed="1" w:qFormat="1"/>
     <w:lsdException w:name="index 1" w:semiHidden="1" w:unhideWhenUsed="1"/>
     <w:lsdException w:name="index 2" w:semiHidden="1" w:unhideWhenUsed="1"/>
     <w:lsdException w:name="index 3" w:semiHidden="1" w:unhideWhenUsed="1"/>
@@ -7950,22 +11153,22 @@
     <w:lsdException w:name="index 7" w:semiHidden="1" w:unhideWhenUsed="1"/>
     <w:lsdException w:name="index 8" w:semiHidden="1" w:unhideWhenUsed="1"/>
     <w:lsdException w:name="index 9" w:semiHidden="1" w:unhideWhenUsed="1"/>
-    <w:lsdException w:name="toc 1" w:semiHidden="1" w:uiPriority="39" w:unhideWhenUsed="1"/>
-    <w:lsdException w:name="toc 2" w:semiHidden="1" w:uiPriority="39" w:unhideWhenUsed="1"/>
-    <w:lsdException w:name="toc 3" w:semiHidden="1" w:uiPriority="39" w:unhideWhenUsed="1"/>
-    <w:lsdException w:name="toc 4" w:semiHidden="1" w:uiPriority="39" w:unhideWhenUsed="1"/>
-    <w:lsdException w:name="toc 5" w:semiHidden="1" w:uiPriority="39" w:unhideWhenUsed="1"/>
-    <w:lsdException w:name="toc 6" w:semiHidden="1" w:uiPriority="39" w:unhideWhenUsed="1"/>
-    <w:lsdException w:name="toc 7" w:semiHidden="1" w:uiPriority="39" w:unhideWhenUsed="1"/>
-    <w:lsdException w:name="toc 8" w:semiHidden="1" w:uiPriority="39" w:unhideWhenUsed="1"/>
-    <w:lsdException w:name="toc 9" w:semiHidden="1" w:uiPriority="39" w:unhideWhenUsed="1"/>
+    <w:lsdException w:name="toc 1" w:uiPriority="39" w:semiHidden="1" w:unhideWhenUsed="1"/>
+    <w:lsdException w:name="toc 2" w:uiPriority="39" w:semiHidden="1" w:unhideWhenUsed="1"/>
+    <w:lsdException w:name="toc 3" w:uiPriority="39" w:semiHidden="1" w:unhideWhenUsed="1"/>
+    <w:lsdException w:name="toc 4" w:uiPriority="39" w:semiHidden="1" w:unhideWhenUsed="1"/>
+    <w:lsdException w:name="toc 5" w:uiPriority="39" w:semiHidden="1" w:unhideWhenUsed="1"/>
+    <w:lsdException w:name="toc 6" w:uiPriority="39" w:semiHidden="1" w:unhideWhenUsed="1"/>
+    <w:lsdException w:name="toc 7" w:uiPriority="39" w:semiHidden="1" w:unhideWhenUsed="1"/>
+    <w:lsdException w:name="toc 8" w:uiPriority="39" w:semiHidden="1" w:unhideWhenUsed="1"/>
+    <w:lsdException w:name="toc 9" w:uiPriority="39" w:semiHidden="1" w:unhideWhenUsed="1"/>
     <w:lsdException w:name="Normal Indent" w:semiHidden="1" w:unhideWhenUsed="1"/>
     <w:lsdException w:name="footnote text" w:semiHidden="1" w:unhideWhenUsed="1"/>
     <w:lsdException w:name="annotation text" w:semiHidden="1" w:unhideWhenUsed="1"/>
     <w:lsdException w:name="header" w:semiHidden="1" w:unhideWhenUsed="1"/>
     <w:lsdException w:name="footer" w:semiHidden="1" w:unhideWhenUsed="1"/>
     <w:lsdException w:name="index heading" w:semiHidden="1" w:unhideWhenUsed="1"/>
-    <w:lsdException w:name="caption" w:semiHidden="1" w:uiPriority="35" w:unhideWhenUsed="1" w:qFormat="1"/>
+    <w:lsdException w:name="caption" w:uiPriority="35" w:semiHidden="1" w:unhideWhenUsed="1" w:qFormat="1"/>
     <w:lsdException w:name="table of figures" w:semiHidden="1" w:unhideWhenUsed="1"/>
     <w:lsdException w:name="envelope address" w:semiHidden="1" w:unhideWhenUsed="1"/>
     <w:lsdException w:name="envelope return" w:semiHidden="1" w:unhideWhenUsed="1"/>
@@ -7996,7 +11199,7 @@
     <w:lsdException w:name="Title" w:uiPriority="10" w:qFormat="1"/>
     <w:lsdException w:name="Closing" w:semiHidden="1" w:unhideWhenUsed="1"/>
     <w:lsdException w:name="Signature" w:semiHidden="1" w:unhideWhenUsed="1"/>
-    <w:lsdException w:name="Default Paragraph Font" w:semiHidden="1" w:uiPriority="1" w:unhideWhenUsed="1"/>
+    <w:lsdException w:name="Default Paragraph Font" w:uiPriority="1" w:semiHidden="1" w:unhideWhenUsed="1"/>
     <w:lsdException w:name="Body Text" w:semiHidden="1" w:unhideWhenUsed="1"/>
     <w:lsdException w:name="Body Text Indent" w:semiHidden="1" w:unhideWhenUsed="1"/>
     <w:lsdException w:name="List Continue" w:semiHidden="1" w:unhideWhenUsed="1"/>
@@ -8196,8 +11399,8 @@
     <w:lsdException w:name="Subtle Reference" w:uiPriority="31" w:qFormat="1"/>
     <w:lsdException w:name="Intense Reference" w:uiPriority="32" w:qFormat="1"/>
     <w:lsdException w:name="Book Title" w:uiPriority="33" w:qFormat="1"/>
-    <w:lsdException w:name="Bibliography" w:semiHidden="1" w:uiPriority="37" w:unhideWhenUsed="1"/>
-    <w:lsdException w:name="TOC Heading" w:semiHidden="1" w:uiPriority="39" w:unhideWhenUsed="1" w:qFormat="1"/>
+    <w:lsdException w:name="Bibliography" w:uiPriority="37" w:semiHidden="1" w:unhideWhenUsed="1"/>
+    <w:lsdException w:name="TOC Heading" w:uiPriority="39" w:semiHidden="1" w:unhideWhenUsed="1" w:qFormat="1"/>
     <w:lsdException w:name="Plain Table 1" w:uiPriority="41"/>
     <w:lsdException w:name="Plain Table 2" w:uiPriority="42"/>
     <w:lsdException w:name="Plain Table 3" w:uiPriority="43"/>
@@ -8308,7 +11511,7 @@
     <w:lsdException w:name="Unresolved Mention" w:semiHidden="1" w:unhideWhenUsed="1"/>
     <w:lsdException w:name="Smart Link" w:semiHidden="1" w:unhideWhenUsed="1"/>
   </w:latentStyles>
-  <w:style w:type="paragraph" w:default="1" w:styleId="Normalny">
+  <w:style w:type="paragraph" w:styleId="Normalny" w:default="1">
     <w:name w:val="Normal"/>
     <w:qFormat/>
   </w:style>
@@ -8327,7 +11530,7 @@
       <w:outlineLvl w:val="0"/>
     </w:pPr>
     <w:rPr>
-      <w:rFonts w:asciiTheme="majorHAnsi" w:eastAsiaTheme="majorEastAsia" w:hAnsiTheme="majorHAnsi" w:cstheme="majorBidi"/>
+      <w:rFonts w:asciiTheme="majorHAnsi" w:hAnsiTheme="majorHAnsi" w:eastAsiaTheme="majorEastAsia" w:cstheme="majorBidi"/>
       <w:color w:val="0F4761" w:themeColor="accent1" w:themeShade="BF"/>
       <w:sz w:val="40"/>
       <w:szCs w:val="40"/>
@@ -8350,7 +11553,7 @@
       <w:outlineLvl w:val="1"/>
     </w:pPr>
     <w:rPr>
-      <w:rFonts w:asciiTheme="majorHAnsi" w:eastAsiaTheme="majorEastAsia" w:hAnsiTheme="majorHAnsi" w:cstheme="majorBidi"/>
+      <w:rFonts w:asciiTheme="majorHAnsi" w:hAnsiTheme="majorHAnsi" w:eastAsiaTheme="majorEastAsia" w:cstheme="majorBidi"/>
       <w:color w:val="0F4761" w:themeColor="accent1" w:themeShade="BF"/>
       <w:sz w:val="32"/>
       <w:szCs w:val="32"/>
@@ -8511,12 +11714,12 @@
       <w:color w:val="272727" w:themeColor="text1" w:themeTint="D8"/>
     </w:rPr>
   </w:style>
-  <w:style w:type="character" w:default="1" w:styleId="Domylnaczcionkaakapitu">
+  <w:style w:type="character" w:styleId="Domylnaczcionkaakapitu" w:default="1">
     <w:name w:val="Default Paragraph Font"/>
     <w:uiPriority w:val="1"/>
     <w:unhideWhenUsed/>
   </w:style>
-  <w:style w:type="table" w:default="1" w:styleId="Standardowy">
+  <w:style w:type="table" w:styleId="Standardowy" w:default="1">
     <w:name w:val="Normal Table"/>
     <w:uiPriority w:val="99"/>
     <w:semiHidden/>
@@ -8531,26 +11734,26 @@
       </w:tblCellMar>
     </w:tblPr>
   </w:style>
-  <w:style w:type="numbering" w:default="1" w:styleId="Bezlisty">
+  <w:style w:type="numbering" w:styleId="Bezlisty" w:default="1">
     <w:name w:val="No List"/>
     <w:uiPriority w:val="99"/>
     <w:semiHidden/>
     <w:unhideWhenUsed/>
   </w:style>
-  <w:style w:type="character" w:customStyle="1" w:styleId="Nagwek1Znak">
+  <w:style w:type="character" w:styleId="Nagwek1Znak" w:customStyle="1">
     <w:name w:val="Nagłówek 1 Znak"/>
     <w:basedOn w:val="Domylnaczcionkaakapitu"/>
     <w:link w:val="Nagwek1"/>
     <w:uiPriority w:val="9"/>
     <w:rsid w:val="00E82620"/>
     <w:rPr>
-      <w:rFonts w:asciiTheme="majorHAnsi" w:eastAsiaTheme="majorEastAsia" w:hAnsiTheme="majorHAnsi" w:cstheme="majorBidi"/>
+      <w:rFonts w:asciiTheme="majorHAnsi" w:hAnsiTheme="majorHAnsi" w:eastAsiaTheme="majorEastAsia" w:cstheme="majorBidi"/>
       <w:color w:val="0F4761" w:themeColor="accent1" w:themeShade="BF"/>
       <w:sz w:val="40"/>
       <w:szCs w:val="40"/>
     </w:rPr>
   </w:style>
-  <w:style w:type="character" w:customStyle="1" w:styleId="Nagwek2Znak">
+  <w:style w:type="character" w:styleId="Nagwek2Znak" w:customStyle="1">
     <w:name w:val="Nagłówek 2 Znak"/>
     <w:basedOn w:val="Domylnaczcionkaakapitu"/>
     <w:link w:val="Nagwek2"/>
@@ -8558,13 +11761,13 @@
     <w:semiHidden/>
     <w:rsid w:val="00E82620"/>
     <w:rPr>
-      <w:rFonts w:asciiTheme="majorHAnsi" w:eastAsiaTheme="majorEastAsia" w:hAnsiTheme="majorHAnsi" w:cstheme="majorBidi"/>
+      <w:rFonts w:asciiTheme="majorHAnsi" w:hAnsiTheme="majorHAnsi" w:eastAsiaTheme="majorEastAsia" w:cstheme="majorBidi"/>
       <w:color w:val="0F4761" w:themeColor="accent1" w:themeShade="BF"/>
       <w:sz w:val="32"/>
       <w:szCs w:val="32"/>
     </w:rPr>
   </w:style>
-  <w:style w:type="character" w:customStyle="1" w:styleId="Nagwek3Znak">
+  <w:style w:type="character" w:styleId="Nagwek3Znak" w:customStyle="1">
     <w:name w:val="Nagłówek 3 Znak"/>
     <w:basedOn w:val="Domylnaczcionkaakapitu"/>
     <w:link w:val="Nagwek3"/>
@@ -8578,7 +11781,7 @@
       <w:szCs w:val="28"/>
     </w:rPr>
   </w:style>
-  <w:style w:type="character" w:customStyle="1" w:styleId="Nagwek4Znak">
+  <w:style w:type="character" w:styleId="Nagwek4Znak" w:customStyle="1">
     <w:name w:val="Nagłówek 4 Znak"/>
     <w:basedOn w:val="Domylnaczcionkaakapitu"/>
     <w:link w:val="Nagwek4"/>
@@ -8592,7 +11795,7 @@
       <w:color w:val="0F4761" w:themeColor="accent1" w:themeShade="BF"/>
     </w:rPr>
   </w:style>
-  <w:style w:type="character" w:customStyle="1" w:styleId="Nagwek5Znak">
+  <w:style w:type="character" w:styleId="Nagwek5Znak" w:customStyle="1">
     <w:name w:val="Nagłówek 5 Znak"/>
     <w:basedOn w:val="Domylnaczcionkaakapitu"/>
     <w:link w:val="Nagwek5"/>
@@ -8604,7 +11807,7 @@
       <w:color w:val="0F4761" w:themeColor="accent1" w:themeShade="BF"/>
     </w:rPr>
   </w:style>
-  <w:style w:type="character" w:customStyle="1" w:styleId="Nagwek6Znak">
+  <w:style w:type="character" w:styleId="Nagwek6Znak" w:customStyle="1">
     <w:name w:val="Nagłówek 6 Znak"/>
     <w:basedOn w:val="Domylnaczcionkaakapitu"/>
     <w:link w:val="Nagwek6"/>
@@ -8618,7 +11821,7 @@
       <w:color w:val="595959" w:themeColor="text1" w:themeTint="A6"/>
     </w:rPr>
   </w:style>
-  <w:style w:type="character" w:customStyle="1" w:styleId="Nagwek7Znak">
+  <w:style w:type="character" w:styleId="Nagwek7Znak" w:customStyle="1">
     <w:name w:val="Nagłówek 7 Znak"/>
     <w:basedOn w:val="Domylnaczcionkaakapitu"/>
     <w:link w:val="Nagwek7"/>
@@ -8630,7 +11833,7 @@
       <w:color w:val="595959" w:themeColor="text1" w:themeTint="A6"/>
     </w:rPr>
   </w:style>
-  <w:style w:type="character" w:customStyle="1" w:styleId="Nagwek8Znak">
+  <w:style w:type="character" w:styleId="Nagwek8Znak" w:customStyle="1">
     <w:name w:val="Nagłówek 8 Znak"/>
     <w:basedOn w:val="Domylnaczcionkaakapitu"/>
     <w:link w:val="Nagwek8"/>
@@ -8644,7 +11847,7 @@
       <w:color w:val="272727" w:themeColor="text1" w:themeTint="D8"/>
     </w:rPr>
   </w:style>
-  <w:style w:type="character" w:customStyle="1" w:styleId="Nagwek9Znak">
+  <w:style w:type="character" w:styleId="Nagwek9Znak" w:customStyle="1">
     <w:name w:val="Nagłówek 9 Znak"/>
     <w:basedOn w:val="Domylnaczcionkaakapitu"/>
     <w:link w:val="Nagwek9"/>
@@ -8669,21 +11872,21 @@
       <w:contextualSpacing/>
     </w:pPr>
     <w:rPr>
-      <w:rFonts w:asciiTheme="majorHAnsi" w:eastAsiaTheme="majorEastAsia" w:hAnsiTheme="majorHAnsi" w:cstheme="majorBidi"/>
+      <w:rFonts w:asciiTheme="majorHAnsi" w:hAnsiTheme="majorHAnsi" w:eastAsiaTheme="majorEastAsia" w:cstheme="majorBidi"/>
       <w:spacing w:val="-10"/>
       <w:kern w:val="28"/>
       <w:sz w:val="56"/>
       <w:szCs w:val="56"/>
     </w:rPr>
   </w:style>
-  <w:style w:type="character" w:customStyle="1" w:styleId="TytuZnak">
+  <w:style w:type="character" w:styleId="TytuZnak" w:customStyle="1">
     <w:name w:val="Tytuł Znak"/>
     <w:basedOn w:val="Domylnaczcionkaakapitu"/>
     <w:link w:val="Tytu"/>
     <w:uiPriority w:val="10"/>
     <w:rsid w:val="00E82620"/>
     <w:rPr>
-      <w:rFonts w:asciiTheme="majorHAnsi" w:eastAsiaTheme="majorEastAsia" w:hAnsiTheme="majorHAnsi" w:cstheme="majorBidi"/>
+      <w:rFonts w:asciiTheme="majorHAnsi" w:hAnsiTheme="majorHAnsi" w:eastAsiaTheme="majorEastAsia" w:cstheme="majorBidi"/>
       <w:spacing w:val="-10"/>
       <w:kern w:val="28"/>
       <w:sz w:val="56"/>
@@ -8711,7 +11914,7 @@
       <w:szCs w:val="28"/>
     </w:rPr>
   </w:style>
-  <w:style w:type="character" w:customStyle="1" w:styleId="PodtytuZnak">
+  <w:style w:type="character" w:styleId="PodtytuZnak" w:customStyle="1">
     <w:name w:val="Podtytuł Znak"/>
     <w:basedOn w:val="Domylnaczcionkaakapitu"/>
     <w:link w:val="Podtytu"/>
@@ -8743,7 +11946,7 @@
       <w:color w:val="404040" w:themeColor="text1" w:themeTint="BF"/>
     </w:rPr>
   </w:style>
-  <w:style w:type="character" w:customStyle="1" w:styleId="CytatZnak">
+  <w:style w:type="character" w:styleId="CytatZnak" w:customStyle="1">
     <w:name w:val="Cytat Znak"/>
     <w:basedOn w:val="Domylnaczcionkaakapitu"/>
     <w:link w:val="Cytat"/>
@@ -8788,8 +11991,8 @@
     <w:rsid w:val="00E82620"/>
     <w:pPr>
       <w:pBdr>
-        <w:top w:val="single" w:sz="4" w:space="10" w:color="0F4761" w:themeColor="accent1" w:themeShade="BF"/>
-        <w:bottom w:val="single" w:sz="4" w:space="10" w:color="0F4761" w:themeColor="accent1" w:themeShade="BF"/>
+        <w:top w:val="single" w:color="0F4761" w:themeColor="accent1" w:themeShade="BF" w:sz="4" w:space="10"/>
+        <w:bottom w:val="single" w:color="0F4761" w:themeColor="accent1" w:themeShade="BF" w:sz="4" w:space="10"/>
       </w:pBdr>
       <w:spacing w:before="360" w:after="360"/>
       <w:ind w:left="864" w:right="864"/>
@@ -8801,7 +12004,7 @@
       <w:color w:val="0F4761" w:themeColor="accent1" w:themeShade="BF"/>
     </w:rPr>
   </w:style>
-  <w:style w:type="character" w:customStyle="1" w:styleId="CytatintensywnyZnak">
+  <w:style w:type="character" w:styleId="CytatintensywnyZnak" w:customStyle="1">
     <w:name w:val="Cytat intensywny Znak"/>
     <w:basedOn w:val="Domylnaczcionkaakapitu"/>
     <w:link w:val="Cytatintensywny"/>
@@ -8827,11 +12030,37 @@
       <w:spacing w:val="5"/>
     </w:rPr>
   </w:style>
+  <w:style xmlns:w="http://schemas.openxmlformats.org/wordprocessingml/2006/main" w:type="table" w:styleId="TableGrid">
+    <w:name xmlns:w="http://schemas.openxmlformats.org/wordprocessingml/2006/main" w:val="Table Grid"/>
+    <w:basedOn xmlns:w="http://schemas.openxmlformats.org/wordprocessingml/2006/main" w:val="Standardowy"/>
+    <w:uiPriority xmlns:w="http://schemas.openxmlformats.org/wordprocessingml/2006/main" w:val="59"/>
+    <w:rsid xmlns:w="http://schemas.openxmlformats.org/wordprocessingml/2006/main" w:val="00FB4123"/>
+    <w:pPr xmlns:w="http://schemas.openxmlformats.org/wordprocessingml/2006/main">
+      <w:spacing w:after="0" w:line="240" w:lineRule="auto"/>
+    </w:pPr>
+    <w:tblPr xmlns:w="http://schemas.openxmlformats.org/wordprocessingml/2006/main">
+      <w:tblInd w:w="0" w:type="dxa"/>
+      <w:tblBorders>
+        <w:top w:val="single" w:color="000000" w:themeColor="text1" w:sz="4" w:space="0"/>
+        <w:left w:val="single" w:color="000000" w:themeColor="text1" w:sz="4" w:space="0"/>
+        <w:bottom w:val="single" w:color="000000" w:themeColor="text1" w:sz="4" w:space="0"/>
+        <w:right w:val="single" w:color="000000" w:themeColor="text1" w:sz="4" w:space="0"/>
+        <w:insideH w:val="single" w:color="000000" w:themeColor="text1" w:sz="4" w:space="0"/>
+        <w:insideV w:val="single" w:color="000000" w:themeColor="text1" w:sz="4" w:space="0"/>
+      </w:tblBorders>
+      <w:tblCellMar>
+        <w:top w:w="0" w:type="dxa"/>
+        <w:left w:w="108" w:type="dxa"/>
+        <w:bottom w:w="0" w:type="dxa"/>
+        <w:right w:w="108" w:type="dxa"/>
+      </w:tblCellMar>
+    </w:tblPr>
+  </w:style>
 </w:styles>
 </file>
 
 <file path=word/theme/theme1.xml><?xml version="1.0" encoding="utf-8"?>
-<a:theme xmlns:a="http://schemas.openxmlformats.org/drawingml/2006/main" name="Motyw pakietu Office">
+<a:theme xmlns:a="http://schemas.openxmlformats.org/drawingml/2006/main" xmlns:thm15="http://schemas.microsoft.com/office/thememl/2012/main" name="Motyw pakietu Office">
   <a:themeElements>
     <a:clrScheme name="Pakiet Office">
       <a:dk1>
